--- a/Project Environment Documentation.docx
+++ b/Project Environment Documentation.docx
@@ -1,29 +1,32 @@
 
 <file path=word/document.xml><?xml version="1.0" encoding="utf-8"?>
-<w:document xmlns:wpc="http://schemas.microsoft.com/office/word/2010/wordprocessingCanvas" xmlns:mc="http://schemas.openxmlformats.org/markup-compatibility/2006" xmlns:o="urn:schemas-microsoft-com:office:office" xmlns:r="http://schemas.openxmlformats.org/officeDocument/2006/relationships" xmlns:m="http://schemas.openxmlformats.org/officeDocument/2006/math" xmlns:v="urn:schemas-microsoft-com:vml" xmlns:wp14="http://schemas.microsoft.com/office/word/2010/wordprocessingDrawing" xmlns:wp="http://schemas.openxmlformats.org/drawingml/2006/wordprocessingDrawing" xmlns:w10="urn:schemas-microsoft-com:office:word" xmlns:w="http://schemas.openxmlformats.org/wordprocessingml/2006/main" xmlns:w14="http://schemas.microsoft.com/office/word/2010/wordml" xmlns:wpg="http://schemas.microsoft.com/office/word/2010/wordprocessingGroup" xmlns:wpi="http://schemas.microsoft.com/office/word/2010/wordprocessingInk" xmlns:wne="http://schemas.microsoft.com/office/word/2006/wordml" xmlns:wps="http://schemas.microsoft.com/office/word/2010/wordprocessingShape" mc:Ignorable="w14 wp14">
+<w:document xmlns:wpc="http://schemas.microsoft.com/office/word/2010/wordprocessingCanvas" xmlns:cx="http://schemas.microsoft.com/office/drawing/2014/chartex" xmlns:cx1="http://schemas.microsoft.com/office/drawing/2015/9/8/chartex" xmlns:cx2="http://schemas.microsoft.com/office/drawing/2015/10/21/chartex" xmlns:cx3="http://schemas.microsoft.com/office/drawing/2016/5/9/chartex" xmlns:cx4="http://schemas.microsoft.com/office/drawing/2016/5/10/chartex" xmlns:cx5="http://schemas.microsoft.com/office/drawing/2016/5/11/chartex" xmlns:cx6="http://schemas.microsoft.com/office/drawing/2016/5/12/chartex" xmlns:cx7="http://schemas.microsoft.com/office/drawing/2016/5/13/chartex" xmlns:cx8="http://schemas.microsoft.com/office/drawing/2016/5/14/chartex" xmlns:mc="http://schemas.openxmlformats.org/markup-compatibility/2006" xmlns:aink="http://schemas.microsoft.com/office/drawing/2016/ink" xmlns:am3d="http://schemas.microsoft.com/office/drawing/2017/model3d" xmlns:o="urn:schemas-microsoft-com:office:office" xmlns:oel="http://schemas.microsoft.com/office/2019/extlst" xmlns:r="http://schemas.openxmlformats.org/officeDocument/2006/relationships" xmlns:m="http://schemas.openxmlformats.org/officeDocument/2006/math" xmlns:v="urn:schemas-microsoft-com:vml" xmlns:wp14="http://schemas.microsoft.com/office/word/2010/wordprocessingDrawing" xmlns:wp="http://schemas.openxmlformats.org/drawingml/2006/wordprocessingDrawing" xmlns:w10="urn:schemas-microsoft-com:office:word" xmlns:w="http://schemas.openxmlformats.org/wordprocessingml/2006/main" xmlns:w14="http://schemas.microsoft.com/office/word/2010/wordml" xmlns:w15="http://schemas.microsoft.com/office/word/2012/wordml" xmlns:w16cex="http://schemas.microsoft.com/office/word/2018/wordml/cex" xmlns:w16cid="http://schemas.microsoft.com/office/word/2016/wordml/cid" xmlns:w16="http://schemas.microsoft.com/office/word/2018/wordml" xmlns:w16sdtdh="http://schemas.microsoft.com/office/word/2020/wordml/sdtdatahash" xmlns:w16se="http://schemas.microsoft.com/office/word/2015/wordml/symex" xmlns:wpg="http://schemas.microsoft.com/office/word/2010/wordprocessingGroup" xmlns:wpi="http://schemas.microsoft.com/office/word/2010/wordprocessingInk" xmlns:wne="http://schemas.microsoft.com/office/word/2006/wordml" xmlns:wps="http://schemas.microsoft.com/office/word/2010/wordprocessingShape" mc:Ignorable="w14 w15 w16se w16cid w16 w16cex w16sdtdh wp14">
   <w:body>
     <w:p>
       <w:pPr>
         <w:spacing w:before="100" w:beforeAutospacing="1" w:after="100" w:afterAutospacing="1" w:line="240" w:lineRule="auto"/>
+        <w:jc w:val="center"/>
         <w:outlineLvl w:val="0"/>
         <w:rPr>
-          <w:rFonts w:ascii="Times New Roman" w:eastAsia="Times New Roman" w:hAnsi="Times New Roman" w:cs="Times New Roman"/>
-          <w:b/>
-          <w:bCs/>
+          <w:rFonts w:ascii="Aptos Display" w:eastAsia="Times New Roman" w:hAnsi="Aptos Display" w:cs="Times New Roman"/>
+          <w:b/>
+          <w:bCs/>
+          <w:color w:val="1F497D" w:themeColor="text2"/>
           <w:kern w:val="36"/>
-          <w:sz w:val="48"/>
-          <w:szCs w:val="48"/>
-          <w:lang w:eastAsia="en-IN"/>
-        </w:rPr>
-      </w:pPr>
-      <w:r>
-        <w:rPr>
-          <w:rFonts w:ascii="Times New Roman" w:eastAsia="Times New Roman" w:hAnsi="Times New Roman" w:cs="Times New Roman"/>
-          <w:b/>
-          <w:bCs/>
+          <w:sz w:val="24"/>
+          <w:szCs w:val="24"/>
+          <w:lang w:eastAsia="en-IN"/>
+        </w:rPr>
+      </w:pPr>
+      <w:r>
+        <w:rPr>
+          <w:rFonts w:ascii="Aptos Display" w:eastAsia="Times New Roman" w:hAnsi="Aptos Display" w:cs="Times New Roman"/>
+          <w:b/>
+          <w:bCs/>
+          <w:color w:val="1F497D" w:themeColor="text2"/>
           <w:kern w:val="36"/>
-          <w:sz w:val="48"/>
-          <w:szCs w:val="48"/>
+          <w:sz w:val="24"/>
+          <w:szCs w:val="24"/>
           <w:lang w:eastAsia="en-IN"/>
         </w:rPr>
         <w:t>Project Environment Documentation</w:t>
@@ -34,21 +37,23 @@
         <w:spacing w:before="100" w:beforeAutospacing="1" w:after="100" w:afterAutospacing="1" w:line="240" w:lineRule="auto"/>
         <w:outlineLvl w:val="1"/>
         <w:rPr>
-          <w:rFonts w:ascii="Times New Roman" w:eastAsia="Times New Roman" w:hAnsi="Times New Roman" w:cs="Times New Roman"/>
-          <w:b/>
-          <w:bCs/>
-          <w:sz w:val="36"/>
-          <w:szCs w:val="36"/>
-          <w:lang w:eastAsia="en-IN"/>
-        </w:rPr>
-      </w:pPr>
-      <w:r>
-        <w:rPr>
-          <w:rFonts w:ascii="Times New Roman" w:eastAsia="Times New Roman" w:hAnsi="Times New Roman" w:cs="Times New Roman"/>
-          <w:b/>
-          <w:bCs/>
-          <w:sz w:val="36"/>
-          <w:szCs w:val="36"/>
+          <w:rFonts w:ascii="Aptos Display" w:eastAsia="Times New Roman" w:hAnsi="Aptos Display" w:cs="Times New Roman"/>
+          <w:b/>
+          <w:bCs/>
+          <w:color w:val="1F497D" w:themeColor="text2"/>
+          <w:sz w:val="24"/>
+          <w:szCs w:val="24"/>
+          <w:lang w:eastAsia="en-IN"/>
+        </w:rPr>
+      </w:pPr>
+      <w:r>
+        <w:rPr>
+          <w:rFonts w:ascii="Aptos Display" w:eastAsia="Times New Roman" w:hAnsi="Aptos Display" w:cs="Times New Roman"/>
+          <w:b/>
+          <w:bCs/>
+          <w:color w:val="1F497D" w:themeColor="text2"/>
+          <w:sz w:val="24"/>
+          <w:szCs w:val="24"/>
           <w:lang w:eastAsia="en-IN"/>
         </w:rPr>
         <w:t>Tech Stack</w:t>
@@ -59,21 +64,17 @@
         <w:spacing w:before="100" w:beforeAutospacing="1" w:after="100" w:afterAutospacing="1" w:line="240" w:lineRule="auto"/>
         <w:outlineLvl w:val="2"/>
         <w:rPr>
-          <w:rFonts w:ascii="Times New Roman" w:eastAsia="Times New Roman" w:hAnsi="Times New Roman" w:cs="Times New Roman"/>
-          <w:b/>
-          <w:bCs/>
-          <w:sz w:val="27"/>
-          <w:szCs w:val="27"/>
-          <w:lang w:eastAsia="en-IN"/>
-        </w:rPr>
-      </w:pPr>
-      <w:r>
-        <w:rPr>
-          <w:rFonts w:ascii="Times New Roman" w:eastAsia="Times New Roman" w:hAnsi="Times New Roman" w:cs="Times New Roman"/>
-          <w:b/>
-          <w:bCs/>
-          <w:sz w:val="27"/>
-          <w:szCs w:val="27"/>
+          <w:rFonts w:ascii="Aptos Display" w:eastAsia="Times New Roman" w:hAnsi="Aptos Display" w:cs="Times New Roman"/>
+          <w:b/>
+          <w:bCs/>
+          <w:lang w:eastAsia="en-IN"/>
+        </w:rPr>
+      </w:pPr>
+      <w:r>
+        <w:rPr>
+          <w:rFonts w:ascii="Aptos Display" w:eastAsia="Times New Roman" w:hAnsi="Aptos Display" w:cs="Times New Roman"/>
+          <w:b/>
+          <w:bCs/>
           <w:lang w:eastAsia="en-IN"/>
         </w:rPr>
         <w:t>Frontend</w:t>
@@ -87,28 +88,22 @@
         </w:numPr>
         <w:spacing w:before="100" w:beforeAutospacing="1" w:after="100" w:afterAutospacing="1" w:line="240" w:lineRule="auto"/>
         <w:rPr>
-          <w:rFonts w:ascii="Times New Roman" w:eastAsia="Times New Roman" w:hAnsi="Times New Roman" w:cs="Times New Roman"/>
-          <w:sz w:val="24"/>
-          <w:szCs w:val="24"/>
-          <w:lang w:eastAsia="en-IN"/>
-        </w:rPr>
-      </w:pPr>
-      <w:r>
-        <w:rPr>
-          <w:rFonts w:ascii="Times New Roman" w:eastAsia="Times New Roman" w:hAnsi="Times New Roman" w:cs="Times New Roman"/>
-          <w:b/>
-          <w:bCs/>
-          <w:sz w:val="24"/>
-          <w:szCs w:val="24"/>
+          <w:rFonts w:ascii="Aptos Display" w:eastAsia="Times New Roman" w:hAnsi="Aptos Display" w:cs="Times New Roman"/>
+          <w:lang w:eastAsia="en-IN"/>
+        </w:rPr>
+      </w:pPr>
+      <w:r>
+        <w:rPr>
+          <w:rFonts w:ascii="Aptos Display" w:eastAsia="Times New Roman" w:hAnsi="Aptos Display" w:cs="Times New Roman"/>
+          <w:b/>
+          <w:bCs/>
           <w:lang w:eastAsia="en-IN"/>
         </w:rPr>
         <w:t>Library:</w:t>
       </w:r>
       <w:r>
         <w:rPr>
-          <w:rFonts w:ascii="Times New Roman" w:eastAsia="Times New Roman" w:hAnsi="Times New Roman" w:cs="Times New Roman"/>
-          <w:sz w:val="24"/>
-          <w:szCs w:val="24"/>
+          <w:rFonts w:ascii="Aptos Display" w:eastAsia="Times New Roman" w:hAnsi="Aptos Display" w:cs="Times New Roman"/>
           <w:lang w:eastAsia="en-IN"/>
         </w:rPr>
         <w:t xml:space="preserve"> React (v19.1.0) </w:t>
@@ -122,28 +117,22 @@
         </w:numPr>
         <w:spacing w:before="100" w:beforeAutospacing="1" w:after="100" w:afterAutospacing="1" w:line="240" w:lineRule="auto"/>
         <w:rPr>
-          <w:rFonts w:ascii="Times New Roman" w:eastAsia="Times New Roman" w:hAnsi="Times New Roman" w:cs="Times New Roman"/>
-          <w:sz w:val="24"/>
-          <w:szCs w:val="24"/>
-          <w:lang w:eastAsia="en-IN"/>
-        </w:rPr>
-      </w:pPr>
-      <w:r>
-        <w:rPr>
-          <w:rFonts w:ascii="Times New Roman" w:eastAsia="Times New Roman" w:hAnsi="Times New Roman" w:cs="Times New Roman"/>
-          <w:b/>
-          <w:bCs/>
-          <w:sz w:val="24"/>
-          <w:szCs w:val="24"/>
+          <w:rFonts w:ascii="Aptos Display" w:eastAsia="Times New Roman" w:hAnsi="Aptos Display" w:cs="Times New Roman"/>
+          <w:lang w:eastAsia="en-IN"/>
+        </w:rPr>
+      </w:pPr>
+      <w:r>
+        <w:rPr>
+          <w:rFonts w:ascii="Aptos Display" w:eastAsia="Times New Roman" w:hAnsi="Aptos Display" w:cs="Times New Roman"/>
+          <w:b/>
+          <w:bCs/>
           <w:lang w:eastAsia="en-IN"/>
         </w:rPr>
         <w:t>Build Tool:</w:t>
       </w:r>
       <w:r>
         <w:rPr>
-          <w:rFonts w:ascii="Times New Roman" w:eastAsia="Times New Roman" w:hAnsi="Times New Roman" w:cs="Times New Roman"/>
-          <w:sz w:val="24"/>
-          <w:szCs w:val="24"/>
+          <w:rFonts w:ascii="Aptos Display" w:eastAsia="Times New Roman" w:hAnsi="Aptos Display" w:cs="Times New Roman"/>
           <w:lang w:eastAsia="en-IN"/>
         </w:rPr>
         <w:t xml:space="preserve"> </w:t>
@@ -151,9 +140,7 @@
       <w:proofErr w:type="spellStart"/>
       <w:r>
         <w:rPr>
-          <w:rFonts w:ascii="Times New Roman" w:eastAsia="Times New Roman" w:hAnsi="Times New Roman" w:cs="Times New Roman"/>
-          <w:sz w:val="24"/>
-          <w:szCs w:val="24"/>
+          <w:rFonts w:ascii="Aptos Display" w:eastAsia="Times New Roman" w:hAnsi="Aptos Display" w:cs="Times New Roman"/>
           <w:lang w:eastAsia="en-IN"/>
         </w:rPr>
         <w:t>Vite</w:t>
@@ -161,9 +148,7 @@
       <w:proofErr w:type="spellEnd"/>
       <w:r>
         <w:rPr>
-          <w:rFonts w:ascii="Times New Roman" w:eastAsia="Times New Roman" w:hAnsi="Times New Roman" w:cs="Times New Roman"/>
-          <w:sz w:val="24"/>
-          <w:szCs w:val="24"/>
+          <w:rFonts w:ascii="Aptos Display" w:eastAsia="Times New Roman" w:hAnsi="Aptos Display" w:cs="Times New Roman"/>
           <w:lang w:eastAsia="en-IN"/>
         </w:rPr>
         <w:t xml:space="preserve"> </w:t>
@@ -177,28 +162,22 @@
         </w:numPr>
         <w:spacing w:before="100" w:beforeAutospacing="1" w:after="100" w:afterAutospacing="1" w:line="240" w:lineRule="auto"/>
         <w:rPr>
-          <w:rFonts w:ascii="Times New Roman" w:eastAsia="Times New Roman" w:hAnsi="Times New Roman" w:cs="Times New Roman"/>
-          <w:sz w:val="24"/>
-          <w:szCs w:val="24"/>
-          <w:lang w:eastAsia="en-IN"/>
-        </w:rPr>
-      </w:pPr>
-      <w:r>
-        <w:rPr>
-          <w:rFonts w:ascii="Times New Roman" w:eastAsia="Times New Roman" w:hAnsi="Times New Roman" w:cs="Times New Roman"/>
-          <w:b/>
-          <w:bCs/>
-          <w:sz w:val="24"/>
-          <w:szCs w:val="24"/>
+          <w:rFonts w:ascii="Aptos Display" w:eastAsia="Times New Roman" w:hAnsi="Aptos Display" w:cs="Times New Roman"/>
+          <w:lang w:eastAsia="en-IN"/>
+        </w:rPr>
+      </w:pPr>
+      <w:r>
+        <w:rPr>
+          <w:rFonts w:ascii="Aptos Display" w:eastAsia="Times New Roman" w:hAnsi="Aptos Display" w:cs="Times New Roman"/>
+          <w:b/>
+          <w:bCs/>
           <w:lang w:eastAsia="en-IN"/>
         </w:rPr>
         <w:t>Styling:</w:t>
       </w:r>
       <w:r>
         <w:rPr>
-          <w:rFonts w:ascii="Times New Roman" w:eastAsia="Times New Roman" w:hAnsi="Times New Roman" w:cs="Times New Roman"/>
-          <w:sz w:val="24"/>
-          <w:szCs w:val="24"/>
+          <w:rFonts w:ascii="Aptos Display" w:eastAsia="Times New Roman" w:hAnsi="Aptos Display" w:cs="Times New Roman"/>
           <w:lang w:eastAsia="en-IN"/>
         </w:rPr>
         <w:t xml:space="preserve"> Tailwind CSS </w:t>
@@ -212,28 +191,22 @@
         </w:numPr>
         <w:spacing w:before="100" w:beforeAutospacing="1" w:after="100" w:afterAutospacing="1" w:line="240" w:lineRule="auto"/>
         <w:rPr>
-          <w:rFonts w:ascii="Times New Roman" w:eastAsia="Times New Roman" w:hAnsi="Times New Roman" w:cs="Times New Roman"/>
-          <w:sz w:val="24"/>
-          <w:szCs w:val="24"/>
-          <w:lang w:eastAsia="en-IN"/>
-        </w:rPr>
-      </w:pPr>
-      <w:r>
-        <w:rPr>
-          <w:rFonts w:ascii="Times New Roman" w:eastAsia="Times New Roman" w:hAnsi="Times New Roman" w:cs="Times New Roman"/>
-          <w:b/>
-          <w:bCs/>
-          <w:sz w:val="24"/>
-          <w:szCs w:val="24"/>
+          <w:rFonts w:ascii="Aptos Display" w:eastAsia="Times New Roman" w:hAnsi="Aptos Display" w:cs="Times New Roman"/>
+          <w:lang w:eastAsia="en-IN"/>
+        </w:rPr>
+      </w:pPr>
+      <w:r>
+        <w:rPr>
+          <w:rFonts w:ascii="Aptos Display" w:eastAsia="Times New Roman" w:hAnsi="Aptos Display" w:cs="Times New Roman"/>
+          <w:b/>
+          <w:bCs/>
           <w:lang w:eastAsia="en-IN"/>
         </w:rPr>
         <w:t>Routing:</w:t>
       </w:r>
       <w:r>
         <w:rPr>
-          <w:rFonts w:ascii="Times New Roman" w:eastAsia="Times New Roman" w:hAnsi="Times New Roman" w:cs="Times New Roman"/>
-          <w:sz w:val="24"/>
-          <w:szCs w:val="24"/>
+          <w:rFonts w:ascii="Aptos Display" w:eastAsia="Times New Roman" w:hAnsi="Aptos Display" w:cs="Times New Roman"/>
           <w:lang w:eastAsia="en-IN"/>
         </w:rPr>
         <w:t xml:space="preserve"> React Router DOM </w:t>
@@ -247,28 +220,22 @@
         </w:numPr>
         <w:spacing w:before="100" w:beforeAutospacing="1" w:after="100" w:afterAutospacing="1" w:line="240" w:lineRule="auto"/>
         <w:rPr>
-          <w:rFonts w:ascii="Times New Roman" w:eastAsia="Times New Roman" w:hAnsi="Times New Roman" w:cs="Times New Roman"/>
-          <w:sz w:val="24"/>
-          <w:szCs w:val="24"/>
-          <w:lang w:eastAsia="en-IN"/>
-        </w:rPr>
-      </w:pPr>
-      <w:r>
-        <w:rPr>
-          <w:rFonts w:ascii="Times New Roman" w:eastAsia="Times New Roman" w:hAnsi="Times New Roman" w:cs="Times New Roman"/>
-          <w:b/>
-          <w:bCs/>
-          <w:sz w:val="24"/>
-          <w:szCs w:val="24"/>
+          <w:rFonts w:ascii="Aptos Display" w:eastAsia="Times New Roman" w:hAnsi="Aptos Display" w:cs="Times New Roman"/>
+          <w:lang w:eastAsia="en-IN"/>
+        </w:rPr>
+      </w:pPr>
+      <w:r>
+        <w:rPr>
+          <w:rFonts w:ascii="Aptos Display" w:eastAsia="Times New Roman" w:hAnsi="Aptos Display" w:cs="Times New Roman"/>
+          <w:b/>
+          <w:bCs/>
           <w:lang w:eastAsia="en-IN"/>
         </w:rPr>
         <w:t>API Calls:</w:t>
       </w:r>
       <w:r>
         <w:rPr>
-          <w:rFonts w:ascii="Times New Roman" w:eastAsia="Times New Roman" w:hAnsi="Times New Roman" w:cs="Times New Roman"/>
-          <w:sz w:val="24"/>
-          <w:szCs w:val="24"/>
+          <w:rFonts w:ascii="Aptos Display" w:eastAsia="Times New Roman" w:hAnsi="Aptos Display" w:cs="Times New Roman"/>
           <w:lang w:eastAsia="en-IN"/>
         </w:rPr>
         <w:t xml:space="preserve"> </w:t>
@@ -276,9 +243,7 @@
       <w:proofErr w:type="spellStart"/>
       <w:r>
         <w:rPr>
-          <w:rFonts w:ascii="Times New Roman" w:eastAsia="Times New Roman" w:hAnsi="Times New Roman" w:cs="Times New Roman"/>
-          <w:sz w:val="24"/>
-          <w:szCs w:val="24"/>
+          <w:rFonts w:ascii="Aptos Display" w:eastAsia="Times New Roman" w:hAnsi="Aptos Display" w:cs="Times New Roman"/>
           <w:lang w:eastAsia="en-IN"/>
         </w:rPr>
         <w:t>Axios</w:t>
@@ -286,9 +251,7 @@
       <w:proofErr w:type="spellEnd"/>
       <w:r>
         <w:rPr>
-          <w:rFonts w:ascii="Times New Roman" w:eastAsia="Times New Roman" w:hAnsi="Times New Roman" w:cs="Times New Roman"/>
-          <w:sz w:val="24"/>
-          <w:szCs w:val="24"/>
+          <w:rFonts w:ascii="Aptos Display" w:eastAsia="Times New Roman" w:hAnsi="Aptos Display" w:cs="Times New Roman"/>
           <w:lang w:eastAsia="en-IN"/>
         </w:rPr>
         <w:t xml:space="preserve"> </w:t>
@@ -302,28 +265,22 @@
         </w:numPr>
         <w:spacing w:before="100" w:beforeAutospacing="1" w:after="100" w:afterAutospacing="1" w:line="240" w:lineRule="auto"/>
         <w:rPr>
-          <w:rFonts w:ascii="Times New Roman" w:eastAsia="Times New Roman" w:hAnsi="Times New Roman" w:cs="Times New Roman"/>
-          <w:sz w:val="24"/>
-          <w:szCs w:val="24"/>
-          <w:lang w:eastAsia="en-IN"/>
-        </w:rPr>
-      </w:pPr>
-      <w:r>
-        <w:rPr>
-          <w:rFonts w:ascii="Times New Roman" w:eastAsia="Times New Roman" w:hAnsi="Times New Roman" w:cs="Times New Roman"/>
-          <w:b/>
-          <w:bCs/>
-          <w:sz w:val="24"/>
-          <w:szCs w:val="24"/>
+          <w:rFonts w:ascii="Aptos Display" w:eastAsia="Times New Roman" w:hAnsi="Aptos Display" w:cs="Times New Roman"/>
+          <w:lang w:eastAsia="en-IN"/>
+        </w:rPr>
+      </w:pPr>
+      <w:r>
+        <w:rPr>
+          <w:rFonts w:ascii="Aptos Display" w:eastAsia="Times New Roman" w:hAnsi="Aptos Display" w:cs="Times New Roman"/>
+          <w:b/>
+          <w:bCs/>
           <w:lang w:eastAsia="en-IN"/>
         </w:rPr>
         <w:t>Charts:</w:t>
       </w:r>
       <w:r>
         <w:rPr>
-          <w:rFonts w:ascii="Times New Roman" w:eastAsia="Times New Roman" w:hAnsi="Times New Roman" w:cs="Times New Roman"/>
-          <w:sz w:val="24"/>
-          <w:szCs w:val="24"/>
+          <w:rFonts w:ascii="Aptos Display" w:eastAsia="Times New Roman" w:hAnsi="Aptos Display" w:cs="Times New Roman"/>
           <w:lang w:eastAsia="en-IN"/>
         </w:rPr>
         <w:t xml:space="preserve"> Chart.js + React-ChartJS-2 </w:t>
@@ -337,28 +294,22 @@
         </w:numPr>
         <w:spacing w:before="100" w:beforeAutospacing="1" w:after="100" w:afterAutospacing="1" w:line="240" w:lineRule="auto"/>
         <w:rPr>
-          <w:rFonts w:ascii="Times New Roman" w:eastAsia="Times New Roman" w:hAnsi="Times New Roman" w:cs="Times New Roman"/>
-          <w:sz w:val="24"/>
-          <w:szCs w:val="24"/>
-          <w:lang w:eastAsia="en-IN"/>
-        </w:rPr>
-      </w:pPr>
-      <w:r>
-        <w:rPr>
-          <w:rFonts w:ascii="Times New Roman" w:eastAsia="Times New Roman" w:hAnsi="Times New Roman" w:cs="Times New Roman"/>
-          <w:b/>
-          <w:bCs/>
-          <w:sz w:val="24"/>
-          <w:szCs w:val="24"/>
+          <w:rFonts w:ascii="Aptos Display" w:eastAsia="Times New Roman" w:hAnsi="Aptos Display" w:cs="Times New Roman"/>
+          <w:lang w:eastAsia="en-IN"/>
+        </w:rPr>
+      </w:pPr>
+      <w:r>
+        <w:rPr>
+          <w:rFonts w:ascii="Aptos Display" w:eastAsia="Times New Roman" w:hAnsi="Aptos Display" w:cs="Times New Roman"/>
+          <w:b/>
+          <w:bCs/>
           <w:lang w:eastAsia="en-IN"/>
         </w:rPr>
         <w:t>PDF Generation:</w:t>
       </w:r>
       <w:r>
         <w:rPr>
-          <w:rFonts w:ascii="Times New Roman" w:eastAsia="Times New Roman" w:hAnsi="Times New Roman" w:cs="Times New Roman"/>
-          <w:sz w:val="24"/>
-          <w:szCs w:val="24"/>
+          <w:rFonts w:ascii="Aptos Display" w:eastAsia="Times New Roman" w:hAnsi="Aptos Display" w:cs="Times New Roman"/>
           <w:lang w:eastAsia="en-IN"/>
         </w:rPr>
         <w:t xml:space="preserve"> </w:t>
@@ -366,9 +317,7 @@
       <w:proofErr w:type="spellStart"/>
       <w:r>
         <w:rPr>
-          <w:rFonts w:ascii="Times New Roman" w:eastAsia="Times New Roman" w:hAnsi="Times New Roman" w:cs="Times New Roman"/>
-          <w:sz w:val="24"/>
-          <w:szCs w:val="24"/>
+          <w:rFonts w:ascii="Aptos Display" w:eastAsia="Times New Roman" w:hAnsi="Aptos Display" w:cs="Times New Roman"/>
           <w:lang w:eastAsia="en-IN"/>
         </w:rPr>
         <w:t>jsPDF</w:t>
@@ -376,9 +325,7 @@
       <w:proofErr w:type="spellEnd"/>
       <w:r>
         <w:rPr>
-          <w:rFonts w:ascii="Times New Roman" w:eastAsia="Times New Roman" w:hAnsi="Times New Roman" w:cs="Times New Roman"/>
-          <w:sz w:val="24"/>
-          <w:szCs w:val="24"/>
+          <w:rFonts w:ascii="Aptos Display" w:eastAsia="Times New Roman" w:hAnsi="Aptos Display" w:cs="Times New Roman"/>
           <w:lang w:eastAsia="en-IN"/>
         </w:rPr>
         <w:t xml:space="preserve"> + </w:t>
@@ -386,9 +333,7 @@
       <w:proofErr w:type="spellStart"/>
       <w:r>
         <w:rPr>
-          <w:rFonts w:ascii="Times New Roman" w:eastAsia="Times New Roman" w:hAnsi="Times New Roman" w:cs="Times New Roman"/>
-          <w:sz w:val="24"/>
-          <w:szCs w:val="24"/>
+          <w:rFonts w:ascii="Aptos Display" w:eastAsia="Times New Roman" w:hAnsi="Aptos Display" w:cs="Times New Roman"/>
           <w:lang w:eastAsia="en-IN"/>
         </w:rPr>
         <w:t>AutoTable</w:t>
@@ -396,45 +341,28 @@
       <w:proofErr w:type="spellEnd"/>
       <w:r>
         <w:rPr>
-          <w:rFonts w:ascii="Times New Roman" w:eastAsia="Times New Roman" w:hAnsi="Times New Roman" w:cs="Times New Roman"/>
-          <w:sz w:val="24"/>
-          <w:szCs w:val="24"/>
+          <w:rFonts w:ascii="Aptos Display" w:eastAsia="Times New Roman" w:hAnsi="Aptos Display" w:cs="Times New Roman"/>
           <w:lang w:eastAsia="en-IN"/>
         </w:rPr>
         <w:t xml:space="preserve"> </w:t>
       </w:r>
-    </w:p>
-    <w:p>
-      <w:pPr>
-        <w:spacing w:after="0" w:line="240" w:lineRule="auto"/>
-        <w:rPr>
-          <w:rFonts w:ascii="Times New Roman" w:eastAsia="Times New Roman" w:hAnsi="Times New Roman" w:cs="Times New Roman"/>
-          <w:sz w:val="24"/>
-          <w:szCs w:val="24"/>
-          <w:lang w:eastAsia="en-IN"/>
-        </w:rPr>
-      </w:pPr>
     </w:p>
     <w:p>
       <w:pPr>
         <w:spacing w:before="100" w:beforeAutospacing="1" w:after="100" w:afterAutospacing="1" w:line="240" w:lineRule="auto"/>
         <w:outlineLvl w:val="2"/>
         <w:rPr>
-          <w:rFonts w:ascii="Times New Roman" w:eastAsia="Times New Roman" w:hAnsi="Times New Roman" w:cs="Times New Roman"/>
-          <w:b/>
-          <w:bCs/>
-          <w:sz w:val="27"/>
-          <w:szCs w:val="27"/>
-          <w:lang w:eastAsia="en-IN"/>
-        </w:rPr>
-      </w:pPr>
-      <w:r>
-        <w:rPr>
-          <w:rFonts w:ascii="Times New Roman" w:eastAsia="Times New Roman" w:hAnsi="Times New Roman" w:cs="Times New Roman"/>
-          <w:b/>
-          <w:bCs/>
-          <w:sz w:val="27"/>
-          <w:szCs w:val="27"/>
+          <w:rFonts w:ascii="Aptos Display" w:eastAsia="Times New Roman" w:hAnsi="Aptos Display" w:cs="Times New Roman"/>
+          <w:b/>
+          <w:bCs/>
+          <w:lang w:eastAsia="en-IN"/>
+        </w:rPr>
+      </w:pPr>
+      <w:r>
+        <w:rPr>
+          <w:rFonts w:ascii="Aptos Display" w:eastAsia="Times New Roman" w:hAnsi="Aptos Display" w:cs="Times New Roman"/>
+          <w:b/>
+          <w:bCs/>
           <w:lang w:eastAsia="en-IN"/>
         </w:rPr>
         <w:t>Backend</w:t>
@@ -448,28 +376,22 @@
         </w:numPr>
         <w:spacing w:before="100" w:beforeAutospacing="1" w:after="100" w:afterAutospacing="1" w:line="240" w:lineRule="auto"/>
         <w:rPr>
-          <w:rFonts w:ascii="Times New Roman" w:eastAsia="Times New Roman" w:hAnsi="Times New Roman" w:cs="Times New Roman"/>
-          <w:sz w:val="24"/>
-          <w:szCs w:val="24"/>
-          <w:lang w:eastAsia="en-IN"/>
-        </w:rPr>
-      </w:pPr>
-      <w:r>
-        <w:rPr>
-          <w:rFonts w:ascii="Times New Roman" w:eastAsia="Times New Roman" w:hAnsi="Times New Roman" w:cs="Times New Roman"/>
-          <w:b/>
-          <w:bCs/>
-          <w:sz w:val="24"/>
-          <w:szCs w:val="24"/>
+          <w:rFonts w:ascii="Aptos Display" w:eastAsia="Times New Roman" w:hAnsi="Aptos Display" w:cs="Times New Roman"/>
+          <w:lang w:eastAsia="en-IN"/>
+        </w:rPr>
+      </w:pPr>
+      <w:r>
+        <w:rPr>
+          <w:rFonts w:ascii="Aptos Display" w:eastAsia="Times New Roman" w:hAnsi="Aptos Display" w:cs="Times New Roman"/>
+          <w:b/>
+          <w:bCs/>
           <w:lang w:eastAsia="en-IN"/>
         </w:rPr>
         <w:t>Framework:</w:t>
       </w:r>
       <w:r>
         <w:rPr>
-          <w:rFonts w:ascii="Times New Roman" w:eastAsia="Times New Roman" w:hAnsi="Times New Roman" w:cs="Times New Roman"/>
-          <w:sz w:val="24"/>
-          <w:szCs w:val="24"/>
+          <w:rFonts w:ascii="Aptos Display" w:eastAsia="Times New Roman" w:hAnsi="Aptos Display" w:cs="Times New Roman"/>
           <w:lang w:eastAsia="en-IN"/>
         </w:rPr>
         <w:t xml:space="preserve"> Spring Boot (v4.0.3) </w:t>
@@ -483,28 +405,22 @@
         </w:numPr>
         <w:spacing w:before="100" w:beforeAutospacing="1" w:after="100" w:afterAutospacing="1" w:line="240" w:lineRule="auto"/>
         <w:rPr>
-          <w:rFonts w:ascii="Times New Roman" w:eastAsia="Times New Roman" w:hAnsi="Times New Roman" w:cs="Times New Roman"/>
-          <w:sz w:val="24"/>
-          <w:szCs w:val="24"/>
-          <w:lang w:eastAsia="en-IN"/>
-        </w:rPr>
-      </w:pPr>
-      <w:r>
-        <w:rPr>
-          <w:rFonts w:ascii="Times New Roman" w:eastAsia="Times New Roman" w:hAnsi="Times New Roman" w:cs="Times New Roman"/>
-          <w:b/>
-          <w:bCs/>
-          <w:sz w:val="24"/>
-          <w:szCs w:val="24"/>
+          <w:rFonts w:ascii="Aptos Display" w:eastAsia="Times New Roman" w:hAnsi="Aptos Display" w:cs="Times New Roman"/>
+          <w:lang w:eastAsia="en-IN"/>
+        </w:rPr>
+      </w:pPr>
+      <w:r>
+        <w:rPr>
+          <w:rFonts w:ascii="Aptos Display" w:eastAsia="Times New Roman" w:hAnsi="Aptos Display" w:cs="Times New Roman"/>
+          <w:b/>
+          <w:bCs/>
           <w:lang w:eastAsia="en-IN"/>
         </w:rPr>
         <w:t>Language:</w:t>
       </w:r>
       <w:r>
         <w:rPr>
-          <w:rFonts w:ascii="Times New Roman" w:eastAsia="Times New Roman" w:hAnsi="Times New Roman" w:cs="Times New Roman"/>
-          <w:sz w:val="24"/>
-          <w:szCs w:val="24"/>
+          <w:rFonts w:ascii="Aptos Display" w:eastAsia="Times New Roman" w:hAnsi="Aptos Display" w:cs="Times New Roman"/>
           <w:lang w:eastAsia="en-IN"/>
         </w:rPr>
         <w:t xml:space="preserve"> Java (v25) </w:t>
@@ -518,28 +434,22 @@
         </w:numPr>
         <w:spacing w:before="100" w:beforeAutospacing="1" w:after="100" w:afterAutospacing="1" w:line="240" w:lineRule="auto"/>
         <w:rPr>
-          <w:rFonts w:ascii="Times New Roman" w:eastAsia="Times New Roman" w:hAnsi="Times New Roman" w:cs="Times New Roman"/>
-          <w:sz w:val="24"/>
-          <w:szCs w:val="24"/>
-          <w:lang w:eastAsia="en-IN"/>
-        </w:rPr>
-      </w:pPr>
-      <w:r>
-        <w:rPr>
-          <w:rFonts w:ascii="Times New Roman" w:eastAsia="Times New Roman" w:hAnsi="Times New Roman" w:cs="Times New Roman"/>
-          <w:b/>
-          <w:bCs/>
-          <w:sz w:val="24"/>
-          <w:szCs w:val="24"/>
+          <w:rFonts w:ascii="Aptos Display" w:eastAsia="Times New Roman" w:hAnsi="Aptos Display" w:cs="Times New Roman"/>
+          <w:lang w:eastAsia="en-IN"/>
+        </w:rPr>
+      </w:pPr>
+      <w:r>
+        <w:rPr>
+          <w:rFonts w:ascii="Aptos Display" w:eastAsia="Times New Roman" w:hAnsi="Aptos Display" w:cs="Times New Roman"/>
+          <w:b/>
+          <w:bCs/>
           <w:lang w:eastAsia="en-IN"/>
         </w:rPr>
         <w:t>Database:</w:t>
       </w:r>
       <w:r>
         <w:rPr>
-          <w:rFonts w:ascii="Times New Roman" w:eastAsia="Times New Roman" w:hAnsi="Times New Roman" w:cs="Times New Roman"/>
-          <w:sz w:val="24"/>
-          <w:szCs w:val="24"/>
+          <w:rFonts w:ascii="Aptos Display" w:eastAsia="Times New Roman" w:hAnsi="Aptos Display" w:cs="Times New Roman"/>
           <w:lang w:eastAsia="en-IN"/>
         </w:rPr>
         <w:t xml:space="preserve"> MySQL </w:t>
@@ -553,28 +463,22 @@
         </w:numPr>
         <w:spacing w:before="100" w:beforeAutospacing="1" w:after="100" w:afterAutospacing="1" w:line="240" w:lineRule="auto"/>
         <w:rPr>
-          <w:rFonts w:ascii="Times New Roman" w:eastAsia="Times New Roman" w:hAnsi="Times New Roman" w:cs="Times New Roman"/>
-          <w:sz w:val="24"/>
-          <w:szCs w:val="24"/>
-          <w:lang w:eastAsia="en-IN"/>
-        </w:rPr>
-      </w:pPr>
-      <w:r>
-        <w:rPr>
-          <w:rFonts w:ascii="Times New Roman" w:eastAsia="Times New Roman" w:hAnsi="Times New Roman" w:cs="Times New Roman"/>
-          <w:b/>
-          <w:bCs/>
-          <w:sz w:val="24"/>
-          <w:szCs w:val="24"/>
+          <w:rFonts w:ascii="Aptos Display" w:eastAsia="Times New Roman" w:hAnsi="Aptos Display" w:cs="Times New Roman"/>
+          <w:lang w:eastAsia="en-IN"/>
+        </w:rPr>
+      </w:pPr>
+      <w:r>
+        <w:rPr>
+          <w:rFonts w:ascii="Aptos Display" w:eastAsia="Times New Roman" w:hAnsi="Aptos Display" w:cs="Times New Roman"/>
+          <w:b/>
+          <w:bCs/>
           <w:lang w:eastAsia="en-IN"/>
         </w:rPr>
         <w:t>Security:</w:t>
       </w:r>
       <w:r>
         <w:rPr>
-          <w:rFonts w:ascii="Times New Roman" w:eastAsia="Times New Roman" w:hAnsi="Times New Roman" w:cs="Times New Roman"/>
-          <w:sz w:val="24"/>
-          <w:szCs w:val="24"/>
+          <w:rFonts w:ascii="Aptos Display" w:eastAsia="Times New Roman" w:hAnsi="Aptos Display" w:cs="Times New Roman"/>
           <w:lang w:eastAsia="en-IN"/>
         </w:rPr>
         <w:t xml:space="preserve"> Spring Security + JWT </w:t>
@@ -588,64 +492,43 @@
         </w:numPr>
         <w:spacing w:before="100" w:beforeAutospacing="1" w:after="100" w:afterAutospacing="1" w:line="240" w:lineRule="auto"/>
         <w:rPr>
-          <w:rFonts w:ascii="Times New Roman" w:eastAsia="Times New Roman" w:hAnsi="Times New Roman" w:cs="Times New Roman"/>
-          <w:sz w:val="24"/>
-          <w:szCs w:val="24"/>
-          <w:lang w:eastAsia="en-IN"/>
-        </w:rPr>
-      </w:pPr>
-      <w:r>
-        <w:rPr>
-          <w:rFonts w:ascii="Times New Roman" w:eastAsia="Times New Roman" w:hAnsi="Times New Roman" w:cs="Times New Roman"/>
-          <w:b/>
-          <w:bCs/>
-          <w:sz w:val="24"/>
-          <w:szCs w:val="24"/>
+          <w:rFonts w:ascii="Aptos Display" w:eastAsia="Times New Roman" w:hAnsi="Aptos Display" w:cs="Times New Roman"/>
+          <w:lang w:eastAsia="en-IN"/>
+        </w:rPr>
+      </w:pPr>
+      <w:r>
+        <w:rPr>
+          <w:rFonts w:ascii="Aptos Display" w:eastAsia="Times New Roman" w:hAnsi="Aptos Display" w:cs="Times New Roman"/>
+          <w:b/>
+          <w:bCs/>
           <w:lang w:eastAsia="en-IN"/>
         </w:rPr>
         <w:t>ORM:</w:t>
       </w:r>
       <w:r>
         <w:rPr>
-          <w:rFonts w:ascii="Times New Roman" w:eastAsia="Times New Roman" w:hAnsi="Times New Roman" w:cs="Times New Roman"/>
-          <w:sz w:val="24"/>
-          <w:szCs w:val="24"/>
+          <w:rFonts w:ascii="Aptos Display" w:eastAsia="Times New Roman" w:hAnsi="Aptos Display" w:cs="Times New Roman"/>
           <w:lang w:eastAsia="en-IN"/>
         </w:rPr>
         <w:t xml:space="preserve"> Spring Data JPA (Hibernate) </w:t>
       </w:r>
-    </w:p>
-    <w:p>
-      <w:pPr>
-        <w:spacing w:after="0" w:line="240" w:lineRule="auto"/>
-        <w:rPr>
-          <w:rFonts w:ascii="Times New Roman" w:eastAsia="Times New Roman" w:hAnsi="Times New Roman" w:cs="Times New Roman"/>
-          <w:sz w:val="24"/>
-          <w:szCs w:val="24"/>
-          <w:lang w:eastAsia="en-IN"/>
-        </w:rPr>
-      </w:pPr>
     </w:p>
     <w:p>
       <w:pPr>
         <w:spacing w:before="100" w:beforeAutospacing="1" w:after="100" w:afterAutospacing="1" w:line="240" w:lineRule="auto"/>
         <w:outlineLvl w:val="2"/>
         <w:rPr>
-          <w:rFonts w:ascii="Times New Roman" w:eastAsia="Times New Roman" w:hAnsi="Times New Roman" w:cs="Times New Roman"/>
-          <w:b/>
-          <w:bCs/>
-          <w:sz w:val="27"/>
-          <w:szCs w:val="27"/>
-          <w:lang w:eastAsia="en-IN"/>
-        </w:rPr>
-      </w:pPr>
-      <w:r>
-        <w:rPr>
-          <w:rFonts w:ascii="Times New Roman" w:eastAsia="Times New Roman" w:hAnsi="Times New Roman" w:cs="Times New Roman"/>
-          <w:b/>
-          <w:bCs/>
-          <w:sz w:val="27"/>
-          <w:szCs w:val="27"/>
+          <w:rFonts w:ascii="Aptos Display" w:eastAsia="Times New Roman" w:hAnsi="Aptos Display" w:cs="Times New Roman"/>
+          <w:b/>
+          <w:bCs/>
+          <w:lang w:eastAsia="en-IN"/>
+        </w:rPr>
+      </w:pPr>
+      <w:r>
+        <w:rPr>
+          <w:rFonts w:ascii="Aptos Display" w:eastAsia="Times New Roman" w:hAnsi="Aptos Display" w:cs="Times New Roman"/>
+          <w:b/>
+          <w:bCs/>
           <w:lang w:eastAsia="en-IN"/>
         </w:rPr>
         <w:t>Tools &amp; IDE</w:t>
@@ -659,28 +542,22 @@
         </w:numPr>
         <w:spacing w:before="100" w:beforeAutospacing="1" w:after="100" w:afterAutospacing="1" w:line="240" w:lineRule="auto"/>
         <w:rPr>
-          <w:rFonts w:ascii="Times New Roman" w:eastAsia="Times New Roman" w:hAnsi="Times New Roman" w:cs="Times New Roman"/>
-          <w:sz w:val="24"/>
-          <w:szCs w:val="24"/>
-          <w:lang w:eastAsia="en-IN"/>
-        </w:rPr>
-      </w:pPr>
-      <w:r>
-        <w:rPr>
-          <w:rFonts w:ascii="Times New Roman" w:eastAsia="Times New Roman" w:hAnsi="Times New Roman" w:cs="Times New Roman"/>
-          <w:b/>
-          <w:bCs/>
-          <w:sz w:val="24"/>
-          <w:szCs w:val="24"/>
+          <w:rFonts w:ascii="Aptos Display" w:eastAsia="Times New Roman" w:hAnsi="Aptos Display" w:cs="Times New Roman"/>
+          <w:lang w:eastAsia="en-IN"/>
+        </w:rPr>
+      </w:pPr>
+      <w:r>
+        <w:rPr>
+          <w:rFonts w:ascii="Aptos Display" w:eastAsia="Times New Roman" w:hAnsi="Aptos Display" w:cs="Times New Roman"/>
+          <w:b/>
+          <w:bCs/>
           <w:lang w:eastAsia="en-IN"/>
         </w:rPr>
         <w:t>Frontend IDE:</w:t>
       </w:r>
       <w:r>
         <w:rPr>
-          <w:rFonts w:ascii="Times New Roman" w:eastAsia="Times New Roman" w:hAnsi="Times New Roman" w:cs="Times New Roman"/>
-          <w:sz w:val="24"/>
-          <w:szCs w:val="24"/>
+          <w:rFonts w:ascii="Aptos Display" w:eastAsia="Times New Roman" w:hAnsi="Aptos Display" w:cs="Times New Roman"/>
           <w:lang w:eastAsia="en-IN"/>
         </w:rPr>
         <w:t xml:space="preserve"> Visual Studio Code (Recommended Version: 1.85+) </w:t>
@@ -694,51 +571,25 @@
         </w:numPr>
         <w:spacing w:before="100" w:beforeAutospacing="1" w:after="100" w:afterAutospacing="1" w:line="240" w:lineRule="auto"/>
         <w:rPr>
-          <w:rFonts w:ascii="Times New Roman" w:eastAsia="Times New Roman" w:hAnsi="Times New Roman" w:cs="Times New Roman"/>
-          <w:sz w:val="24"/>
-          <w:szCs w:val="24"/>
-          <w:lang w:eastAsia="en-IN"/>
-        </w:rPr>
-      </w:pPr>
-      <w:r>
-        <w:rPr>
-          <w:rFonts w:ascii="Times New Roman" w:eastAsia="Times New Roman" w:hAnsi="Times New Roman" w:cs="Times New Roman"/>
-          <w:b/>
-          <w:bCs/>
-          <w:sz w:val="24"/>
-          <w:szCs w:val="24"/>
+          <w:rFonts w:ascii="Aptos Display" w:eastAsia="Times New Roman" w:hAnsi="Aptos Display" w:cs="Times New Roman"/>
+          <w:lang w:eastAsia="en-IN"/>
+        </w:rPr>
+      </w:pPr>
+      <w:r>
+        <w:rPr>
+          <w:rFonts w:ascii="Aptos Display" w:eastAsia="Times New Roman" w:hAnsi="Aptos Display" w:cs="Times New Roman"/>
+          <w:b/>
+          <w:bCs/>
           <w:lang w:eastAsia="en-IN"/>
         </w:rPr>
         <w:t>Backend IDE:</w:t>
       </w:r>
       <w:r>
         <w:rPr>
-          <w:rFonts w:ascii="Times New Roman" w:eastAsia="Times New Roman" w:hAnsi="Times New Roman" w:cs="Times New Roman"/>
-          <w:sz w:val="24"/>
-          <w:szCs w:val="24"/>
-          <w:lang w:eastAsia="en-IN"/>
-        </w:rPr>
-        <w:t xml:space="preserve"> </w:t>
-      </w:r>
-      <w:proofErr w:type="spellStart"/>
-      <w:r>
-        <w:rPr>
-          <w:rFonts w:ascii="Times New Roman" w:eastAsia="Times New Roman" w:hAnsi="Times New Roman" w:cs="Times New Roman"/>
-          <w:sz w:val="24"/>
-          <w:szCs w:val="24"/>
-          <w:lang w:eastAsia="en-IN"/>
-        </w:rPr>
-        <w:t>IntelliJ</w:t>
-      </w:r>
-      <w:proofErr w:type="spellEnd"/>
-      <w:r>
-        <w:rPr>
-          <w:rFonts w:ascii="Times New Roman" w:eastAsia="Times New Roman" w:hAnsi="Times New Roman" w:cs="Times New Roman"/>
-          <w:sz w:val="24"/>
-          <w:szCs w:val="24"/>
-          <w:lang w:eastAsia="en-IN"/>
-        </w:rPr>
-        <w:t xml:space="preserve"> IDEA (Recommended Version: 2023.3+) </w:t>
+          <w:rFonts w:ascii="Aptos Display" w:eastAsia="Times New Roman" w:hAnsi="Aptos Display" w:cs="Times New Roman"/>
+          <w:lang w:eastAsia="en-IN"/>
+        </w:rPr>
+        <w:t xml:space="preserve"> IntelliJ IDEA (Recommended Version: 2023.3+) </w:t>
       </w:r>
     </w:p>
     <w:p>
@@ -749,28 +600,22 @@
         </w:numPr>
         <w:spacing w:before="100" w:beforeAutospacing="1" w:after="100" w:afterAutospacing="1" w:line="240" w:lineRule="auto"/>
         <w:rPr>
-          <w:rFonts w:ascii="Times New Roman" w:eastAsia="Times New Roman" w:hAnsi="Times New Roman" w:cs="Times New Roman"/>
-          <w:sz w:val="24"/>
-          <w:szCs w:val="24"/>
-          <w:lang w:eastAsia="en-IN"/>
-        </w:rPr>
-      </w:pPr>
-      <w:r>
-        <w:rPr>
-          <w:rFonts w:ascii="Times New Roman" w:eastAsia="Times New Roman" w:hAnsi="Times New Roman" w:cs="Times New Roman"/>
-          <w:b/>
-          <w:bCs/>
-          <w:sz w:val="24"/>
-          <w:szCs w:val="24"/>
+          <w:rFonts w:ascii="Aptos Display" w:eastAsia="Times New Roman" w:hAnsi="Aptos Display" w:cs="Times New Roman"/>
+          <w:lang w:eastAsia="en-IN"/>
+        </w:rPr>
+      </w:pPr>
+      <w:r>
+        <w:rPr>
+          <w:rFonts w:ascii="Aptos Display" w:eastAsia="Times New Roman" w:hAnsi="Aptos Display" w:cs="Times New Roman"/>
+          <w:b/>
+          <w:bCs/>
           <w:lang w:eastAsia="en-IN"/>
         </w:rPr>
         <w:t>Build Tool (Backend):</w:t>
       </w:r>
       <w:r>
         <w:rPr>
-          <w:rFonts w:ascii="Times New Roman" w:eastAsia="Times New Roman" w:hAnsi="Times New Roman" w:cs="Times New Roman"/>
-          <w:sz w:val="24"/>
-          <w:szCs w:val="24"/>
+          <w:rFonts w:ascii="Aptos Display" w:eastAsia="Times New Roman" w:hAnsi="Aptos Display" w:cs="Times New Roman"/>
           <w:lang w:eastAsia="en-IN"/>
         </w:rPr>
         <w:t xml:space="preserve"> Maven </w:t>
@@ -784,7 +629,46 @@
         </w:numPr>
         <w:spacing w:before="100" w:beforeAutospacing="1" w:after="100" w:afterAutospacing="1" w:line="240" w:lineRule="auto"/>
         <w:rPr>
-          <w:rFonts w:ascii="Times New Roman" w:eastAsia="Times New Roman" w:hAnsi="Times New Roman" w:cs="Times New Roman"/>
+          <w:rFonts w:ascii="Aptos Display" w:eastAsia="Times New Roman" w:hAnsi="Aptos Display" w:cs="Times New Roman"/>
+          <w:lang w:eastAsia="en-IN"/>
+        </w:rPr>
+      </w:pPr>
+      <w:r>
+        <w:rPr>
+          <w:rFonts w:ascii="Aptos Display" w:eastAsia="Times New Roman" w:hAnsi="Aptos Display" w:cs="Times New Roman"/>
+          <w:b/>
+          <w:bCs/>
+          <w:lang w:eastAsia="en-IN"/>
+        </w:rPr>
+        <w:t>Version Control:</w:t>
+      </w:r>
+      <w:r>
+        <w:rPr>
+          <w:rFonts w:ascii="Aptos Display" w:eastAsia="Times New Roman" w:hAnsi="Aptos Display" w:cs="Times New Roman"/>
+          <w:lang w:eastAsia="en-IN"/>
+        </w:rPr>
+        <w:t xml:space="preserve"> Git </w:t>
+      </w:r>
+    </w:p>
+    <w:p>
+      <w:pPr>
+        <w:spacing w:after="0" w:line="240" w:lineRule="auto"/>
+        <w:rPr>
+          <w:rFonts w:ascii="Aptos Display" w:eastAsia="Times New Roman" w:hAnsi="Aptos Display" w:cs="Times New Roman"/>
+          <w:lang w:eastAsia="en-IN"/>
+        </w:rPr>
+      </w:pPr>
+    </w:p>
+    <w:p>
+      <w:pPr>
+        <w:spacing w:before="100" w:beforeAutospacing="1" w:after="100" w:afterAutospacing="1" w:line="240" w:lineRule="auto"/>
+        <w:outlineLvl w:val="0"/>
+        <w:rPr>
+          <w:rFonts w:ascii="Aptos Display" w:eastAsia="Times New Roman" w:hAnsi="Aptos Display" w:cs="Times New Roman"/>
+          <w:b/>
+          <w:bCs/>
+          <w:color w:val="1F497D" w:themeColor="text2"/>
+          <w:kern w:val="36"/>
           <w:sz w:val="24"/>
           <w:szCs w:val="24"/>
           <w:lang w:eastAsia="en-IN"/>
@@ -792,85 +676,42 @@
       </w:pPr>
       <w:r>
         <w:rPr>
-          <w:rFonts w:ascii="Times New Roman" w:eastAsia="Times New Roman" w:hAnsi="Times New Roman" w:cs="Times New Roman"/>
-          <w:b/>
-          <w:bCs/>
+          <w:rFonts w:ascii="Aptos Display" w:eastAsia="Times New Roman" w:hAnsi="Aptos Display" w:cs="Times New Roman"/>
+          <w:b/>
+          <w:bCs/>
+          <w:color w:val="1F497D" w:themeColor="text2"/>
+          <w:kern w:val="36"/>
           <w:sz w:val="24"/>
           <w:szCs w:val="24"/>
           <w:lang w:eastAsia="en-IN"/>
         </w:rPr>
-        <w:t>Version Control:</w:t>
-      </w:r>
-      <w:r>
-        <w:rPr>
-          <w:rFonts w:ascii="Times New Roman" w:eastAsia="Times New Roman" w:hAnsi="Times New Roman" w:cs="Times New Roman"/>
+        <w:t>Frontend Dependencies Explanation</w:t>
+      </w:r>
+    </w:p>
+    <w:p>
+      <w:pPr>
+        <w:spacing w:before="100" w:beforeAutospacing="1" w:after="100" w:afterAutospacing="1" w:line="240" w:lineRule="auto"/>
+        <w:outlineLvl w:val="1"/>
+        <w:rPr>
+          <w:rFonts w:ascii="Aptos Display" w:eastAsia="Times New Roman" w:hAnsi="Aptos Display" w:cs="Times New Roman"/>
+          <w:b/>
+          <w:bCs/>
+          <w:color w:val="1F497D" w:themeColor="text2"/>
           <w:sz w:val="24"/>
           <w:szCs w:val="24"/>
           <w:lang w:eastAsia="en-IN"/>
         </w:rPr>
-        <w:t xml:space="preserve"> Git </w:t>
-      </w:r>
-    </w:p>
-    <w:p>
-      <w:pPr>
-        <w:spacing w:after="0" w:line="240" w:lineRule="auto"/>
-        <w:rPr>
-          <w:rFonts w:ascii="Times New Roman" w:eastAsia="Times New Roman" w:hAnsi="Times New Roman" w:cs="Times New Roman"/>
+      </w:pPr>
+      <w:r>
+        <w:rPr>
+          <w:rFonts w:ascii="Aptos Display" w:eastAsia="Times New Roman" w:hAnsi="Aptos Display" w:cs="Times New Roman"/>
+          <w:b/>
+          <w:bCs/>
+          <w:color w:val="1F497D" w:themeColor="text2"/>
           <w:sz w:val="24"/>
           <w:szCs w:val="24"/>
           <w:lang w:eastAsia="en-IN"/>
         </w:rPr>
-      </w:pPr>
-    </w:p>
-    <w:p>
-      <w:pPr>
-        <w:spacing w:before="100" w:beforeAutospacing="1" w:after="100" w:afterAutospacing="1" w:line="240" w:lineRule="auto"/>
-        <w:outlineLvl w:val="0"/>
-        <w:rPr>
-          <w:rFonts w:ascii="Times New Roman" w:eastAsia="Times New Roman" w:hAnsi="Times New Roman" w:cs="Times New Roman"/>
-          <w:b/>
-          <w:bCs/>
-          <w:kern w:val="36"/>
-          <w:sz w:val="48"/>
-          <w:szCs w:val="48"/>
-          <w:lang w:eastAsia="en-IN"/>
-        </w:rPr>
-      </w:pPr>
-      <w:r>
-        <w:rPr>
-          <w:rFonts w:ascii="Times New Roman" w:eastAsia="Times New Roman" w:hAnsi="Times New Roman" w:cs="Times New Roman"/>
-          <w:b/>
-          <w:bCs/>
-          <w:kern w:val="36"/>
-          <w:sz w:val="48"/>
-          <w:szCs w:val="48"/>
-          <w:lang w:eastAsia="en-IN"/>
-        </w:rPr>
-        <w:t>Frontend Dependencies Explanation</w:t>
-      </w:r>
-    </w:p>
-    <w:p>
-      <w:pPr>
-        <w:spacing w:before="100" w:beforeAutospacing="1" w:after="100" w:afterAutospacing="1" w:line="240" w:lineRule="auto"/>
-        <w:outlineLvl w:val="1"/>
-        <w:rPr>
-          <w:rFonts w:ascii="Times New Roman" w:eastAsia="Times New Roman" w:hAnsi="Times New Roman" w:cs="Times New Roman"/>
-          <w:b/>
-          <w:bCs/>
-          <w:sz w:val="36"/>
-          <w:szCs w:val="36"/>
-          <w:lang w:eastAsia="en-IN"/>
-        </w:rPr>
-      </w:pPr>
-      <w:r>
-        <w:rPr>
-          <w:rFonts w:ascii="Times New Roman" w:eastAsia="Times New Roman" w:hAnsi="Times New Roman" w:cs="Times New Roman"/>
-          <w:b/>
-          <w:bCs/>
-          <w:sz w:val="36"/>
-          <w:szCs w:val="36"/>
-          <w:lang w:eastAsia="en-IN"/>
-        </w:rPr>
         <w:t>UI &amp; Styling</w:t>
       </w:r>
     </w:p>
@@ -879,62 +720,21 @@
         <w:spacing w:before="100" w:beforeAutospacing="1" w:after="100" w:afterAutospacing="1" w:line="240" w:lineRule="auto"/>
         <w:outlineLvl w:val="2"/>
         <w:rPr>
-          <w:rFonts w:ascii="Times New Roman" w:eastAsia="Times New Roman" w:hAnsi="Times New Roman" w:cs="Times New Roman"/>
-          <w:b/>
-          <w:bCs/>
-          <w:sz w:val="27"/>
-          <w:szCs w:val="27"/>
-          <w:lang w:eastAsia="en-IN"/>
-        </w:rPr>
-      </w:pPr>
-      <w:r>
-        <w:rPr>
-          <w:rFonts w:ascii="Times New Roman" w:eastAsia="Times New Roman" w:hAnsi="Times New Roman" w:cs="Times New Roman"/>
-          <w:b/>
-          <w:bCs/>
-          <w:sz w:val="20"/>
-          <w:szCs w:val="20"/>
-          <w:lang w:eastAsia="en-IN"/>
-        </w:rPr>
-        <w:t>@</w:t>
-      </w:r>
-      <w:proofErr w:type="spellStart"/>
-      <w:r>
-        <w:rPr>
-          <w:rFonts w:ascii="Times New Roman" w:eastAsia="Times New Roman" w:hAnsi="Times New Roman" w:cs="Times New Roman"/>
-          <w:b/>
-          <w:bCs/>
-          <w:sz w:val="20"/>
-          <w:szCs w:val="20"/>
-          <w:lang w:eastAsia="en-IN"/>
-        </w:rPr>
-        <w:t>fontsource</w:t>
-      </w:r>
-      <w:proofErr w:type="spellEnd"/>
-      <w:r>
-        <w:rPr>
-          <w:rFonts w:ascii="Times New Roman" w:eastAsia="Times New Roman" w:hAnsi="Times New Roman" w:cs="Times New Roman"/>
-          <w:b/>
-          <w:bCs/>
-          <w:sz w:val="20"/>
-          <w:szCs w:val="20"/>
-          <w:lang w:eastAsia="en-IN"/>
-        </w:rPr>
-        <w:t>/</w:t>
-      </w:r>
-      <w:proofErr w:type="spellStart"/>
-      <w:r>
-        <w:rPr>
-          <w:rFonts w:ascii="Times New Roman" w:eastAsia="Times New Roman" w:hAnsi="Times New Roman" w:cs="Times New Roman"/>
-          <w:b/>
-          <w:bCs/>
-          <w:sz w:val="20"/>
-          <w:szCs w:val="20"/>
-          <w:lang w:eastAsia="en-IN"/>
-        </w:rPr>
-        <w:t>poppins</w:t>
-      </w:r>
-      <w:proofErr w:type="spellEnd"/>
+          <w:rFonts w:ascii="Aptos Display" w:eastAsia="Times New Roman" w:hAnsi="Aptos Display" w:cs="Times New Roman"/>
+          <w:b/>
+          <w:bCs/>
+          <w:lang w:eastAsia="en-IN"/>
+        </w:rPr>
+      </w:pPr>
+      <w:r>
+        <w:rPr>
+          <w:rFonts w:ascii="Aptos Display" w:eastAsia="Times New Roman" w:hAnsi="Aptos Display" w:cs="Times New Roman"/>
+          <w:b/>
+          <w:bCs/>
+          <w:lang w:eastAsia="en-IN"/>
+        </w:rPr>
+        <w:t>@fontsource/poppins</w:t>
+      </w:r>
     </w:p>
     <w:p>
       <w:pPr>
@@ -944,17 +744,13 @@
         </w:numPr>
         <w:spacing w:before="100" w:beforeAutospacing="1" w:after="100" w:afterAutospacing="1" w:line="240" w:lineRule="auto"/>
         <w:rPr>
-          <w:rFonts w:ascii="Times New Roman" w:eastAsia="Times New Roman" w:hAnsi="Times New Roman" w:cs="Times New Roman"/>
-          <w:sz w:val="24"/>
-          <w:szCs w:val="24"/>
-          <w:lang w:eastAsia="en-IN"/>
-        </w:rPr>
-      </w:pPr>
-      <w:r>
-        <w:rPr>
-          <w:rFonts w:ascii="Times New Roman" w:eastAsia="Times New Roman" w:hAnsi="Times New Roman" w:cs="Times New Roman"/>
-          <w:sz w:val="24"/>
-          <w:szCs w:val="24"/>
+          <w:rFonts w:ascii="Aptos Display" w:eastAsia="Times New Roman" w:hAnsi="Aptos Display" w:cs="Times New Roman"/>
+          <w:lang w:eastAsia="en-IN"/>
+        </w:rPr>
+      </w:pPr>
+      <w:r>
+        <w:rPr>
+          <w:rFonts w:ascii="Aptos Display" w:eastAsia="Times New Roman" w:hAnsi="Aptos Display" w:cs="Times New Roman"/>
           <w:lang w:eastAsia="en-IN"/>
         </w:rPr>
         <w:t xml:space="preserve">Loads Poppins font locally. </w:t>
@@ -968,94 +764,38 @@
         </w:numPr>
         <w:spacing w:before="100" w:beforeAutospacing="1" w:after="100" w:afterAutospacing="1" w:line="240" w:lineRule="auto"/>
         <w:rPr>
-          <w:rFonts w:ascii="Times New Roman" w:eastAsia="Times New Roman" w:hAnsi="Times New Roman" w:cs="Times New Roman"/>
-          <w:sz w:val="24"/>
-          <w:szCs w:val="24"/>
-          <w:lang w:eastAsia="en-IN"/>
-        </w:rPr>
-      </w:pPr>
-      <w:r>
-        <w:rPr>
-          <w:rFonts w:ascii="Times New Roman" w:eastAsia="Times New Roman" w:hAnsi="Times New Roman" w:cs="Times New Roman"/>
-          <w:sz w:val="24"/>
-          <w:szCs w:val="24"/>
+          <w:rFonts w:ascii="Aptos Display" w:eastAsia="Times New Roman" w:hAnsi="Aptos Display" w:cs="Times New Roman"/>
+          <w:lang w:eastAsia="en-IN"/>
+        </w:rPr>
+      </w:pPr>
+      <w:r>
+        <w:rPr>
+          <w:rFonts w:ascii="Aptos Display" w:eastAsia="Times New Roman" w:hAnsi="Aptos Display" w:cs="Times New Roman"/>
           <w:lang w:eastAsia="en-IN"/>
         </w:rPr>
         <w:t xml:space="preserve">Avoids dependency on Google Fonts CDN. </w:t>
       </w:r>
-    </w:p>
-    <w:p>
-      <w:pPr>
-        <w:spacing w:after="0" w:line="240" w:lineRule="auto"/>
-        <w:rPr>
-          <w:rFonts w:ascii="Times New Roman" w:eastAsia="Times New Roman" w:hAnsi="Times New Roman" w:cs="Times New Roman"/>
-          <w:sz w:val="24"/>
-          <w:szCs w:val="24"/>
-          <w:lang w:eastAsia="en-IN"/>
-        </w:rPr>
-      </w:pPr>
     </w:p>
     <w:p>
       <w:pPr>
         <w:spacing w:before="100" w:beforeAutospacing="1" w:after="100" w:afterAutospacing="1" w:line="240" w:lineRule="auto"/>
         <w:outlineLvl w:val="2"/>
         <w:rPr>
-          <w:rFonts w:ascii="Times New Roman" w:eastAsia="Times New Roman" w:hAnsi="Times New Roman" w:cs="Times New Roman"/>
-          <w:b/>
-          <w:bCs/>
-          <w:sz w:val="27"/>
-          <w:szCs w:val="27"/>
-          <w:lang w:eastAsia="en-IN"/>
-        </w:rPr>
-      </w:pPr>
-      <w:r>
-        <w:rPr>
-          <w:rFonts w:ascii="Times New Roman" w:eastAsia="Times New Roman" w:hAnsi="Times New Roman" w:cs="Times New Roman"/>
-          <w:b/>
-          <w:bCs/>
-          <w:sz w:val="20"/>
-          <w:szCs w:val="20"/>
-          <w:lang w:eastAsia="en-IN"/>
-        </w:rPr>
-        <w:t>@</w:t>
-      </w:r>
-      <w:proofErr w:type="spellStart"/>
-      <w:r>
-        <w:rPr>
-          <w:rFonts w:ascii="Times New Roman" w:eastAsia="Times New Roman" w:hAnsi="Times New Roman" w:cs="Times New Roman"/>
-          <w:b/>
-          <w:bCs/>
-          <w:sz w:val="20"/>
-          <w:szCs w:val="20"/>
-          <w:lang w:eastAsia="en-IN"/>
-        </w:rPr>
-        <w:t>tailwindcss</w:t>
-      </w:r>
-      <w:proofErr w:type="spellEnd"/>
-      <w:r>
-        <w:rPr>
-          <w:rFonts w:ascii="Times New Roman" w:eastAsia="Times New Roman" w:hAnsi="Times New Roman" w:cs="Times New Roman"/>
-          <w:b/>
-          <w:bCs/>
-          <w:sz w:val="20"/>
-          <w:szCs w:val="20"/>
-          <w:lang w:eastAsia="en-IN"/>
-        </w:rPr>
-        <w:t>/</w:t>
-      </w:r>
-      <w:proofErr w:type="spellStart"/>
-      <w:r>
-        <w:rPr>
-          <w:rFonts w:ascii="Times New Roman" w:eastAsia="Times New Roman" w:hAnsi="Times New Roman" w:cs="Times New Roman"/>
-          <w:b/>
-          <w:bCs/>
-          <w:sz w:val="20"/>
-          <w:szCs w:val="20"/>
-          <w:lang w:eastAsia="en-IN"/>
-        </w:rPr>
-        <w:t>vite</w:t>
-      </w:r>
-      <w:proofErr w:type="spellEnd"/>
+          <w:rFonts w:ascii="Aptos Display" w:eastAsia="Times New Roman" w:hAnsi="Aptos Display" w:cs="Times New Roman"/>
+          <w:b/>
+          <w:bCs/>
+          <w:lang w:eastAsia="en-IN"/>
+        </w:rPr>
+      </w:pPr>
+      <w:r>
+        <w:rPr>
+          <w:rFonts w:ascii="Aptos Display" w:eastAsia="Times New Roman" w:hAnsi="Aptos Display" w:cs="Times New Roman"/>
+          <w:b/>
+          <w:bCs/>
+          <w:lang w:eastAsia="en-IN"/>
+        </w:rPr>
+        <w:t>@tailwindcss/vite</w:t>
+      </w:r>
     </w:p>
     <w:p>
       <w:pPr>
@@ -1065,28 +805,21 @@
         </w:numPr>
         <w:spacing w:before="100" w:beforeAutospacing="1" w:after="100" w:afterAutospacing="1" w:line="240" w:lineRule="auto"/>
         <w:rPr>
-          <w:rFonts w:ascii="Times New Roman" w:eastAsia="Times New Roman" w:hAnsi="Times New Roman" w:cs="Times New Roman"/>
-          <w:sz w:val="24"/>
-          <w:szCs w:val="24"/>
-          <w:lang w:eastAsia="en-IN"/>
-        </w:rPr>
-      </w:pPr>
-      <w:r>
-        <w:rPr>
-          <w:rFonts w:ascii="Times New Roman" w:eastAsia="Times New Roman" w:hAnsi="Times New Roman" w:cs="Times New Roman"/>
-          <w:sz w:val="24"/>
-          <w:szCs w:val="24"/>
-          <w:lang w:eastAsia="en-IN"/>
-        </w:rPr>
-        <w:lastRenderedPageBreak/>
+          <w:rFonts w:ascii="Aptos Display" w:eastAsia="Times New Roman" w:hAnsi="Aptos Display" w:cs="Times New Roman"/>
+          <w:lang w:eastAsia="en-IN"/>
+        </w:rPr>
+      </w:pPr>
+      <w:r>
+        <w:rPr>
+          <w:rFonts w:ascii="Aptos Display" w:eastAsia="Times New Roman" w:hAnsi="Aptos Display" w:cs="Times New Roman"/>
+          <w:lang w:eastAsia="en-IN"/>
+        </w:rPr>
         <w:t xml:space="preserve">Integrates Tailwind CSS with </w:t>
       </w:r>
       <w:proofErr w:type="spellStart"/>
       <w:r>
         <w:rPr>
-          <w:rFonts w:ascii="Times New Roman" w:eastAsia="Times New Roman" w:hAnsi="Times New Roman" w:cs="Times New Roman"/>
-          <w:sz w:val="24"/>
-          <w:szCs w:val="24"/>
+          <w:rFonts w:ascii="Aptos Display" w:eastAsia="Times New Roman" w:hAnsi="Aptos Display" w:cs="Times New Roman"/>
           <w:lang w:eastAsia="en-IN"/>
         </w:rPr>
         <w:t>Vite</w:t>
@@ -1094,9 +827,7 @@
       <w:proofErr w:type="spellEnd"/>
       <w:r>
         <w:rPr>
-          <w:rFonts w:ascii="Times New Roman" w:eastAsia="Times New Roman" w:hAnsi="Times New Roman" w:cs="Times New Roman"/>
-          <w:sz w:val="24"/>
-          <w:szCs w:val="24"/>
+          <w:rFonts w:ascii="Aptos Display" w:eastAsia="Times New Roman" w:hAnsi="Aptos Display" w:cs="Times New Roman"/>
           <w:lang w:eastAsia="en-IN"/>
         </w:rPr>
         <w:t xml:space="preserve">. </w:t>
@@ -1110,59 +841,38 @@
         </w:numPr>
         <w:spacing w:before="100" w:beforeAutospacing="1" w:after="100" w:afterAutospacing="1" w:line="240" w:lineRule="auto"/>
         <w:rPr>
-          <w:rFonts w:ascii="Times New Roman" w:eastAsia="Times New Roman" w:hAnsi="Times New Roman" w:cs="Times New Roman"/>
-          <w:sz w:val="24"/>
-          <w:szCs w:val="24"/>
-          <w:lang w:eastAsia="en-IN"/>
-        </w:rPr>
-      </w:pPr>
-      <w:r>
-        <w:rPr>
-          <w:rFonts w:ascii="Times New Roman" w:eastAsia="Times New Roman" w:hAnsi="Times New Roman" w:cs="Times New Roman"/>
-          <w:sz w:val="24"/>
-          <w:szCs w:val="24"/>
+          <w:rFonts w:ascii="Aptos Display" w:eastAsia="Times New Roman" w:hAnsi="Aptos Display" w:cs="Times New Roman"/>
+          <w:lang w:eastAsia="en-IN"/>
+        </w:rPr>
+      </w:pPr>
+      <w:r>
+        <w:rPr>
+          <w:rFonts w:ascii="Aptos Display" w:eastAsia="Times New Roman" w:hAnsi="Aptos Display" w:cs="Times New Roman"/>
           <w:lang w:eastAsia="en-IN"/>
         </w:rPr>
         <w:t xml:space="preserve">Enables utility-first styling (fast but messy if not disciplined). </w:t>
       </w:r>
-    </w:p>
-    <w:p>
-      <w:pPr>
-        <w:spacing w:after="0" w:line="240" w:lineRule="auto"/>
-        <w:rPr>
-          <w:rFonts w:ascii="Times New Roman" w:eastAsia="Times New Roman" w:hAnsi="Times New Roman" w:cs="Times New Roman"/>
-          <w:sz w:val="24"/>
-          <w:szCs w:val="24"/>
-          <w:lang w:eastAsia="en-IN"/>
-        </w:rPr>
-      </w:pPr>
     </w:p>
     <w:p>
       <w:pPr>
         <w:spacing w:before="100" w:beforeAutospacing="1" w:after="100" w:afterAutospacing="1" w:line="240" w:lineRule="auto"/>
         <w:outlineLvl w:val="2"/>
         <w:rPr>
-          <w:rFonts w:ascii="Times New Roman" w:eastAsia="Times New Roman" w:hAnsi="Times New Roman" w:cs="Times New Roman"/>
-          <w:b/>
-          <w:bCs/>
-          <w:sz w:val="27"/>
-          <w:szCs w:val="27"/>
-          <w:lang w:eastAsia="en-IN"/>
-        </w:rPr>
-      </w:pPr>
-      <w:proofErr w:type="gramStart"/>
-      <w:r>
-        <w:rPr>
-          <w:rFonts w:ascii="Times New Roman" w:eastAsia="Times New Roman" w:hAnsi="Times New Roman" w:cs="Times New Roman"/>
-          <w:b/>
-          <w:bCs/>
-          <w:sz w:val="20"/>
-          <w:szCs w:val="20"/>
+          <w:rFonts w:ascii="Aptos Display" w:eastAsia="Times New Roman" w:hAnsi="Aptos Display" w:cs="Times New Roman"/>
+          <w:b/>
+          <w:bCs/>
+          <w:lang w:eastAsia="en-IN"/>
+        </w:rPr>
+      </w:pPr>
+      <w:r>
+        <w:rPr>
+          <w:rFonts w:ascii="Aptos Display" w:eastAsia="Times New Roman" w:hAnsi="Aptos Display" w:cs="Times New Roman"/>
+          <w:b/>
+          <w:bCs/>
           <w:lang w:eastAsia="en-IN"/>
         </w:rPr>
         <w:t>react-icons</w:t>
       </w:r>
-      <w:proofErr w:type="gramEnd"/>
     </w:p>
     <w:p>
       <w:pPr>
@@ -1172,72 +882,62 @@
         </w:numPr>
         <w:spacing w:before="100" w:beforeAutospacing="1" w:after="100" w:afterAutospacing="1" w:line="240" w:lineRule="auto"/>
         <w:rPr>
-          <w:rFonts w:ascii="Times New Roman" w:eastAsia="Times New Roman" w:hAnsi="Times New Roman" w:cs="Times New Roman"/>
-          <w:sz w:val="24"/>
-          <w:szCs w:val="24"/>
-          <w:lang w:eastAsia="en-IN"/>
-        </w:rPr>
-      </w:pPr>
-      <w:r>
-        <w:rPr>
-          <w:rFonts w:ascii="Times New Roman" w:eastAsia="Times New Roman" w:hAnsi="Times New Roman" w:cs="Times New Roman"/>
-          <w:sz w:val="24"/>
-          <w:szCs w:val="24"/>
+          <w:rFonts w:ascii="Aptos Display" w:eastAsia="Times New Roman" w:hAnsi="Aptos Display" w:cs="Times New Roman"/>
+          <w:lang w:eastAsia="en-IN"/>
+        </w:rPr>
+      </w:pPr>
+      <w:r>
+        <w:rPr>
+          <w:rFonts w:ascii="Aptos Display" w:eastAsia="Times New Roman" w:hAnsi="Aptos Display" w:cs="Times New Roman"/>
           <w:lang w:eastAsia="en-IN"/>
         </w:rPr>
         <w:t xml:space="preserve">Collection of icons from multiple libraries. </w:t>
       </w:r>
-    </w:p>
-    <w:p>
-      <w:pPr>
-        <w:spacing w:after="0" w:line="240" w:lineRule="auto"/>
-        <w:rPr>
-          <w:rFonts w:ascii="Times New Roman" w:eastAsia="Times New Roman" w:hAnsi="Times New Roman" w:cs="Times New Roman"/>
-          <w:sz w:val="24"/>
-          <w:szCs w:val="24"/>
-          <w:lang w:eastAsia="en-IN"/>
-        </w:rPr>
-      </w:pPr>
     </w:p>
     <w:p>
       <w:pPr>
         <w:spacing w:before="100" w:beforeAutospacing="1" w:after="100" w:afterAutospacing="1" w:line="240" w:lineRule="auto"/>
         <w:outlineLvl w:val="2"/>
         <w:rPr>
-          <w:rFonts w:ascii="Times New Roman" w:eastAsia="Times New Roman" w:hAnsi="Times New Roman" w:cs="Times New Roman"/>
-          <w:b/>
-          <w:bCs/>
-          <w:sz w:val="27"/>
-          <w:szCs w:val="27"/>
+          <w:rFonts w:ascii="Aptos Display" w:eastAsia="Times New Roman" w:hAnsi="Aptos Display" w:cs="Times New Roman"/>
+          <w:b/>
+          <w:bCs/>
+          <w:lang w:eastAsia="en-IN"/>
+        </w:rPr>
+      </w:pPr>
+    </w:p>
+    <w:p>
+      <w:pPr>
+        <w:spacing w:before="100" w:beforeAutospacing="1" w:after="100" w:afterAutospacing="1" w:line="240" w:lineRule="auto"/>
+        <w:outlineLvl w:val="2"/>
+        <w:rPr>
+          <w:rFonts w:ascii="Aptos Display" w:eastAsia="Times New Roman" w:hAnsi="Aptos Display" w:cs="Times New Roman"/>
+          <w:b/>
+          <w:bCs/>
           <w:lang w:eastAsia="en-IN"/>
         </w:rPr>
       </w:pPr>
       <w:proofErr w:type="spellStart"/>
-      <w:proofErr w:type="gramStart"/>
-      <w:r>
-        <w:rPr>
-          <w:rFonts w:ascii="Times New Roman" w:eastAsia="Times New Roman" w:hAnsi="Times New Roman" w:cs="Times New Roman"/>
-          <w:b/>
-          <w:bCs/>
-          <w:sz w:val="20"/>
-          <w:szCs w:val="20"/>
-          <w:lang w:eastAsia="en-IN"/>
-        </w:rPr>
+      <w:r>
+        <w:rPr>
+          <w:rFonts w:ascii="Aptos Display" w:eastAsia="Times New Roman" w:hAnsi="Aptos Display" w:cs="Times New Roman"/>
+          <w:b/>
+          <w:bCs/>
+          <w:lang w:eastAsia="en-IN"/>
+        </w:rPr>
+        <w:lastRenderedPageBreak/>
         <w:t>lucide</w:t>
       </w:r>
       <w:proofErr w:type="spellEnd"/>
       <w:r>
         <w:rPr>
-          <w:rFonts w:ascii="Times New Roman" w:eastAsia="Times New Roman" w:hAnsi="Times New Roman" w:cs="Times New Roman"/>
-          <w:b/>
-          <w:bCs/>
-          <w:sz w:val="20"/>
-          <w:szCs w:val="20"/>
+          <w:rFonts w:ascii="Aptos Display" w:eastAsia="Times New Roman" w:hAnsi="Aptos Display" w:cs="Times New Roman"/>
+          <w:b/>
+          <w:bCs/>
           <w:lang w:eastAsia="en-IN"/>
         </w:rPr>
         <w:t>-react</w:t>
       </w:r>
-      <w:proofErr w:type="gramEnd"/>
     </w:p>
     <w:p>
       <w:pPr>
@@ -1247,17 +947,13 @@
         </w:numPr>
         <w:spacing w:before="100" w:beforeAutospacing="1" w:after="100" w:afterAutospacing="1" w:line="240" w:lineRule="auto"/>
         <w:rPr>
-          <w:rFonts w:ascii="Times New Roman" w:eastAsia="Times New Roman" w:hAnsi="Times New Roman" w:cs="Times New Roman"/>
-          <w:sz w:val="24"/>
-          <w:szCs w:val="24"/>
-          <w:lang w:eastAsia="en-IN"/>
-        </w:rPr>
-      </w:pPr>
-      <w:r>
-        <w:rPr>
-          <w:rFonts w:ascii="Times New Roman" w:eastAsia="Times New Roman" w:hAnsi="Times New Roman" w:cs="Times New Roman"/>
-          <w:sz w:val="24"/>
-          <w:szCs w:val="24"/>
+          <w:rFonts w:ascii="Aptos Display" w:eastAsia="Times New Roman" w:hAnsi="Aptos Display" w:cs="Times New Roman"/>
+          <w:lang w:eastAsia="en-IN"/>
+        </w:rPr>
+      </w:pPr>
+      <w:r>
+        <w:rPr>
+          <w:rFonts w:ascii="Aptos Display" w:eastAsia="Times New Roman" w:hAnsi="Aptos Display" w:cs="Times New Roman"/>
           <w:lang w:eastAsia="en-IN"/>
         </w:rPr>
         <w:t xml:space="preserve">Modern icon library (cleaner than react-icons). </w:t>
@@ -1271,7 +967,36 @@
         </w:numPr>
         <w:spacing w:before="100" w:beforeAutospacing="1" w:after="100" w:afterAutospacing="1" w:line="240" w:lineRule="auto"/>
         <w:rPr>
-          <w:rFonts w:ascii="Times New Roman" w:eastAsia="Times New Roman" w:hAnsi="Times New Roman" w:cs="Times New Roman"/>
+          <w:rFonts w:ascii="Aptos Display" w:eastAsia="Times New Roman" w:hAnsi="Aptos Display" w:cs="Times New Roman"/>
+          <w:lang w:eastAsia="en-IN"/>
+        </w:rPr>
+      </w:pPr>
+      <w:r>
+        <w:rPr>
+          <w:rFonts w:ascii="Aptos Display" w:eastAsia="Times New Roman" w:hAnsi="Aptos Display" w:cs="Times New Roman"/>
+          <w:lang w:eastAsia="en-IN"/>
+        </w:rPr>
+        <w:t xml:space="preserve">Better for consistent UI. </w:t>
+      </w:r>
+    </w:p>
+    <w:p>
+      <w:pPr>
+        <w:spacing w:after="0" w:line="240" w:lineRule="auto"/>
+        <w:rPr>
+          <w:rFonts w:ascii="Aptos Display" w:eastAsia="Times New Roman" w:hAnsi="Aptos Display" w:cs="Times New Roman"/>
+          <w:lang w:eastAsia="en-IN"/>
+        </w:rPr>
+      </w:pPr>
+    </w:p>
+    <w:p>
+      <w:pPr>
+        <w:spacing w:before="100" w:beforeAutospacing="1" w:after="100" w:afterAutospacing="1" w:line="240" w:lineRule="auto"/>
+        <w:outlineLvl w:val="1"/>
+        <w:rPr>
+          <w:rFonts w:ascii="Aptos Display" w:eastAsia="Times New Roman" w:hAnsi="Aptos Display" w:cs="Times New Roman"/>
+          <w:b/>
+          <w:bCs/>
+          <w:color w:val="1F497D" w:themeColor="text2"/>
           <w:sz w:val="24"/>
           <w:szCs w:val="24"/>
           <w:lang w:eastAsia="en-IN"/>
@@ -1279,47 +1004,14 @@
       </w:pPr>
       <w:r>
         <w:rPr>
-          <w:rFonts w:ascii="Times New Roman" w:eastAsia="Times New Roman" w:hAnsi="Times New Roman" w:cs="Times New Roman"/>
+          <w:rFonts w:ascii="Aptos Display" w:eastAsia="Times New Roman" w:hAnsi="Aptos Display" w:cs="Times New Roman"/>
+          <w:b/>
+          <w:bCs/>
+          <w:color w:val="1F497D" w:themeColor="text2"/>
           <w:sz w:val="24"/>
           <w:szCs w:val="24"/>
           <w:lang w:eastAsia="en-IN"/>
         </w:rPr>
-        <w:t xml:space="preserve">Better for consistent UI. </w:t>
-      </w:r>
-    </w:p>
-    <w:p>
-      <w:pPr>
-        <w:spacing w:after="0" w:line="240" w:lineRule="auto"/>
-        <w:rPr>
-          <w:rFonts w:ascii="Times New Roman" w:eastAsia="Times New Roman" w:hAnsi="Times New Roman" w:cs="Times New Roman"/>
-          <w:sz w:val="24"/>
-          <w:szCs w:val="24"/>
-          <w:lang w:eastAsia="en-IN"/>
-        </w:rPr>
-      </w:pPr>
-    </w:p>
-    <w:p>
-      <w:pPr>
-        <w:spacing w:before="100" w:beforeAutospacing="1" w:after="100" w:afterAutospacing="1" w:line="240" w:lineRule="auto"/>
-        <w:outlineLvl w:val="1"/>
-        <w:rPr>
-          <w:rFonts w:ascii="Times New Roman" w:eastAsia="Times New Roman" w:hAnsi="Times New Roman" w:cs="Times New Roman"/>
-          <w:b/>
-          <w:bCs/>
-          <w:sz w:val="36"/>
-          <w:szCs w:val="36"/>
-          <w:lang w:eastAsia="en-IN"/>
-        </w:rPr>
-      </w:pPr>
-      <w:r>
-        <w:rPr>
-          <w:rFonts w:ascii="Times New Roman" w:eastAsia="Times New Roman" w:hAnsi="Times New Roman" w:cs="Times New Roman"/>
-          <w:b/>
-          <w:bCs/>
-          <w:sz w:val="36"/>
-          <w:szCs w:val="36"/>
-          <w:lang w:eastAsia="en-IN"/>
-        </w:rPr>
         <w:t>Core React</w:t>
       </w:r>
     </w:p>
@@ -1328,27 +1020,21 @@
         <w:spacing w:before="100" w:beforeAutospacing="1" w:after="100" w:afterAutospacing="1" w:line="240" w:lineRule="auto"/>
         <w:outlineLvl w:val="2"/>
         <w:rPr>
-          <w:rFonts w:ascii="Times New Roman" w:eastAsia="Times New Roman" w:hAnsi="Times New Roman" w:cs="Times New Roman"/>
-          <w:b/>
-          <w:bCs/>
-          <w:sz w:val="27"/>
-          <w:szCs w:val="27"/>
-          <w:lang w:eastAsia="en-IN"/>
-        </w:rPr>
-      </w:pPr>
-      <w:proofErr w:type="gramStart"/>
-      <w:r>
-        <w:rPr>
-          <w:rFonts w:ascii="Times New Roman" w:eastAsia="Times New Roman" w:hAnsi="Times New Roman" w:cs="Times New Roman"/>
-          <w:b/>
-          <w:bCs/>
-          <w:sz w:val="20"/>
-          <w:szCs w:val="20"/>
+          <w:rFonts w:ascii="Aptos Display" w:eastAsia="Times New Roman" w:hAnsi="Aptos Display" w:cs="Times New Roman"/>
+          <w:b/>
+          <w:bCs/>
+          <w:lang w:eastAsia="en-IN"/>
+        </w:rPr>
+      </w:pPr>
+      <w:r>
+        <w:rPr>
+          <w:rFonts w:ascii="Aptos Display" w:eastAsia="Times New Roman" w:hAnsi="Aptos Display" w:cs="Times New Roman"/>
+          <w:b/>
+          <w:bCs/>
           <w:lang w:eastAsia="en-IN"/>
         </w:rPr>
         <w:t>react</w:t>
       </w:r>
-      <w:proofErr w:type="gramEnd"/>
     </w:p>
     <w:p>
       <w:pPr>
@@ -1358,54 +1044,34 @@
         </w:numPr>
         <w:spacing w:before="100" w:beforeAutospacing="1" w:after="100" w:afterAutospacing="1" w:line="240" w:lineRule="auto"/>
         <w:rPr>
-          <w:rFonts w:ascii="Times New Roman" w:eastAsia="Times New Roman" w:hAnsi="Times New Roman" w:cs="Times New Roman"/>
-          <w:sz w:val="24"/>
-          <w:szCs w:val="24"/>
-          <w:lang w:eastAsia="en-IN"/>
-        </w:rPr>
-      </w:pPr>
-      <w:r>
-        <w:rPr>
-          <w:rFonts w:ascii="Times New Roman" w:eastAsia="Times New Roman" w:hAnsi="Times New Roman" w:cs="Times New Roman"/>
-          <w:sz w:val="24"/>
-          <w:szCs w:val="24"/>
+          <w:rFonts w:ascii="Aptos Display" w:eastAsia="Times New Roman" w:hAnsi="Aptos Display" w:cs="Times New Roman"/>
+          <w:lang w:eastAsia="en-IN"/>
+        </w:rPr>
+      </w:pPr>
+      <w:r>
+        <w:rPr>
+          <w:rFonts w:ascii="Aptos Display" w:eastAsia="Times New Roman" w:hAnsi="Aptos Display" w:cs="Times New Roman"/>
           <w:lang w:eastAsia="en-IN"/>
         </w:rPr>
         <w:t xml:space="preserve">Main library for building UI. </w:t>
       </w:r>
-    </w:p>
-    <w:p>
-      <w:pPr>
-        <w:spacing w:after="0" w:line="240" w:lineRule="auto"/>
-        <w:rPr>
-          <w:rFonts w:ascii="Times New Roman" w:eastAsia="Times New Roman" w:hAnsi="Times New Roman" w:cs="Times New Roman"/>
-          <w:sz w:val="24"/>
-          <w:szCs w:val="24"/>
-          <w:lang w:eastAsia="en-IN"/>
-        </w:rPr>
-      </w:pPr>
     </w:p>
     <w:p>
       <w:pPr>
         <w:spacing w:before="100" w:beforeAutospacing="1" w:after="100" w:afterAutospacing="1" w:line="240" w:lineRule="auto"/>
         <w:outlineLvl w:val="2"/>
         <w:rPr>
-          <w:rFonts w:ascii="Times New Roman" w:eastAsia="Times New Roman" w:hAnsi="Times New Roman" w:cs="Times New Roman"/>
-          <w:b/>
-          <w:bCs/>
-          <w:sz w:val="27"/>
-          <w:szCs w:val="27"/>
-          <w:lang w:eastAsia="en-IN"/>
-        </w:rPr>
-      </w:pPr>
-      <w:proofErr w:type="gramStart"/>
-      <w:r>
-        <w:rPr>
-          <w:rFonts w:ascii="Times New Roman" w:eastAsia="Times New Roman" w:hAnsi="Times New Roman" w:cs="Times New Roman"/>
-          <w:b/>
-          <w:bCs/>
-          <w:sz w:val="20"/>
-          <w:szCs w:val="20"/>
+          <w:rFonts w:ascii="Aptos Display" w:eastAsia="Times New Roman" w:hAnsi="Aptos Display" w:cs="Times New Roman"/>
+          <w:b/>
+          <w:bCs/>
+          <w:lang w:eastAsia="en-IN"/>
+        </w:rPr>
+      </w:pPr>
+      <w:r>
+        <w:rPr>
+          <w:rFonts w:ascii="Aptos Display" w:eastAsia="Times New Roman" w:hAnsi="Aptos Display" w:cs="Times New Roman"/>
+          <w:b/>
+          <w:bCs/>
           <w:lang w:eastAsia="en-IN"/>
         </w:rPr>
         <w:t>react-</w:t>
@@ -1413,17 +1079,14 @@
       <w:proofErr w:type="spellStart"/>
       <w:r>
         <w:rPr>
-          <w:rFonts w:ascii="Times New Roman" w:eastAsia="Times New Roman" w:hAnsi="Times New Roman" w:cs="Times New Roman"/>
-          <w:b/>
-          <w:bCs/>
-          <w:sz w:val="20"/>
-          <w:szCs w:val="20"/>
+          <w:rFonts w:ascii="Aptos Display" w:eastAsia="Times New Roman" w:hAnsi="Aptos Display" w:cs="Times New Roman"/>
+          <w:b/>
+          <w:bCs/>
           <w:lang w:eastAsia="en-IN"/>
         </w:rPr>
         <w:t>dom</w:t>
       </w:r>
       <w:proofErr w:type="spellEnd"/>
-      <w:proofErr w:type="gramEnd"/>
     </w:p>
     <w:p>
       <w:pPr>
@@ -1433,54 +1096,34 @@
         </w:numPr>
         <w:spacing w:before="100" w:beforeAutospacing="1" w:after="100" w:afterAutospacing="1" w:line="240" w:lineRule="auto"/>
         <w:rPr>
-          <w:rFonts w:ascii="Times New Roman" w:eastAsia="Times New Roman" w:hAnsi="Times New Roman" w:cs="Times New Roman"/>
-          <w:sz w:val="24"/>
-          <w:szCs w:val="24"/>
-          <w:lang w:eastAsia="en-IN"/>
-        </w:rPr>
-      </w:pPr>
-      <w:r>
-        <w:rPr>
-          <w:rFonts w:ascii="Times New Roman" w:eastAsia="Times New Roman" w:hAnsi="Times New Roman" w:cs="Times New Roman"/>
-          <w:sz w:val="24"/>
-          <w:szCs w:val="24"/>
+          <w:rFonts w:ascii="Aptos Display" w:eastAsia="Times New Roman" w:hAnsi="Aptos Display" w:cs="Times New Roman"/>
+          <w:lang w:eastAsia="en-IN"/>
+        </w:rPr>
+      </w:pPr>
+      <w:r>
+        <w:rPr>
+          <w:rFonts w:ascii="Aptos Display" w:eastAsia="Times New Roman" w:hAnsi="Aptos Display" w:cs="Times New Roman"/>
           <w:lang w:eastAsia="en-IN"/>
         </w:rPr>
         <w:t xml:space="preserve">Renders React components to browser. </w:t>
       </w:r>
-    </w:p>
-    <w:p>
-      <w:pPr>
-        <w:spacing w:after="0" w:line="240" w:lineRule="auto"/>
-        <w:rPr>
-          <w:rFonts w:ascii="Times New Roman" w:eastAsia="Times New Roman" w:hAnsi="Times New Roman" w:cs="Times New Roman"/>
-          <w:sz w:val="24"/>
-          <w:szCs w:val="24"/>
-          <w:lang w:eastAsia="en-IN"/>
-        </w:rPr>
-      </w:pPr>
     </w:p>
     <w:p>
       <w:pPr>
         <w:spacing w:before="100" w:beforeAutospacing="1" w:after="100" w:afterAutospacing="1" w:line="240" w:lineRule="auto"/>
         <w:outlineLvl w:val="2"/>
         <w:rPr>
-          <w:rFonts w:ascii="Times New Roman" w:eastAsia="Times New Roman" w:hAnsi="Times New Roman" w:cs="Times New Roman"/>
-          <w:b/>
-          <w:bCs/>
-          <w:sz w:val="27"/>
-          <w:szCs w:val="27"/>
-          <w:lang w:eastAsia="en-IN"/>
-        </w:rPr>
-      </w:pPr>
-      <w:proofErr w:type="gramStart"/>
-      <w:r>
-        <w:rPr>
-          <w:rFonts w:ascii="Times New Roman" w:eastAsia="Times New Roman" w:hAnsi="Times New Roman" w:cs="Times New Roman"/>
-          <w:b/>
-          <w:bCs/>
-          <w:sz w:val="20"/>
-          <w:szCs w:val="20"/>
+          <w:rFonts w:ascii="Aptos Display" w:eastAsia="Times New Roman" w:hAnsi="Aptos Display" w:cs="Times New Roman"/>
+          <w:b/>
+          <w:bCs/>
+          <w:lang w:eastAsia="en-IN"/>
+        </w:rPr>
+      </w:pPr>
+      <w:r>
+        <w:rPr>
+          <w:rFonts w:ascii="Aptos Display" w:eastAsia="Times New Roman" w:hAnsi="Aptos Display" w:cs="Times New Roman"/>
+          <w:b/>
+          <w:bCs/>
           <w:lang w:eastAsia="en-IN"/>
         </w:rPr>
         <w:t>react-router-</w:t>
@@ -1488,17 +1131,14 @@
       <w:proofErr w:type="spellStart"/>
       <w:r>
         <w:rPr>
-          <w:rFonts w:ascii="Times New Roman" w:eastAsia="Times New Roman" w:hAnsi="Times New Roman" w:cs="Times New Roman"/>
-          <w:b/>
-          <w:bCs/>
-          <w:sz w:val="20"/>
-          <w:szCs w:val="20"/>
+          <w:rFonts w:ascii="Aptos Display" w:eastAsia="Times New Roman" w:hAnsi="Aptos Display" w:cs="Times New Roman"/>
+          <w:b/>
+          <w:bCs/>
           <w:lang w:eastAsia="en-IN"/>
         </w:rPr>
         <w:t>dom</w:t>
       </w:r>
       <w:proofErr w:type="spellEnd"/>
-      <w:proofErr w:type="gramEnd"/>
     </w:p>
     <w:p>
       <w:pPr>
@@ -1508,17 +1148,13 @@
         </w:numPr>
         <w:spacing w:before="100" w:beforeAutospacing="1" w:after="100" w:afterAutospacing="1" w:line="240" w:lineRule="auto"/>
         <w:rPr>
-          <w:rFonts w:ascii="Times New Roman" w:eastAsia="Times New Roman" w:hAnsi="Times New Roman" w:cs="Times New Roman"/>
-          <w:sz w:val="24"/>
-          <w:szCs w:val="24"/>
-          <w:lang w:eastAsia="en-IN"/>
-        </w:rPr>
-      </w:pPr>
-      <w:r>
-        <w:rPr>
-          <w:rFonts w:ascii="Times New Roman" w:eastAsia="Times New Roman" w:hAnsi="Times New Roman" w:cs="Times New Roman"/>
-          <w:sz w:val="24"/>
-          <w:szCs w:val="24"/>
+          <w:rFonts w:ascii="Aptos Display" w:eastAsia="Times New Roman" w:hAnsi="Aptos Display" w:cs="Times New Roman"/>
+          <w:lang w:eastAsia="en-IN"/>
+        </w:rPr>
+      </w:pPr>
+      <w:r>
+        <w:rPr>
+          <w:rFonts w:ascii="Aptos Display" w:eastAsia="Times New Roman" w:hAnsi="Aptos Display" w:cs="Times New Roman"/>
           <w:lang w:eastAsia="en-IN"/>
         </w:rPr>
         <w:t xml:space="preserve">Handles navigation between pages. </w:t>
@@ -1532,7 +1168,27 @@
         </w:numPr>
         <w:spacing w:before="100" w:beforeAutospacing="1" w:after="100" w:afterAutospacing="1" w:line="240" w:lineRule="auto"/>
         <w:rPr>
-          <w:rFonts w:ascii="Times New Roman" w:eastAsia="Times New Roman" w:hAnsi="Times New Roman" w:cs="Times New Roman"/>
+          <w:rFonts w:ascii="Aptos Display" w:eastAsia="Times New Roman" w:hAnsi="Aptos Display" w:cs="Times New Roman"/>
+          <w:lang w:eastAsia="en-IN"/>
+        </w:rPr>
+      </w:pPr>
+      <w:r>
+        <w:rPr>
+          <w:rFonts w:ascii="Aptos Display" w:eastAsia="Times New Roman" w:hAnsi="Aptos Display" w:cs="Times New Roman"/>
+          <w:lang w:eastAsia="en-IN"/>
+        </w:rPr>
+        <w:t xml:space="preserve">Example: /login, /dashboard </w:t>
+      </w:r>
+    </w:p>
+    <w:p>
+      <w:pPr>
+        <w:spacing w:before="100" w:beforeAutospacing="1" w:after="100" w:afterAutospacing="1" w:line="240" w:lineRule="auto"/>
+        <w:outlineLvl w:val="1"/>
+        <w:rPr>
+          <w:rFonts w:ascii="Aptos Display" w:eastAsia="Times New Roman" w:hAnsi="Aptos Display" w:cs="Times New Roman"/>
+          <w:b/>
+          <w:bCs/>
+          <w:color w:val="1F497D" w:themeColor="text2"/>
           <w:sz w:val="24"/>
           <w:szCs w:val="24"/>
           <w:lang w:eastAsia="en-IN"/>
@@ -1540,83 +1196,14 @@
       </w:pPr>
       <w:r>
         <w:rPr>
-          <w:rFonts w:ascii="Times New Roman" w:eastAsia="Times New Roman" w:hAnsi="Times New Roman" w:cs="Times New Roman"/>
+          <w:rFonts w:ascii="Aptos Display" w:eastAsia="Times New Roman" w:hAnsi="Aptos Display" w:cs="Times New Roman"/>
+          <w:b/>
+          <w:bCs/>
+          <w:color w:val="1F497D" w:themeColor="text2"/>
           <w:sz w:val="24"/>
           <w:szCs w:val="24"/>
           <w:lang w:eastAsia="en-IN"/>
         </w:rPr>
-        <w:t xml:space="preserve">Example: </w:t>
-      </w:r>
-      <w:r>
-        <w:rPr>
-          <w:rFonts w:ascii="Times New Roman" w:eastAsia="Times New Roman" w:hAnsi="Times New Roman" w:cs="Times New Roman"/>
-          <w:sz w:val="20"/>
-          <w:szCs w:val="20"/>
-          <w:lang w:eastAsia="en-IN"/>
-        </w:rPr>
-        <w:t>/login</w:t>
-      </w:r>
-      <w:r>
-        <w:rPr>
-          <w:rFonts w:ascii="Times New Roman" w:eastAsia="Times New Roman" w:hAnsi="Times New Roman" w:cs="Times New Roman"/>
-          <w:sz w:val="24"/>
-          <w:szCs w:val="24"/>
-          <w:lang w:eastAsia="en-IN"/>
-        </w:rPr>
-        <w:t xml:space="preserve">, </w:t>
-      </w:r>
-      <w:r>
-        <w:rPr>
-          <w:rFonts w:ascii="Times New Roman" w:eastAsia="Times New Roman" w:hAnsi="Times New Roman" w:cs="Times New Roman"/>
-          <w:sz w:val="20"/>
-          <w:szCs w:val="20"/>
-          <w:lang w:eastAsia="en-IN"/>
-        </w:rPr>
-        <w:t>/dashboard</w:t>
-      </w:r>
-      <w:r>
-        <w:rPr>
-          <w:rFonts w:ascii="Times New Roman" w:eastAsia="Times New Roman" w:hAnsi="Times New Roman" w:cs="Times New Roman"/>
-          <w:sz w:val="24"/>
-          <w:szCs w:val="24"/>
-          <w:lang w:eastAsia="en-IN"/>
-        </w:rPr>
-        <w:t xml:space="preserve"> </w:t>
-      </w:r>
-    </w:p>
-    <w:p>
-      <w:pPr>
-        <w:spacing w:after="0" w:line="240" w:lineRule="auto"/>
-        <w:rPr>
-          <w:rFonts w:ascii="Times New Roman" w:eastAsia="Times New Roman" w:hAnsi="Times New Roman" w:cs="Times New Roman"/>
-          <w:sz w:val="24"/>
-          <w:szCs w:val="24"/>
-          <w:lang w:eastAsia="en-IN"/>
-        </w:rPr>
-      </w:pPr>
-    </w:p>
-    <w:p>
-      <w:pPr>
-        <w:spacing w:before="100" w:beforeAutospacing="1" w:after="100" w:afterAutospacing="1" w:line="240" w:lineRule="auto"/>
-        <w:outlineLvl w:val="1"/>
-        <w:rPr>
-          <w:rFonts w:ascii="Times New Roman" w:eastAsia="Times New Roman" w:hAnsi="Times New Roman" w:cs="Times New Roman"/>
-          <w:b/>
-          <w:bCs/>
-          <w:sz w:val="36"/>
-          <w:szCs w:val="36"/>
-          <w:lang w:eastAsia="en-IN"/>
-        </w:rPr>
-      </w:pPr>
-      <w:r>
-        <w:rPr>
-          <w:rFonts w:ascii="Times New Roman" w:eastAsia="Times New Roman" w:hAnsi="Times New Roman" w:cs="Times New Roman"/>
-          <w:b/>
-          <w:bCs/>
-          <w:sz w:val="36"/>
-          <w:szCs w:val="36"/>
-          <w:lang w:eastAsia="en-IN"/>
-        </w:rPr>
         <w:t>API Handling</w:t>
       </w:r>
     </w:p>
@@ -1625,29 +1212,23 @@
         <w:spacing w:before="100" w:beforeAutospacing="1" w:after="100" w:afterAutospacing="1" w:line="240" w:lineRule="auto"/>
         <w:outlineLvl w:val="2"/>
         <w:rPr>
-          <w:rFonts w:ascii="Times New Roman" w:eastAsia="Times New Roman" w:hAnsi="Times New Roman" w:cs="Times New Roman"/>
-          <w:b/>
-          <w:bCs/>
-          <w:sz w:val="27"/>
-          <w:szCs w:val="27"/>
+          <w:rFonts w:ascii="Aptos Display" w:eastAsia="Times New Roman" w:hAnsi="Aptos Display" w:cs="Times New Roman"/>
+          <w:b/>
+          <w:bCs/>
           <w:lang w:eastAsia="en-IN"/>
         </w:rPr>
       </w:pPr>
       <w:proofErr w:type="spellStart"/>
-      <w:proofErr w:type="gramStart"/>
-      <w:r>
-        <w:rPr>
-          <w:rFonts w:ascii="Times New Roman" w:eastAsia="Times New Roman" w:hAnsi="Times New Roman" w:cs="Times New Roman"/>
-          <w:b/>
-          <w:bCs/>
-          <w:sz w:val="20"/>
-          <w:szCs w:val="20"/>
+      <w:r>
+        <w:rPr>
+          <w:rFonts w:ascii="Aptos Display" w:eastAsia="Times New Roman" w:hAnsi="Aptos Display" w:cs="Times New Roman"/>
+          <w:b/>
+          <w:bCs/>
           <w:lang w:eastAsia="en-IN"/>
         </w:rPr>
         <w:t>axios</w:t>
       </w:r>
       <w:proofErr w:type="spellEnd"/>
-      <w:proofErr w:type="gramEnd"/>
     </w:p>
     <w:p>
       <w:pPr>
@@ -1657,17 +1238,13 @@
         </w:numPr>
         <w:spacing w:before="100" w:beforeAutospacing="1" w:after="100" w:afterAutospacing="1" w:line="240" w:lineRule="auto"/>
         <w:rPr>
-          <w:rFonts w:ascii="Times New Roman" w:eastAsia="Times New Roman" w:hAnsi="Times New Roman" w:cs="Times New Roman"/>
-          <w:sz w:val="24"/>
-          <w:szCs w:val="24"/>
-          <w:lang w:eastAsia="en-IN"/>
-        </w:rPr>
-      </w:pPr>
-      <w:r>
-        <w:rPr>
-          <w:rFonts w:ascii="Times New Roman" w:eastAsia="Times New Roman" w:hAnsi="Times New Roman" w:cs="Times New Roman"/>
-          <w:sz w:val="24"/>
-          <w:szCs w:val="24"/>
+          <w:rFonts w:ascii="Aptos Display" w:eastAsia="Times New Roman" w:hAnsi="Aptos Display" w:cs="Times New Roman"/>
+          <w:lang w:eastAsia="en-IN"/>
+        </w:rPr>
+      </w:pPr>
+      <w:r>
+        <w:rPr>
+          <w:rFonts w:ascii="Aptos Display" w:eastAsia="Times New Roman" w:hAnsi="Aptos Display" w:cs="Times New Roman"/>
           <w:lang w:eastAsia="en-IN"/>
         </w:rPr>
         <w:t xml:space="preserve">Used to call backend APIs. </w:t>
@@ -1681,7 +1258,43 @@
         </w:numPr>
         <w:spacing w:before="100" w:beforeAutospacing="1" w:after="100" w:afterAutospacing="1" w:line="240" w:lineRule="auto"/>
         <w:rPr>
-          <w:rFonts w:ascii="Times New Roman" w:eastAsia="Times New Roman" w:hAnsi="Times New Roman" w:cs="Times New Roman"/>
+          <w:rFonts w:ascii="Aptos Display" w:eastAsia="Times New Roman" w:hAnsi="Aptos Display" w:cs="Times New Roman"/>
+          <w:lang w:eastAsia="en-IN"/>
+        </w:rPr>
+      </w:pPr>
+      <w:r>
+        <w:rPr>
+          <w:rFonts w:ascii="Aptos Display" w:eastAsia="Times New Roman" w:hAnsi="Aptos Display" w:cs="Times New Roman"/>
+          <w:lang w:eastAsia="en-IN"/>
+        </w:rPr>
+        <w:t xml:space="preserve">Simpler than </w:t>
+      </w:r>
+      <w:proofErr w:type="gramStart"/>
+      <w:r>
+        <w:rPr>
+          <w:rFonts w:ascii="Aptos Display" w:eastAsia="Times New Roman" w:hAnsi="Aptos Display" w:cs="Times New Roman"/>
+          <w:lang w:eastAsia="en-IN"/>
+        </w:rPr>
+        <w:t>fetch(</w:t>
+      </w:r>
+      <w:proofErr w:type="gramEnd"/>
+      <w:r>
+        <w:rPr>
+          <w:rFonts w:ascii="Aptos Display" w:eastAsia="Times New Roman" w:hAnsi="Aptos Display" w:cs="Times New Roman"/>
+          <w:lang w:eastAsia="en-IN"/>
+        </w:rPr>
+        <w:t xml:space="preserve">). </w:t>
+      </w:r>
+    </w:p>
+    <w:p>
+      <w:pPr>
+        <w:spacing w:before="100" w:beforeAutospacing="1" w:after="100" w:afterAutospacing="1" w:line="240" w:lineRule="auto"/>
+        <w:outlineLvl w:val="1"/>
+        <w:rPr>
+          <w:rFonts w:ascii="Aptos Display" w:eastAsia="Times New Roman" w:hAnsi="Aptos Display" w:cs="Times New Roman"/>
+          <w:b/>
+          <w:bCs/>
+          <w:color w:val="1F497D" w:themeColor="text2"/>
           <w:sz w:val="24"/>
           <w:szCs w:val="24"/>
           <w:lang w:eastAsia="en-IN"/>
@@ -1689,67 +1302,14 @@
       </w:pPr>
       <w:r>
         <w:rPr>
-          <w:rFonts w:ascii="Times New Roman" w:eastAsia="Times New Roman" w:hAnsi="Times New Roman" w:cs="Times New Roman"/>
+          <w:rFonts w:ascii="Aptos Display" w:eastAsia="Times New Roman" w:hAnsi="Aptos Display" w:cs="Times New Roman"/>
+          <w:b/>
+          <w:bCs/>
+          <w:color w:val="1F497D" w:themeColor="text2"/>
           <w:sz w:val="24"/>
           <w:szCs w:val="24"/>
           <w:lang w:eastAsia="en-IN"/>
         </w:rPr>
-        <w:t xml:space="preserve">Simpler than </w:t>
-      </w:r>
-      <w:proofErr w:type="gramStart"/>
-      <w:r>
-        <w:rPr>
-          <w:rFonts w:ascii="Times New Roman" w:eastAsia="Times New Roman" w:hAnsi="Times New Roman" w:cs="Times New Roman"/>
-          <w:sz w:val="24"/>
-          <w:szCs w:val="24"/>
-          <w:lang w:eastAsia="en-IN"/>
-        </w:rPr>
-        <w:t>fetch(</w:t>
-      </w:r>
-      <w:proofErr w:type="gramEnd"/>
-      <w:r>
-        <w:rPr>
-          <w:rFonts w:ascii="Times New Roman" w:eastAsia="Times New Roman" w:hAnsi="Times New Roman" w:cs="Times New Roman"/>
-          <w:sz w:val="24"/>
-          <w:szCs w:val="24"/>
-          <w:lang w:eastAsia="en-IN"/>
-        </w:rPr>
-        <w:t xml:space="preserve">). </w:t>
-      </w:r>
-    </w:p>
-    <w:p>
-      <w:pPr>
-        <w:spacing w:after="0" w:line="240" w:lineRule="auto"/>
-        <w:rPr>
-          <w:rFonts w:ascii="Times New Roman" w:eastAsia="Times New Roman" w:hAnsi="Times New Roman" w:cs="Times New Roman"/>
-          <w:sz w:val="24"/>
-          <w:szCs w:val="24"/>
-          <w:lang w:eastAsia="en-IN"/>
-        </w:rPr>
-      </w:pPr>
-    </w:p>
-    <w:p>
-      <w:pPr>
-        <w:spacing w:before="100" w:beforeAutospacing="1" w:after="100" w:afterAutospacing="1" w:line="240" w:lineRule="auto"/>
-        <w:outlineLvl w:val="1"/>
-        <w:rPr>
-          <w:rFonts w:ascii="Times New Roman" w:eastAsia="Times New Roman" w:hAnsi="Times New Roman" w:cs="Times New Roman"/>
-          <w:b/>
-          <w:bCs/>
-          <w:sz w:val="36"/>
-          <w:szCs w:val="36"/>
-          <w:lang w:eastAsia="en-IN"/>
-        </w:rPr>
-      </w:pPr>
-      <w:r>
-        <w:rPr>
-          <w:rFonts w:ascii="Times New Roman" w:eastAsia="Times New Roman" w:hAnsi="Times New Roman" w:cs="Times New Roman"/>
-          <w:b/>
-          <w:bCs/>
-          <w:sz w:val="36"/>
-          <w:szCs w:val="36"/>
-          <w:lang w:eastAsia="en-IN"/>
-        </w:rPr>
         <w:t>Data Visualization</w:t>
       </w:r>
     </w:p>
@@ -1758,24 +1318,19 @@
         <w:spacing w:before="100" w:beforeAutospacing="1" w:after="100" w:afterAutospacing="1" w:line="240" w:lineRule="auto"/>
         <w:outlineLvl w:val="2"/>
         <w:rPr>
-          <w:rFonts w:ascii="Times New Roman" w:eastAsia="Times New Roman" w:hAnsi="Times New Roman" w:cs="Times New Roman"/>
-          <w:b/>
-          <w:bCs/>
-          <w:sz w:val="27"/>
-          <w:szCs w:val="27"/>
-          <w:lang w:eastAsia="en-IN"/>
-        </w:rPr>
-      </w:pPr>
-      <w:r>
-        <w:rPr>
-          <w:rFonts w:ascii="Times New Roman" w:eastAsia="Times New Roman" w:hAnsi="Times New Roman" w:cs="Times New Roman"/>
-          <w:b/>
-          <w:bCs/>
-          <w:sz w:val="20"/>
-          <w:szCs w:val="20"/>
-          <w:lang w:eastAsia="en-IN"/>
-        </w:rPr>
-        <w:lastRenderedPageBreak/>
+          <w:rFonts w:ascii="Aptos Display" w:eastAsia="Times New Roman" w:hAnsi="Aptos Display" w:cs="Times New Roman"/>
+          <w:b/>
+          <w:bCs/>
+          <w:lang w:eastAsia="en-IN"/>
+        </w:rPr>
+      </w:pPr>
+      <w:r>
+        <w:rPr>
+          <w:rFonts w:ascii="Aptos Display" w:eastAsia="Times New Roman" w:hAnsi="Aptos Display" w:cs="Times New Roman"/>
+          <w:b/>
+          <w:bCs/>
+          <w:lang w:eastAsia="en-IN"/>
+        </w:rPr>
         <w:t>chart.js</w:t>
       </w:r>
     </w:p>
@@ -1787,59 +1342,38 @@
         </w:numPr>
         <w:spacing w:before="100" w:beforeAutospacing="1" w:after="100" w:afterAutospacing="1" w:line="240" w:lineRule="auto"/>
         <w:rPr>
-          <w:rFonts w:ascii="Times New Roman" w:eastAsia="Times New Roman" w:hAnsi="Times New Roman" w:cs="Times New Roman"/>
-          <w:sz w:val="24"/>
-          <w:szCs w:val="24"/>
-          <w:lang w:eastAsia="en-IN"/>
-        </w:rPr>
-      </w:pPr>
-      <w:r>
-        <w:rPr>
-          <w:rFonts w:ascii="Times New Roman" w:eastAsia="Times New Roman" w:hAnsi="Times New Roman" w:cs="Times New Roman"/>
-          <w:sz w:val="24"/>
-          <w:szCs w:val="24"/>
+          <w:rFonts w:ascii="Aptos Display" w:eastAsia="Times New Roman" w:hAnsi="Aptos Display" w:cs="Times New Roman"/>
+          <w:lang w:eastAsia="en-IN"/>
+        </w:rPr>
+      </w:pPr>
+      <w:r>
+        <w:rPr>
+          <w:rFonts w:ascii="Aptos Display" w:eastAsia="Times New Roman" w:hAnsi="Aptos Display" w:cs="Times New Roman"/>
           <w:lang w:eastAsia="en-IN"/>
         </w:rPr>
         <w:t xml:space="preserve">Core chart library (bar, pie, line charts). </w:t>
       </w:r>
-    </w:p>
-    <w:p>
-      <w:pPr>
-        <w:spacing w:after="0" w:line="240" w:lineRule="auto"/>
-        <w:rPr>
-          <w:rFonts w:ascii="Times New Roman" w:eastAsia="Times New Roman" w:hAnsi="Times New Roman" w:cs="Times New Roman"/>
-          <w:sz w:val="24"/>
-          <w:szCs w:val="24"/>
-          <w:lang w:eastAsia="en-IN"/>
-        </w:rPr>
-      </w:pPr>
     </w:p>
     <w:p>
       <w:pPr>
         <w:spacing w:before="100" w:beforeAutospacing="1" w:after="100" w:afterAutospacing="1" w:line="240" w:lineRule="auto"/>
         <w:outlineLvl w:val="2"/>
         <w:rPr>
-          <w:rFonts w:ascii="Times New Roman" w:eastAsia="Times New Roman" w:hAnsi="Times New Roman" w:cs="Times New Roman"/>
-          <w:b/>
-          <w:bCs/>
-          <w:sz w:val="27"/>
-          <w:szCs w:val="27"/>
-          <w:lang w:eastAsia="en-IN"/>
-        </w:rPr>
-      </w:pPr>
-      <w:proofErr w:type="gramStart"/>
-      <w:r>
-        <w:rPr>
-          <w:rFonts w:ascii="Times New Roman" w:eastAsia="Times New Roman" w:hAnsi="Times New Roman" w:cs="Times New Roman"/>
-          <w:b/>
-          <w:bCs/>
-          <w:sz w:val="20"/>
-          <w:szCs w:val="20"/>
+          <w:rFonts w:ascii="Aptos Display" w:eastAsia="Times New Roman" w:hAnsi="Aptos Display" w:cs="Times New Roman"/>
+          <w:b/>
+          <w:bCs/>
+          <w:lang w:eastAsia="en-IN"/>
+        </w:rPr>
+      </w:pPr>
+      <w:r>
+        <w:rPr>
+          <w:rFonts w:ascii="Aptos Display" w:eastAsia="Times New Roman" w:hAnsi="Aptos Display" w:cs="Times New Roman"/>
+          <w:b/>
+          <w:bCs/>
           <w:lang w:eastAsia="en-IN"/>
         </w:rPr>
         <w:t>react-chartjs-2</w:t>
       </w:r>
-      <w:proofErr w:type="gramEnd"/>
     </w:p>
     <w:p>
       <w:pPr>
@@ -1849,7 +1383,27 @@
         </w:numPr>
         <w:spacing w:before="100" w:beforeAutospacing="1" w:after="100" w:afterAutospacing="1" w:line="240" w:lineRule="auto"/>
         <w:rPr>
-          <w:rFonts w:ascii="Times New Roman" w:eastAsia="Times New Roman" w:hAnsi="Times New Roman" w:cs="Times New Roman"/>
+          <w:rFonts w:ascii="Aptos Display" w:eastAsia="Times New Roman" w:hAnsi="Aptos Display" w:cs="Times New Roman"/>
+          <w:lang w:eastAsia="en-IN"/>
+        </w:rPr>
+      </w:pPr>
+      <w:r>
+        <w:rPr>
+          <w:rFonts w:ascii="Aptos Display" w:eastAsia="Times New Roman" w:hAnsi="Aptos Display" w:cs="Times New Roman"/>
+          <w:lang w:eastAsia="en-IN"/>
+        </w:rPr>
+        <w:t xml:space="preserve">Wrapper for Chart.js to use in React. </w:t>
+      </w:r>
+    </w:p>
+    <w:p>
+      <w:pPr>
+        <w:spacing w:before="100" w:beforeAutospacing="1" w:after="100" w:afterAutospacing="1" w:line="240" w:lineRule="auto"/>
+        <w:outlineLvl w:val="1"/>
+        <w:rPr>
+          <w:rFonts w:ascii="Aptos Display" w:eastAsia="Times New Roman" w:hAnsi="Aptos Display" w:cs="Times New Roman"/>
+          <w:b/>
+          <w:bCs/>
+          <w:color w:val="1F497D" w:themeColor="text2"/>
           <w:sz w:val="24"/>
           <w:szCs w:val="24"/>
           <w:lang w:eastAsia="en-IN"/>
@@ -1857,47 +1411,14 @@
       </w:pPr>
       <w:r>
         <w:rPr>
-          <w:rFonts w:ascii="Times New Roman" w:eastAsia="Times New Roman" w:hAnsi="Times New Roman" w:cs="Times New Roman"/>
+          <w:rFonts w:ascii="Aptos Display" w:eastAsia="Times New Roman" w:hAnsi="Aptos Display" w:cs="Times New Roman"/>
+          <w:b/>
+          <w:bCs/>
+          <w:color w:val="1F497D" w:themeColor="text2"/>
           <w:sz w:val="24"/>
           <w:szCs w:val="24"/>
           <w:lang w:eastAsia="en-IN"/>
         </w:rPr>
-        <w:t xml:space="preserve">Wrapper for Chart.js to use in React. </w:t>
-      </w:r>
-    </w:p>
-    <w:p>
-      <w:pPr>
-        <w:spacing w:after="0" w:line="240" w:lineRule="auto"/>
-        <w:rPr>
-          <w:rFonts w:ascii="Times New Roman" w:eastAsia="Times New Roman" w:hAnsi="Times New Roman" w:cs="Times New Roman"/>
-          <w:sz w:val="24"/>
-          <w:szCs w:val="24"/>
-          <w:lang w:eastAsia="en-IN"/>
-        </w:rPr>
-      </w:pPr>
-    </w:p>
-    <w:p>
-      <w:pPr>
-        <w:spacing w:before="100" w:beforeAutospacing="1" w:after="100" w:afterAutospacing="1" w:line="240" w:lineRule="auto"/>
-        <w:outlineLvl w:val="1"/>
-        <w:rPr>
-          <w:rFonts w:ascii="Times New Roman" w:eastAsia="Times New Roman" w:hAnsi="Times New Roman" w:cs="Times New Roman"/>
-          <w:b/>
-          <w:bCs/>
-          <w:sz w:val="36"/>
-          <w:szCs w:val="36"/>
-          <w:lang w:eastAsia="en-IN"/>
-        </w:rPr>
-      </w:pPr>
-      <w:r>
-        <w:rPr>
-          <w:rFonts w:ascii="Times New Roman" w:eastAsia="Times New Roman" w:hAnsi="Times New Roman" w:cs="Times New Roman"/>
-          <w:b/>
-          <w:bCs/>
-          <w:sz w:val="36"/>
-          <w:szCs w:val="36"/>
-          <w:lang w:eastAsia="en-IN"/>
-        </w:rPr>
         <w:t>PDF Generation</w:t>
       </w:r>
     </w:p>
@@ -1906,29 +1427,23 @@
         <w:spacing w:before="100" w:beforeAutospacing="1" w:after="100" w:afterAutospacing="1" w:line="240" w:lineRule="auto"/>
         <w:outlineLvl w:val="2"/>
         <w:rPr>
-          <w:rFonts w:ascii="Times New Roman" w:eastAsia="Times New Roman" w:hAnsi="Times New Roman" w:cs="Times New Roman"/>
-          <w:b/>
-          <w:bCs/>
-          <w:sz w:val="27"/>
-          <w:szCs w:val="27"/>
+          <w:rFonts w:ascii="Aptos Display" w:eastAsia="Times New Roman" w:hAnsi="Aptos Display" w:cs="Times New Roman"/>
+          <w:b/>
+          <w:bCs/>
           <w:lang w:eastAsia="en-IN"/>
         </w:rPr>
       </w:pPr>
       <w:proofErr w:type="spellStart"/>
-      <w:proofErr w:type="gramStart"/>
-      <w:r>
-        <w:rPr>
-          <w:rFonts w:ascii="Times New Roman" w:eastAsia="Times New Roman" w:hAnsi="Times New Roman" w:cs="Times New Roman"/>
-          <w:b/>
-          <w:bCs/>
-          <w:sz w:val="20"/>
-          <w:szCs w:val="20"/>
+      <w:r>
+        <w:rPr>
+          <w:rFonts w:ascii="Aptos Display" w:eastAsia="Times New Roman" w:hAnsi="Aptos Display" w:cs="Times New Roman"/>
+          <w:b/>
+          <w:bCs/>
           <w:lang w:eastAsia="en-IN"/>
         </w:rPr>
         <w:t>jspdf</w:t>
       </w:r>
       <w:proofErr w:type="spellEnd"/>
-      <w:proofErr w:type="gramEnd"/>
     </w:p>
     <w:p>
       <w:pPr>
@@ -1938,61 +1453,40 @@
         </w:numPr>
         <w:spacing w:before="100" w:beforeAutospacing="1" w:after="100" w:afterAutospacing="1" w:line="240" w:lineRule="auto"/>
         <w:rPr>
-          <w:rFonts w:ascii="Times New Roman" w:eastAsia="Times New Roman" w:hAnsi="Times New Roman" w:cs="Times New Roman"/>
-          <w:sz w:val="24"/>
-          <w:szCs w:val="24"/>
-          <w:lang w:eastAsia="en-IN"/>
-        </w:rPr>
-      </w:pPr>
-      <w:r>
-        <w:rPr>
-          <w:rFonts w:ascii="Times New Roman" w:eastAsia="Times New Roman" w:hAnsi="Times New Roman" w:cs="Times New Roman"/>
-          <w:sz w:val="24"/>
-          <w:szCs w:val="24"/>
+          <w:rFonts w:ascii="Aptos Display" w:eastAsia="Times New Roman" w:hAnsi="Aptos Display" w:cs="Times New Roman"/>
+          <w:lang w:eastAsia="en-IN"/>
+        </w:rPr>
+      </w:pPr>
+      <w:r>
+        <w:rPr>
+          <w:rFonts w:ascii="Aptos Display" w:eastAsia="Times New Roman" w:hAnsi="Aptos Display" w:cs="Times New Roman"/>
           <w:lang w:eastAsia="en-IN"/>
         </w:rPr>
         <w:t xml:space="preserve">Creates PDF files in browser. </w:t>
       </w:r>
-    </w:p>
-    <w:p>
-      <w:pPr>
-        <w:spacing w:after="0" w:line="240" w:lineRule="auto"/>
-        <w:rPr>
-          <w:rFonts w:ascii="Times New Roman" w:eastAsia="Times New Roman" w:hAnsi="Times New Roman" w:cs="Times New Roman"/>
-          <w:sz w:val="24"/>
-          <w:szCs w:val="24"/>
-          <w:lang w:eastAsia="en-IN"/>
-        </w:rPr>
-      </w:pPr>
     </w:p>
     <w:p>
       <w:pPr>
         <w:spacing w:before="100" w:beforeAutospacing="1" w:after="100" w:afterAutospacing="1" w:line="240" w:lineRule="auto"/>
         <w:outlineLvl w:val="2"/>
         <w:rPr>
-          <w:rFonts w:ascii="Times New Roman" w:eastAsia="Times New Roman" w:hAnsi="Times New Roman" w:cs="Times New Roman"/>
-          <w:b/>
-          <w:bCs/>
-          <w:sz w:val="27"/>
-          <w:szCs w:val="27"/>
+          <w:rFonts w:ascii="Aptos Display" w:eastAsia="Times New Roman" w:hAnsi="Aptos Display" w:cs="Times New Roman"/>
+          <w:b/>
+          <w:bCs/>
           <w:lang w:eastAsia="en-IN"/>
         </w:rPr>
       </w:pPr>
       <w:proofErr w:type="spellStart"/>
-      <w:proofErr w:type="gramStart"/>
-      <w:r>
-        <w:rPr>
-          <w:rFonts w:ascii="Times New Roman" w:eastAsia="Times New Roman" w:hAnsi="Times New Roman" w:cs="Times New Roman"/>
-          <w:b/>
-          <w:bCs/>
-          <w:sz w:val="20"/>
-          <w:szCs w:val="20"/>
+      <w:r>
+        <w:rPr>
+          <w:rFonts w:ascii="Aptos Display" w:eastAsia="Times New Roman" w:hAnsi="Aptos Display" w:cs="Times New Roman"/>
+          <w:b/>
+          <w:bCs/>
           <w:lang w:eastAsia="en-IN"/>
         </w:rPr>
         <w:t>jspdf-autotable</w:t>
       </w:r>
       <w:proofErr w:type="spellEnd"/>
-      <w:proofErr w:type="gramEnd"/>
     </w:p>
     <w:p>
       <w:pPr>
@@ -2002,7 +1496,36 @@
         </w:numPr>
         <w:spacing w:before="100" w:beforeAutospacing="1" w:after="100" w:afterAutospacing="1" w:line="240" w:lineRule="auto"/>
         <w:rPr>
-          <w:rFonts w:ascii="Times New Roman" w:eastAsia="Times New Roman" w:hAnsi="Times New Roman" w:cs="Times New Roman"/>
+          <w:rFonts w:ascii="Aptos Display" w:eastAsia="Times New Roman" w:hAnsi="Aptos Display" w:cs="Times New Roman"/>
+          <w:lang w:eastAsia="en-IN"/>
+        </w:rPr>
+      </w:pPr>
+      <w:r>
+        <w:rPr>
+          <w:rFonts w:ascii="Aptos Display" w:eastAsia="Times New Roman" w:hAnsi="Aptos Display" w:cs="Times New Roman"/>
+          <w:lang w:eastAsia="en-IN"/>
+        </w:rPr>
+        <w:t xml:space="preserve">Adds table support in PDFs. </w:t>
+      </w:r>
+    </w:p>
+    <w:p>
+      <w:pPr>
+        <w:spacing w:after="0" w:line="240" w:lineRule="auto"/>
+        <w:rPr>
+          <w:rFonts w:ascii="Aptos Display" w:eastAsia="Times New Roman" w:hAnsi="Aptos Display" w:cs="Times New Roman"/>
+          <w:lang w:eastAsia="en-IN"/>
+        </w:rPr>
+      </w:pPr>
+    </w:p>
+    <w:p>
+      <w:pPr>
+        <w:spacing w:before="100" w:beforeAutospacing="1" w:after="100" w:afterAutospacing="1" w:line="240" w:lineRule="auto"/>
+        <w:outlineLvl w:val="1"/>
+        <w:rPr>
+          <w:rFonts w:ascii="Aptos Display" w:eastAsia="Times New Roman" w:hAnsi="Aptos Display" w:cs="Times New Roman"/>
+          <w:b/>
+          <w:bCs/>
+          <w:color w:val="1F497D" w:themeColor="text2"/>
           <w:sz w:val="24"/>
           <w:szCs w:val="24"/>
           <w:lang w:eastAsia="en-IN"/>
@@ -2010,47 +1533,15 @@
       </w:pPr>
       <w:r>
         <w:rPr>
-          <w:rFonts w:ascii="Times New Roman" w:eastAsia="Times New Roman" w:hAnsi="Times New Roman" w:cs="Times New Roman"/>
+          <w:rFonts w:ascii="Aptos Display" w:eastAsia="Times New Roman" w:hAnsi="Aptos Display" w:cs="Times New Roman"/>
+          <w:b/>
+          <w:bCs/>
+          <w:color w:val="1F497D" w:themeColor="text2"/>
           <w:sz w:val="24"/>
           <w:szCs w:val="24"/>
           <w:lang w:eastAsia="en-IN"/>
         </w:rPr>
-        <w:t xml:space="preserve">Adds table support in PDFs. </w:t>
-      </w:r>
-    </w:p>
-    <w:p>
-      <w:pPr>
-        <w:spacing w:after="0" w:line="240" w:lineRule="auto"/>
-        <w:rPr>
-          <w:rFonts w:ascii="Times New Roman" w:eastAsia="Times New Roman" w:hAnsi="Times New Roman" w:cs="Times New Roman"/>
-          <w:sz w:val="24"/>
-          <w:szCs w:val="24"/>
-          <w:lang w:eastAsia="en-IN"/>
-        </w:rPr>
-      </w:pPr>
-    </w:p>
-    <w:p>
-      <w:pPr>
-        <w:spacing w:before="100" w:beforeAutospacing="1" w:after="100" w:afterAutospacing="1" w:line="240" w:lineRule="auto"/>
-        <w:outlineLvl w:val="1"/>
-        <w:rPr>
-          <w:rFonts w:ascii="Times New Roman" w:eastAsia="Times New Roman" w:hAnsi="Times New Roman" w:cs="Times New Roman"/>
-          <w:b/>
-          <w:bCs/>
-          <w:sz w:val="36"/>
-          <w:szCs w:val="36"/>
-          <w:lang w:eastAsia="en-IN"/>
-        </w:rPr>
-      </w:pPr>
-      <w:r>
-        <w:rPr>
-          <w:rFonts w:ascii="Times New Roman" w:eastAsia="Times New Roman" w:hAnsi="Times New Roman" w:cs="Times New Roman"/>
-          <w:b/>
-          <w:bCs/>
-          <w:sz w:val="36"/>
-          <w:szCs w:val="36"/>
-          <w:lang w:eastAsia="en-IN"/>
-        </w:rPr>
+        <w:lastRenderedPageBreak/>
         <w:t>Components &amp; UX</w:t>
       </w:r>
     </w:p>
@@ -2059,27 +1550,21 @@
         <w:spacing w:before="100" w:beforeAutospacing="1" w:after="100" w:afterAutospacing="1" w:line="240" w:lineRule="auto"/>
         <w:outlineLvl w:val="2"/>
         <w:rPr>
-          <w:rFonts w:ascii="Times New Roman" w:eastAsia="Times New Roman" w:hAnsi="Times New Roman" w:cs="Times New Roman"/>
-          <w:b/>
-          <w:bCs/>
-          <w:sz w:val="27"/>
-          <w:szCs w:val="27"/>
-          <w:lang w:eastAsia="en-IN"/>
-        </w:rPr>
-      </w:pPr>
-      <w:proofErr w:type="gramStart"/>
-      <w:r>
-        <w:rPr>
-          <w:rFonts w:ascii="Times New Roman" w:eastAsia="Times New Roman" w:hAnsi="Times New Roman" w:cs="Times New Roman"/>
-          <w:b/>
-          <w:bCs/>
-          <w:sz w:val="20"/>
-          <w:szCs w:val="20"/>
+          <w:rFonts w:ascii="Aptos Display" w:eastAsia="Times New Roman" w:hAnsi="Aptos Display" w:cs="Times New Roman"/>
+          <w:b/>
+          <w:bCs/>
+          <w:lang w:eastAsia="en-IN"/>
+        </w:rPr>
+      </w:pPr>
+      <w:r>
+        <w:rPr>
+          <w:rFonts w:ascii="Aptos Display" w:eastAsia="Times New Roman" w:hAnsi="Aptos Display" w:cs="Times New Roman"/>
+          <w:b/>
+          <w:bCs/>
           <w:lang w:eastAsia="en-IN"/>
         </w:rPr>
         <w:t>react-modal</w:t>
       </w:r>
-      <w:proofErr w:type="gramEnd"/>
     </w:p>
     <w:p>
       <w:pPr>
@@ -2089,59 +1574,38 @@
         </w:numPr>
         <w:spacing w:before="100" w:beforeAutospacing="1" w:after="100" w:afterAutospacing="1" w:line="240" w:lineRule="auto"/>
         <w:rPr>
-          <w:rFonts w:ascii="Times New Roman" w:eastAsia="Times New Roman" w:hAnsi="Times New Roman" w:cs="Times New Roman"/>
-          <w:sz w:val="24"/>
-          <w:szCs w:val="24"/>
-          <w:lang w:eastAsia="en-IN"/>
-        </w:rPr>
-      </w:pPr>
-      <w:r>
-        <w:rPr>
-          <w:rFonts w:ascii="Times New Roman" w:eastAsia="Times New Roman" w:hAnsi="Times New Roman" w:cs="Times New Roman"/>
-          <w:sz w:val="24"/>
-          <w:szCs w:val="24"/>
+          <w:rFonts w:ascii="Aptos Display" w:eastAsia="Times New Roman" w:hAnsi="Aptos Display" w:cs="Times New Roman"/>
+          <w:lang w:eastAsia="en-IN"/>
+        </w:rPr>
+      </w:pPr>
+      <w:r>
+        <w:rPr>
+          <w:rFonts w:ascii="Aptos Display" w:eastAsia="Times New Roman" w:hAnsi="Aptos Display" w:cs="Times New Roman"/>
           <w:lang w:eastAsia="en-IN"/>
         </w:rPr>
         <w:t xml:space="preserve">Used for popup dialogs. </w:t>
       </w:r>
-    </w:p>
-    <w:p>
-      <w:pPr>
-        <w:spacing w:after="0" w:line="240" w:lineRule="auto"/>
-        <w:rPr>
-          <w:rFonts w:ascii="Times New Roman" w:eastAsia="Times New Roman" w:hAnsi="Times New Roman" w:cs="Times New Roman"/>
-          <w:sz w:val="24"/>
-          <w:szCs w:val="24"/>
-          <w:lang w:eastAsia="en-IN"/>
-        </w:rPr>
-      </w:pPr>
     </w:p>
     <w:p>
       <w:pPr>
         <w:spacing w:before="100" w:beforeAutospacing="1" w:after="100" w:afterAutospacing="1" w:line="240" w:lineRule="auto"/>
         <w:outlineLvl w:val="2"/>
         <w:rPr>
-          <w:rFonts w:ascii="Times New Roman" w:eastAsia="Times New Roman" w:hAnsi="Times New Roman" w:cs="Times New Roman"/>
-          <w:b/>
-          <w:bCs/>
-          <w:sz w:val="27"/>
-          <w:szCs w:val="27"/>
-          <w:lang w:eastAsia="en-IN"/>
-        </w:rPr>
-      </w:pPr>
-      <w:proofErr w:type="gramStart"/>
-      <w:r>
-        <w:rPr>
-          <w:rFonts w:ascii="Times New Roman" w:eastAsia="Times New Roman" w:hAnsi="Times New Roman" w:cs="Times New Roman"/>
-          <w:b/>
-          <w:bCs/>
-          <w:sz w:val="20"/>
-          <w:szCs w:val="20"/>
+          <w:rFonts w:ascii="Aptos Display" w:eastAsia="Times New Roman" w:hAnsi="Aptos Display" w:cs="Times New Roman"/>
+          <w:b/>
+          <w:bCs/>
+          <w:lang w:eastAsia="en-IN"/>
+        </w:rPr>
+      </w:pPr>
+      <w:r>
+        <w:rPr>
+          <w:rFonts w:ascii="Aptos Display" w:eastAsia="Times New Roman" w:hAnsi="Aptos Display" w:cs="Times New Roman"/>
+          <w:b/>
+          <w:bCs/>
           <w:lang w:eastAsia="en-IN"/>
         </w:rPr>
         <w:t>react-select</w:t>
       </w:r>
-      <w:proofErr w:type="gramEnd"/>
     </w:p>
     <w:p>
       <w:pPr>
@@ -2151,61 +1615,56 @@
         </w:numPr>
         <w:spacing w:before="100" w:beforeAutospacing="1" w:after="100" w:afterAutospacing="1" w:line="240" w:lineRule="auto"/>
         <w:rPr>
-          <w:rFonts w:ascii="Times New Roman" w:eastAsia="Times New Roman" w:hAnsi="Times New Roman" w:cs="Times New Roman"/>
-          <w:sz w:val="24"/>
-          <w:szCs w:val="24"/>
-          <w:lang w:eastAsia="en-IN"/>
-        </w:rPr>
-      </w:pPr>
-      <w:r>
-        <w:rPr>
-          <w:rFonts w:ascii="Times New Roman" w:eastAsia="Times New Roman" w:hAnsi="Times New Roman" w:cs="Times New Roman"/>
-          <w:sz w:val="24"/>
-          <w:szCs w:val="24"/>
-          <w:lang w:eastAsia="en-IN"/>
-        </w:rPr>
-        <w:t xml:space="preserve">Advanced dropdown with search &amp; multi-select. </w:t>
-      </w:r>
-    </w:p>
-    <w:p>
-      <w:pPr>
-        <w:spacing w:after="0" w:line="240" w:lineRule="auto"/>
-        <w:rPr>
-          <w:rFonts w:ascii="Times New Roman" w:eastAsia="Times New Roman" w:hAnsi="Times New Roman" w:cs="Times New Roman"/>
-          <w:sz w:val="24"/>
-          <w:szCs w:val="24"/>
-          <w:lang w:eastAsia="en-IN"/>
-        </w:rPr>
-      </w:pPr>
+          <w:rFonts w:ascii="Aptos Display" w:eastAsia="Times New Roman" w:hAnsi="Aptos Display" w:cs="Times New Roman"/>
+          <w:lang w:eastAsia="en-IN"/>
+        </w:rPr>
+      </w:pPr>
+      <w:r>
+        <w:rPr>
+          <w:rFonts w:ascii="Aptos Display" w:eastAsia="Times New Roman" w:hAnsi="Aptos Display" w:cs="Times New Roman"/>
+          <w:lang w:eastAsia="en-IN"/>
+        </w:rPr>
+        <w:t>Advanced dropdown with search &amp; multi-</w:t>
+      </w:r>
+      <w:proofErr w:type="gramStart"/>
+      <w:r>
+        <w:rPr>
+          <w:rFonts w:ascii="Aptos Display" w:eastAsia="Times New Roman" w:hAnsi="Aptos Display" w:cs="Times New Roman"/>
+          <w:lang w:eastAsia="en-IN"/>
+        </w:rPr>
+        <w:t>select</w:t>
+      </w:r>
+      <w:proofErr w:type="gramEnd"/>
+      <w:r>
+        <w:rPr>
+          <w:rFonts w:ascii="Aptos Display" w:eastAsia="Times New Roman" w:hAnsi="Aptos Display" w:cs="Times New Roman"/>
+          <w:lang w:eastAsia="en-IN"/>
+        </w:rPr>
+        <w:t xml:space="preserve">. </w:t>
+      </w:r>
     </w:p>
     <w:p>
       <w:pPr>
         <w:spacing w:before="100" w:beforeAutospacing="1" w:after="100" w:afterAutospacing="1" w:line="240" w:lineRule="auto"/>
         <w:outlineLvl w:val="2"/>
         <w:rPr>
-          <w:rFonts w:ascii="Times New Roman" w:eastAsia="Times New Roman" w:hAnsi="Times New Roman" w:cs="Times New Roman"/>
-          <w:b/>
-          <w:bCs/>
-          <w:sz w:val="27"/>
-          <w:szCs w:val="27"/>
+          <w:rFonts w:ascii="Aptos Display" w:eastAsia="Times New Roman" w:hAnsi="Aptos Display" w:cs="Times New Roman"/>
+          <w:b/>
+          <w:bCs/>
           <w:lang w:eastAsia="en-IN"/>
         </w:rPr>
       </w:pPr>
       <w:proofErr w:type="spellStart"/>
-      <w:proofErr w:type="gramStart"/>
-      <w:r>
-        <w:rPr>
-          <w:rFonts w:ascii="Times New Roman" w:eastAsia="Times New Roman" w:hAnsi="Times New Roman" w:cs="Times New Roman"/>
-          <w:b/>
-          <w:bCs/>
-          <w:sz w:val="20"/>
-          <w:szCs w:val="20"/>
+      <w:r>
+        <w:rPr>
+          <w:rFonts w:ascii="Aptos Display" w:eastAsia="Times New Roman" w:hAnsi="Aptos Display" w:cs="Times New Roman"/>
+          <w:b/>
+          <w:bCs/>
           <w:lang w:eastAsia="en-IN"/>
         </w:rPr>
         <w:t>sonner</w:t>
       </w:r>
       <w:proofErr w:type="spellEnd"/>
-      <w:proofErr w:type="gramEnd"/>
     </w:p>
     <w:p>
       <w:pPr>
@@ -2215,7 +1674,37 @@
         </w:numPr>
         <w:spacing w:before="100" w:beforeAutospacing="1" w:after="100" w:afterAutospacing="1" w:line="240" w:lineRule="auto"/>
         <w:rPr>
-          <w:rFonts w:ascii="Times New Roman" w:eastAsia="Times New Roman" w:hAnsi="Times New Roman" w:cs="Times New Roman"/>
+          <w:rFonts w:ascii="Aptos Display" w:eastAsia="Times New Roman" w:hAnsi="Aptos Display" w:cs="Times New Roman"/>
+          <w:lang w:eastAsia="en-IN"/>
+        </w:rPr>
+      </w:pPr>
+      <w:r>
+        <w:rPr>
+          <w:rFonts w:ascii="Aptos Display" w:eastAsia="Times New Roman" w:hAnsi="Aptos Display" w:cs="Times New Roman"/>
+          <w:lang w:eastAsia="en-IN"/>
+        </w:rPr>
+        <w:t xml:space="preserve">Toast notification system. </w:t>
+      </w:r>
+    </w:p>
+    <w:p>
+      <w:pPr>
+        <w:spacing w:after="0" w:line="240" w:lineRule="auto"/>
+        <w:rPr>
+          <w:rFonts w:ascii="Aptos Display" w:eastAsia="Times New Roman" w:hAnsi="Aptos Display" w:cs="Times New Roman"/>
+          <w:lang w:eastAsia="en-IN"/>
+        </w:rPr>
+      </w:pPr>
+    </w:p>
+    <w:p>
+      <w:pPr>
+        <w:spacing w:before="100" w:beforeAutospacing="1" w:after="100" w:afterAutospacing="1" w:line="240" w:lineRule="auto"/>
+        <w:outlineLvl w:val="0"/>
+        <w:rPr>
+          <w:rFonts w:ascii="Aptos Display" w:eastAsia="Times New Roman" w:hAnsi="Aptos Display" w:cs="Times New Roman"/>
+          <w:b/>
+          <w:bCs/>
+          <w:color w:val="1F497D" w:themeColor="text2"/>
+          <w:kern w:val="36"/>
           <w:sz w:val="24"/>
           <w:szCs w:val="24"/>
           <w:lang w:eastAsia="en-IN"/>
@@ -2223,75 +1712,52 @@
       </w:pPr>
       <w:r>
         <w:rPr>
-          <w:rFonts w:ascii="Times New Roman" w:eastAsia="Times New Roman" w:hAnsi="Times New Roman" w:cs="Times New Roman"/>
+          <w:rFonts w:ascii="Aptos Display" w:eastAsia="Times New Roman" w:hAnsi="Aptos Display" w:cs="Times New Roman"/>
+          <w:b/>
+          <w:bCs/>
+          <w:kern w:val="36"/>
+          <w:lang w:eastAsia="en-IN"/>
+        </w:rPr>
+        <w:t xml:space="preserve"> </w:t>
+      </w:r>
+      <w:r>
+        <w:rPr>
+          <w:rFonts w:ascii="Aptos Display" w:eastAsia="Times New Roman" w:hAnsi="Aptos Display" w:cs="Times New Roman"/>
+          <w:b/>
+          <w:bCs/>
+          <w:color w:val="1F497D" w:themeColor="text2"/>
+          <w:kern w:val="36"/>
           <w:sz w:val="24"/>
           <w:szCs w:val="24"/>
           <w:lang w:eastAsia="en-IN"/>
         </w:rPr>
-        <w:t xml:space="preserve">Toast notification system. </w:t>
-      </w:r>
-    </w:p>
-    <w:p>
-      <w:pPr>
-        <w:spacing w:after="0" w:line="240" w:lineRule="auto"/>
-        <w:rPr>
-          <w:rFonts w:ascii="Times New Roman" w:eastAsia="Times New Roman" w:hAnsi="Times New Roman" w:cs="Times New Roman"/>
+        <w:t>Backend Dependencies Explanation</w:t>
+      </w:r>
+    </w:p>
+    <w:p>
+      <w:pPr>
+        <w:spacing w:before="100" w:beforeAutospacing="1" w:after="100" w:afterAutospacing="1" w:line="240" w:lineRule="auto"/>
+        <w:outlineLvl w:val="1"/>
+        <w:rPr>
+          <w:rFonts w:ascii="Aptos Display" w:eastAsia="Times New Roman" w:hAnsi="Aptos Display" w:cs="Times New Roman"/>
+          <w:b/>
+          <w:bCs/>
+          <w:color w:val="1F497D" w:themeColor="text2"/>
           <w:sz w:val="24"/>
           <w:szCs w:val="24"/>
           <w:lang w:eastAsia="en-IN"/>
         </w:rPr>
       </w:pPr>
-    </w:p>
-    <w:p>
-      <w:pPr>
-        <w:spacing w:before="100" w:beforeAutospacing="1" w:after="100" w:afterAutospacing="1" w:line="240" w:lineRule="auto"/>
-        <w:outlineLvl w:val="0"/>
-        <w:rPr>
-          <w:rFonts w:ascii="Times New Roman" w:eastAsia="Times New Roman" w:hAnsi="Times New Roman" w:cs="Times New Roman"/>
-          <w:b/>
-          <w:bCs/>
-          <w:kern w:val="36"/>
-          <w:sz w:val="48"/>
-          <w:szCs w:val="48"/>
-          <w:lang w:eastAsia="en-IN"/>
-        </w:rPr>
-      </w:pPr>
-      <w:r>
-        <w:rPr>
-          <w:rFonts w:ascii="Times New Roman" w:eastAsia="Times New Roman" w:hAnsi="Times New Roman" w:cs="Times New Roman"/>
-          <w:b/>
-          <w:bCs/>
-          <w:kern w:val="36"/>
-          <w:sz w:val="48"/>
-          <w:szCs w:val="48"/>
-          <w:lang w:eastAsia="en-IN"/>
-        </w:rPr>
-        <w:t xml:space="preserve"> Backend Dependencies Explanation</w:t>
-      </w:r>
-    </w:p>
-    <w:p>
-      <w:pPr>
-        <w:spacing w:before="100" w:beforeAutospacing="1" w:after="100" w:afterAutospacing="1" w:line="240" w:lineRule="auto"/>
-        <w:outlineLvl w:val="1"/>
-        <w:rPr>
-          <w:rFonts w:ascii="Times New Roman" w:eastAsia="Times New Roman" w:hAnsi="Times New Roman" w:cs="Times New Roman"/>
-          <w:b/>
-          <w:bCs/>
-          <w:sz w:val="36"/>
-          <w:szCs w:val="36"/>
-          <w:lang w:eastAsia="en-IN"/>
-        </w:rPr>
-      </w:pPr>
-      <w:r>
-        <w:rPr>
-          <w:rFonts w:ascii="Times New Roman" w:eastAsia="Times New Roman" w:hAnsi="Times New Roman" w:cs="Times New Roman"/>
-          <w:b/>
-          <w:bCs/>
-          <w:sz w:val="36"/>
-          <w:szCs w:val="36"/>
-          <w:lang w:eastAsia="en-IN"/>
-        </w:rPr>
-        <w:lastRenderedPageBreak/>
+      <w:r>
+        <w:rPr>
+          <w:rFonts w:ascii="Aptos Display" w:eastAsia="Times New Roman" w:hAnsi="Aptos Display" w:cs="Times New Roman"/>
+          <w:b/>
+          <w:bCs/>
+          <w:color w:val="1F497D" w:themeColor="text2"/>
+          <w:sz w:val="24"/>
+          <w:szCs w:val="24"/>
+          <w:lang w:eastAsia="en-IN"/>
+        </w:rPr>
         <w:t>Core Spring Boot</w:t>
       </w:r>
     </w:p>
@@ -2300,27 +1766,21 @@
         <w:spacing w:before="100" w:beforeAutospacing="1" w:after="100" w:afterAutospacing="1" w:line="240" w:lineRule="auto"/>
         <w:outlineLvl w:val="2"/>
         <w:rPr>
-          <w:rFonts w:ascii="Times New Roman" w:eastAsia="Times New Roman" w:hAnsi="Times New Roman" w:cs="Times New Roman"/>
-          <w:b/>
-          <w:bCs/>
-          <w:sz w:val="27"/>
-          <w:szCs w:val="27"/>
-          <w:lang w:eastAsia="en-IN"/>
-        </w:rPr>
-      </w:pPr>
-      <w:proofErr w:type="gramStart"/>
-      <w:r>
-        <w:rPr>
-          <w:rFonts w:ascii="Times New Roman" w:eastAsia="Times New Roman" w:hAnsi="Times New Roman" w:cs="Times New Roman"/>
-          <w:b/>
-          <w:bCs/>
-          <w:sz w:val="20"/>
-          <w:szCs w:val="20"/>
+          <w:rFonts w:ascii="Aptos Display" w:eastAsia="Times New Roman" w:hAnsi="Aptos Display" w:cs="Times New Roman"/>
+          <w:b/>
+          <w:bCs/>
+          <w:lang w:eastAsia="en-IN"/>
+        </w:rPr>
+      </w:pPr>
+      <w:r>
+        <w:rPr>
+          <w:rFonts w:ascii="Aptos Display" w:eastAsia="Times New Roman" w:hAnsi="Aptos Display" w:cs="Times New Roman"/>
+          <w:b/>
+          <w:bCs/>
           <w:lang w:eastAsia="en-IN"/>
         </w:rPr>
         <w:t>spring-boot-starter-web</w:t>
       </w:r>
-      <w:proofErr w:type="gramEnd"/>
     </w:p>
     <w:p>
       <w:pPr>
@@ -2330,17 +1790,13 @@
         </w:numPr>
         <w:spacing w:before="100" w:beforeAutospacing="1" w:after="100" w:afterAutospacing="1" w:line="240" w:lineRule="auto"/>
         <w:rPr>
-          <w:rFonts w:ascii="Times New Roman" w:eastAsia="Times New Roman" w:hAnsi="Times New Roman" w:cs="Times New Roman"/>
-          <w:sz w:val="24"/>
-          <w:szCs w:val="24"/>
-          <w:lang w:eastAsia="en-IN"/>
-        </w:rPr>
-      </w:pPr>
-      <w:r>
-        <w:rPr>
-          <w:rFonts w:ascii="Times New Roman" w:eastAsia="Times New Roman" w:hAnsi="Times New Roman" w:cs="Times New Roman"/>
-          <w:sz w:val="24"/>
-          <w:szCs w:val="24"/>
+          <w:rFonts w:ascii="Aptos Display" w:eastAsia="Times New Roman" w:hAnsi="Aptos Display" w:cs="Times New Roman"/>
+          <w:lang w:eastAsia="en-IN"/>
+        </w:rPr>
+      </w:pPr>
+      <w:r>
+        <w:rPr>
+          <w:rFonts w:ascii="Aptos Display" w:eastAsia="Times New Roman" w:hAnsi="Aptos Display" w:cs="Times New Roman"/>
           <w:lang w:eastAsia="en-IN"/>
         </w:rPr>
         <w:t xml:space="preserve">Builds REST APIs. </w:t>
@@ -2354,54 +1810,34 @@
         </w:numPr>
         <w:spacing w:before="100" w:beforeAutospacing="1" w:after="100" w:afterAutospacing="1" w:line="240" w:lineRule="auto"/>
         <w:rPr>
-          <w:rFonts w:ascii="Times New Roman" w:eastAsia="Times New Roman" w:hAnsi="Times New Roman" w:cs="Times New Roman"/>
-          <w:sz w:val="24"/>
-          <w:szCs w:val="24"/>
-          <w:lang w:eastAsia="en-IN"/>
-        </w:rPr>
-      </w:pPr>
-      <w:r>
-        <w:rPr>
-          <w:rFonts w:ascii="Times New Roman" w:eastAsia="Times New Roman" w:hAnsi="Times New Roman" w:cs="Times New Roman"/>
-          <w:sz w:val="24"/>
-          <w:szCs w:val="24"/>
+          <w:rFonts w:ascii="Aptos Display" w:eastAsia="Times New Roman" w:hAnsi="Aptos Display" w:cs="Times New Roman"/>
+          <w:lang w:eastAsia="en-IN"/>
+        </w:rPr>
+      </w:pPr>
+      <w:r>
+        <w:rPr>
+          <w:rFonts w:ascii="Aptos Display" w:eastAsia="Times New Roman" w:hAnsi="Aptos Display" w:cs="Times New Roman"/>
           <w:lang w:eastAsia="en-IN"/>
         </w:rPr>
         <w:t xml:space="preserve">Handles HTTP requests. </w:t>
       </w:r>
-    </w:p>
-    <w:p>
-      <w:pPr>
-        <w:spacing w:after="0" w:line="240" w:lineRule="auto"/>
-        <w:rPr>
-          <w:rFonts w:ascii="Times New Roman" w:eastAsia="Times New Roman" w:hAnsi="Times New Roman" w:cs="Times New Roman"/>
-          <w:sz w:val="24"/>
-          <w:szCs w:val="24"/>
-          <w:lang w:eastAsia="en-IN"/>
-        </w:rPr>
-      </w:pPr>
     </w:p>
     <w:p>
       <w:pPr>
         <w:spacing w:before="100" w:beforeAutospacing="1" w:after="100" w:afterAutospacing="1" w:line="240" w:lineRule="auto"/>
         <w:outlineLvl w:val="2"/>
         <w:rPr>
-          <w:rFonts w:ascii="Times New Roman" w:eastAsia="Times New Roman" w:hAnsi="Times New Roman" w:cs="Times New Roman"/>
-          <w:b/>
-          <w:bCs/>
-          <w:sz w:val="27"/>
-          <w:szCs w:val="27"/>
-          <w:lang w:eastAsia="en-IN"/>
-        </w:rPr>
-      </w:pPr>
-      <w:proofErr w:type="gramStart"/>
-      <w:r>
-        <w:rPr>
-          <w:rFonts w:ascii="Times New Roman" w:eastAsia="Times New Roman" w:hAnsi="Times New Roman" w:cs="Times New Roman"/>
-          <w:b/>
-          <w:bCs/>
-          <w:sz w:val="20"/>
-          <w:szCs w:val="20"/>
+          <w:rFonts w:ascii="Aptos Display" w:eastAsia="Times New Roman" w:hAnsi="Aptos Display" w:cs="Times New Roman"/>
+          <w:b/>
+          <w:bCs/>
+          <w:lang w:eastAsia="en-IN"/>
+        </w:rPr>
+      </w:pPr>
+      <w:r>
+        <w:rPr>
+          <w:rFonts w:ascii="Aptos Display" w:eastAsia="Times New Roman" w:hAnsi="Aptos Display" w:cs="Times New Roman"/>
+          <w:b/>
+          <w:bCs/>
           <w:lang w:eastAsia="en-IN"/>
         </w:rPr>
         <w:t>spring-boot-starter-data-</w:t>
@@ -2409,17 +1845,14 @@
       <w:proofErr w:type="spellStart"/>
       <w:r>
         <w:rPr>
-          <w:rFonts w:ascii="Times New Roman" w:eastAsia="Times New Roman" w:hAnsi="Times New Roman" w:cs="Times New Roman"/>
-          <w:b/>
-          <w:bCs/>
-          <w:sz w:val="20"/>
-          <w:szCs w:val="20"/>
+          <w:rFonts w:ascii="Aptos Display" w:eastAsia="Times New Roman" w:hAnsi="Aptos Display" w:cs="Times New Roman"/>
+          <w:b/>
+          <w:bCs/>
           <w:lang w:eastAsia="en-IN"/>
         </w:rPr>
         <w:t>jpa</w:t>
       </w:r>
       <w:proofErr w:type="spellEnd"/>
-      <w:proofErr w:type="gramEnd"/>
     </w:p>
     <w:p>
       <w:pPr>
@@ -2429,17 +1862,13 @@
         </w:numPr>
         <w:spacing w:before="100" w:beforeAutospacing="1" w:after="100" w:afterAutospacing="1" w:line="240" w:lineRule="auto"/>
         <w:rPr>
-          <w:rFonts w:ascii="Times New Roman" w:eastAsia="Times New Roman" w:hAnsi="Times New Roman" w:cs="Times New Roman"/>
-          <w:sz w:val="24"/>
-          <w:szCs w:val="24"/>
-          <w:lang w:eastAsia="en-IN"/>
-        </w:rPr>
-      </w:pPr>
-      <w:r>
-        <w:rPr>
-          <w:rFonts w:ascii="Times New Roman" w:eastAsia="Times New Roman" w:hAnsi="Times New Roman" w:cs="Times New Roman"/>
-          <w:sz w:val="24"/>
-          <w:szCs w:val="24"/>
+          <w:rFonts w:ascii="Aptos Display" w:eastAsia="Times New Roman" w:hAnsi="Aptos Display" w:cs="Times New Roman"/>
+          <w:lang w:eastAsia="en-IN"/>
+        </w:rPr>
+      </w:pPr>
+      <w:r>
+        <w:rPr>
+          <w:rFonts w:ascii="Aptos Display" w:eastAsia="Times New Roman" w:hAnsi="Aptos Display" w:cs="Times New Roman"/>
           <w:lang w:eastAsia="en-IN"/>
         </w:rPr>
         <w:t xml:space="preserve">Database interaction using JPA/Hibernate. </w:t>
@@ -2453,59 +1882,38 @@
         </w:numPr>
         <w:spacing w:before="100" w:beforeAutospacing="1" w:after="100" w:afterAutospacing="1" w:line="240" w:lineRule="auto"/>
         <w:rPr>
-          <w:rFonts w:ascii="Times New Roman" w:eastAsia="Times New Roman" w:hAnsi="Times New Roman" w:cs="Times New Roman"/>
-          <w:sz w:val="24"/>
-          <w:szCs w:val="24"/>
-          <w:lang w:eastAsia="en-IN"/>
-        </w:rPr>
-      </w:pPr>
-      <w:r>
-        <w:rPr>
-          <w:rFonts w:ascii="Times New Roman" w:eastAsia="Times New Roman" w:hAnsi="Times New Roman" w:cs="Times New Roman"/>
-          <w:sz w:val="24"/>
-          <w:szCs w:val="24"/>
+          <w:rFonts w:ascii="Aptos Display" w:eastAsia="Times New Roman" w:hAnsi="Aptos Display" w:cs="Times New Roman"/>
+          <w:lang w:eastAsia="en-IN"/>
+        </w:rPr>
+      </w:pPr>
+      <w:r>
+        <w:rPr>
+          <w:rFonts w:ascii="Aptos Display" w:eastAsia="Times New Roman" w:hAnsi="Aptos Display" w:cs="Times New Roman"/>
           <w:lang w:eastAsia="en-IN"/>
         </w:rPr>
         <w:t xml:space="preserve">Handles CRUD operations. </w:t>
       </w:r>
-    </w:p>
-    <w:p>
-      <w:pPr>
-        <w:spacing w:after="0" w:line="240" w:lineRule="auto"/>
-        <w:rPr>
-          <w:rFonts w:ascii="Times New Roman" w:eastAsia="Times New Roman" w:hAnsi="Times New Roman" w:cs="Times New Roman"/>
-          <w:sz w:val="24"/>
-          <w:szCs w:val="24"/>
-          <w:lang w:eastAsia="en-IN"/>
-        </w:rPr>
-      </w:pPr>
     </w:p>
     <w:p>
       <w:pPr>
         <w:spacing w:before="100" w:beforeAutospacing="1" w:after="100" w:afterAutospacing="1" w:line="240" w:lineRule="auto"/>
         <w:outlineLvl w:val="2"/>
         <w:rPr>
-          <w:rFonts w:ascii="Times New Roman" w:eastAsia="Times New Roman" w:hAnsi="Times New Roman" w:cs="Times New Roman"/>
-          <w:b/>
-          <w:bCs/>
-          <w:sz w:val="27"/>
-          <w:szCs w:val="27"/>
-          <w:lang w:eastAsia="en-IN"/>
-        </w:rPr>
-      </w:pPr>
-      <w:proofErr w:type="gramStart"/>
-      <w:r>
-        <w:rPr>
-          <w:rFonts w:ascii="Times New Roman" w:eastAsia="Times New Roman" w:hAnsi="Times New Roman" w:cs="Times New Roman"/>
-          <w:b/>
-          <w:bCs/>
-          <w:sz w:val="20"/>
-          <w:szCs w:val="20"/>
+          <w:rFonts w:ascii="Aptos Display" w:eastAsia="Times New Roman" w:hAnsi="Aptos Display" w:cs="Times New Roman"/>
+          <w:b/>
+          <w:bCs/>
+          <w:lang w:eastAsia="en-IN"/>
+        </w:rPr>
+      </w:pPr>
+      <w:r>
+        <w:rPr>
+          <w:rFonts w:ascii="Aptos Display" w:eastAsia="Times New Roman" w:hAnsi="Aptos Display" w:cs="Times New Roman"/>
+          <w:b/>
+          <w:bCs/>
           <w:lang w:eastAsia="en-IN"/>
         </w:rPr>
         <w:t>spring-boot-starter-security</w:t>
       </w:r>
-      <w:proofErr w:type="gramEnd"/>
     </w:p>
     <w:p>
       <w:pPr>
@@ -2515,59 +1923,38 @@
         </w:numPr>
         <w:spacing w:before="100" w:beforeAutospacing="1" w:after="100" w:afterAutospacing="1" w:line="240" w:lineRule="auto"/>
         <w:rPr>
-          <w:rFonts w:ascii="Times New Roman" w:eastAsia="Times New Roman" w:hAnsi="Times New Roman" w:cs="Times New Roman"/>
-          <w:sz w:val="24"/>
-          <w:szCs w:val="24"/>
-          <w:lang w:eastAsia="en-IN"/>
-        </w:rPr>
-      </w:pPr>
-      <w:r>
-        <w:rPr>
-          <w:rFonts w:ascii="Times New Roman" w:eastAsia="Times New Roman" w:hAnsi="Times New Roman" w:cs="Times New Roman"/>
-          <w:sz w:val="24"/>
-          <w:szCs w:val="24"/>
+          <w:rFonts w:ascii="Aptos Display" w:eastAsia="Times New Roman" w:hAnsi="Aptos Display" w:cs="Times New Roman"/>
+          <w:lang w:eastAsia="en-IN"/>
+        </w:rPr>
+      </w:pPr>
+      <w:r>
+        <w:rPr>
+          <w:rFonts w:ascii="Aptos Display" w:eastAsia="Times New Roman" w:hAnsi="Aptos Display" w:cs="Times New Roman"/>
           <w:lang w:eastAsia="en-IN"/>
         </w:rPr>
         <w:t xml:space="preserve">Provides authentication &amp; authorization. </w:t>
       </w:r>
-    </w:p>
-    <w:p>
-      <w:pPr>
-        <w:spacing w:after="0" w:line="240" w:lineRule="auto"/>
-        <w:rPr>
-          <w:rFonts w:ascii="Times New Roman" w:eastAsia="Times New Roman" w:hAnsi="Times New Roman" w:cs="Times New Roman"/>
-          <w:sz w:val="24"/>
-          <w:szCs w:val="24"/>
-          <w:lang w:eastAsia="en-IN"/>
-        </w:rPr>
-      </w:pPr>
     </w:p>
     <w:p>
       <w:pPr>
         <w:spacing w:before="100" w:beforeAutospacing="1" w:after="100" w:afterAutospacing="1" w:line="240" w:lineRule="auto"/>
         <w:outlineLvl w:val="2"/>
         <w:rPr>
-          <w:rFonts w:ascii="Times New Roman" w:eastAsia="Times New Roman" w:hAnsi="Times New Roman" w:cs="Times New Roman"/>
-          <w:b/>
-          <w:bCs/>
-          <w:sz w:val="27"/>
-          <w:szCs w:val="27"/>
-          <w:lang w:eastAsia="en-IN"/>
-        </w:rPr>
-      </w:pPr>
-      <w:proofErr w:type="gramStart"/>
-      <w:r>
-        <w:rPr>
-          <w:rFonts w:ascii="Times New Roman" w:eastAsia="Times New Roman" w:hAnsi="Times New Roman" w:cs="Times New Roman"/>
-          <w:b/>
-          <w:bCs/>
-          <w:sz w:val="20"/>
-          <w:szCs w:val="20"/>
+          <w:rFonts w:ascii="Aptos Display" w:eastAsia="Times New Roman" w:hAnsi="Aptos Display" w:cs="Times New Roman"/>
+          <w:b/>
+          <w:bCs/>
+          <w:lang w:eastAsia="en-IN"/>
+        </w:rPr>
+      </w:pPr>
+      <w:r>
+        <w:rPr>
+          <w:rFonts w:ascii="Aptos Display" w:eastAsia="Times New Roman" w:hAnsi="Aptos Display" w:cs="Times New Roman"/>
+          <w:b/>
+          <w:bCs/>
           <w:lang w:eastAsia="en-IN"/>
         </w:rPr>
         <w:t>spring-boot-starter-mail</w:t>
       </w:r>
-      <w:proofErr w:type="gramEnd"/>
     </w:p>
     <w:p>
       <w:pPr>
@@ -2577,7 +1964,27 @@
         </w:numPr>
         <w:spacing w:before="100" w:beforeAutospacing="1" w:after="100" w:afterAutospacing="1" w:line="240" w:lineRule="auto"/>
         <w:rPr>
-          <w:rFonts w:ascii="Times New Roman" w:eastAsia="Times New Roman" w:hAnsi="Times New Roman" w:cs="Times New Roman"/>
+          <w:rFonts w:ascii="Aptos Display" w:eastAsia="Times New Roman" w:hAnsi="Aptos Display" w:cs="Times New Roman"/>
+          <w:lang w:eastAsia="en-IN"/>
+        </w:rPr>
+      </w:pPr>
+      <w:r>
+        <w:rPr>
+          <w:rFonts w:ascii="Aptos Display" w:eastAsia="Times New Roman" w:hAnsi="Aptos Display" w:cs="Times New Roman"/>
+          <w:lang w:eastAsia="en-IN"/>
+        </w:rPr>
+        <w:t xml:space="preserve">Used to send emails (OTP, notifications). </w:t>
+      </w:r>
+    </w:p>
+    <w:p>
+      <w:pPr>
+        <w:spacing w:before="100" w:beforeAutospacing="1" w:after="100" w:afterAutospacing="1" w:line="240" w:lineRule="auto"/>
+        <w:outlineLvl w:val="1"/>
+        <w:rPr>
+          <w:rFonts w:ascii="Aptos Display" w:eastAsia="Times New Roman" w:hAnsi="Aptos Display" w:cs="Times New Roman"/>
+          <w:b/>
+          <w:bCs/>
+          <w:color w:val="1F497D" w:themeColor="text2"/>
           <w:sz w:val="24"/>
           <w:szCs w:val="24"/>
           <w:lang w:eastAsia="en-IN"/>
@@ -2585,176 +1992,34 @@
       </w:pPr>
       <w:r>
         <w:rPr>
-          <w:rFonts w:ascii="Times New Roman" w:eastAsia="Times New Roman" w:hAnsi="Times New Roman" w:cs="Times New Roman"/>
+          <w:rFonts w:ascii="Aptos Display" w:eastAsia="Times New Roman" w:hAnsi="Aptos Display" w:cs="Times New Roman"/>
+          <w:b/>
+          <w:bCs/>
+          <w:color w:val="1F497D" w:themeColor="text2"/>
           <w:sz w:val="24"/>
           <w:szCs w:val="24"/>
           <w:lang w:eastAsia="en-IN"/>
         </w:rPr>
-        <w:t xml:space="preserve">Used to send emails (OTP, notifications). </w:t>
-      </w:r>
-    </w:p>
-    <w:p>
-      <w:pPr>
-        <w:spacing w:after="0" w:line="240" w:lineRule="auto"/>
-        <w:rPr>
-          <w:rFonts w:ascii="Times New Roman" w:eastAsia="Times New Roman" w:hAnsi="Times New Roman" w:cs="Times New Roman"/>
-          <w:sz w:val="24"/>
-          <w:szCs w:val="24"/>
-          <w:lang w:eastAsia="en-IN"/>
-        </w:rPr>
-      </w:pPr>
+        <w:t>Database</w:t>
+      </w:r>
     </w:p>
     <w:p>
       <w:pPr>
         <w:spacing w:before="100" w:beforeAutospacing="1" w:after="100" w:afterAutospacing="1" w:line="240" w:lineRule="auto"/>
         <w:outlineLvl w:val="2"/>
         <w:rPr>
-          <w:rFonts w:ascii="Times New Roman" w:eastAsia="Times New Roman" w:hAnsi="Times New Roman" w:cs="Times New Roman"/>
-          <w:b/>
-          <w:bCs/>
-          <w:sz w:val="27"/>
-          <w:szCs w:val="27"/>
-          <w:lang w:eastAsia="en-IN"/>
-        </w:rPr>
-      </w:pPr>
-      <w:proofErr w:type="gramStart"/>
-      <w:r>
-        <w:rPr>
-          <w:rFonts w:ascii="Times New Roman" w:eastAsia="Times New Roman" w:hAnsi="Times New Roman" w:cs="Times New Roman"/>
-          <w:b/>
-          <w:bCs/>
-          <w:sz w:val="20"/>
-          <w:szCs w:val="20"/>
-          <w:lang w:eastAsia="en-IN"/>
-        </w:rPr>
-        <w:t>spring-boot-starter-actuator</w:t>
-      </w:r>
-      <w:proofErr w:type="gramEnd"/>
-    </w:p>
-    <w:p>
-      <w:pPr>
-        <w:numPr>
-          <w:ilvl w:val="0"/>
-          <w:numId w:val="25"/>
-        </w:numPr>
-        <w:spacing w:before="100" w:beforeAutospacing="1" w:after="100" w:afterAutospacing="1" w:line="240" w:lineRule="auto"/>
-        <w:rPr>
-          <w:rFonts w:ascii="Times New Roman" w:eastAsia="Times New Roman" w:hAnsi="Times New Roman" w:cs="Times New Roman"/>
-          <w:sz w:val="24"/>
-          <w:szCs w:val="24"/>
-          <w:lang w:eastAsia="en-IN"/>
-        </w:rPr>
-      </w:pPr>
-      <w:r>
-        <w:rPr>
-          <w:rFonts w:ascii="Times New Roman" w:eastAsia="Times New Roman" w:hAnsi="Times New Roman" w:cs="Times New Roman"/>
-          <w:sz w:val="24"/>
-          <w:szCs w:val="24"/>
-          <w:lang w:eastAsia="en-IN"/>
-        </w:rPr>
-        <w:t xml:space="preserve">Monitoring and health checks. </w:t>
-      </w:r>
-    </w:p>
-    <w:p>
-      <w:pPr>
-        <w:numPr>
-          <w:ilvl w:val="0"/>
-          <w:numId w:val="25"/>
-        </w:numPr>
-        <w:spacing w:before="100" w:beforeAutospacing="1" w:after="100" w:afterAutospacing="1" w:line="240" w:lineRule="auto"/>
-        <w:rPr>
-          <w:rFonts w:ascii="Times New Roman" w:eastAsia="Times New Roman" w:hAnsi="Times New Roman" w:cs="Times New Roman"/>
-          <w:sz w:val="24"/>
-          <w:szCs w:val="24"/>
-          <w:lang w:eastAsia="en-IN"/>
-        </w:rPr>
-      </w:pPr>
-      <w:r>
-        <w:rPr>
-          <w:rFonts w:ascii="Times New Roman" w:eastAsia="Times New Roman" w:hAnsi="Times New Roman" w:cs="Times New Roman"/>
-          <w:sz w:val="24"/>
-          <w:szCs w:val="24"/>
-          <w:lang w:eastAsia="en-IN"/>
-        </w:rPr>
-        <w:t xml:space="preserve">Example: </w:t>
-      </w:r>
-      <w:r>
-        <w:rPr>
-          <w:rFonts w:ascii="Times New Roman" w:eastAsia="Times New Roman" w:hAnsi="Times New Roman" w:cs="Times New Roman"/>
-          <w:sz w:val="20"/>
-          <w:szCs w:val="20"/>
-          <w:lang w:eastAsia="en-IN"/>
-        </w:rPr>
-        <w:t>/actuator/health</w:t>
-      </w:r>
-      <w:r>
-        <w:rPr>
-          <w:rFonts w:ascii="Times New Roman" w:eastAsia="Times New Roman" w:hAnsi="Times New Roman" w:cs="Times New Roman"/>
-          <w:sz w:val="24"/>
-          <w:szCs w:val="24"/>
-          <w:lang w:eastAsia="en-IN"/>
-        </w:rPr>
-        <w:t xml:space="preserve"> </w:t>
-      </w:r>
-    </w:p>
-    <w:p>
-      <w:pPr>
-        <w:spacing w:after="0" w:line="240" w:lineRule="auto"/>
-        <w:rPr>
-          <w:rFonts w:ascii="Times New Roman" w:eastAsia="Times New Roman" w:hAnsi="Times New Roman" w:cs="Times New Roman"/>
-          <w:sz w:val="24"/>
-          <w:szCs w:val="24"/>
-          <w:lang w:eastAsia="en-IN"/>
-        </w:rPr>
-      </w:pPr>
-    </w:p>
-    <w:p>
-      <w:pPr>
-        <w:spacing w:before="100" w:beforeAutospacing="1" w:after="100" w:afterAutospacing="1" w:line="240" w:lineRule="auto"/>
-        <w:outlineLvl w:val="1"/>
-        <w:rPr>
-          <w:rFonts w:ascii="Times New Roman" w:eastAsia="Times New Roman" w:hAnsi="Times New Roman" w:cs="Times New Roman"/>
-          <w:b/>
-          <w:bCs/>
-          <w:sz w:val="36"/>
-          <w:szCs w:val="36"/>
-          <w:lang w:eastAsia="en-IN"/>
-        </w:rPr>
-      </w:pPr>
-      <w:r>
-        <w:rPr>
-          <w:rFonts w:ascii="Times New Roman" w:eastAsia="Times New Roman" w:hAnsi="Times New Roman" w:cs="Times New Roman"/>
-          <w:b/>
-          <w:bCs/>
-          <w:sz w:val="36"/>
-          <w:szCs w:val="36"/>
-          <w:lang w:eastAsia="en-IN"/>
-        </w:rPr>
-        <w:t>Database</w:t>
-      </w:r>
-    </w:p>
-    <w:p>
-      <w:pPr>
-        <w:spacing w:before="100" w:beforeAutospacing="1" w:after="100" w:afterAutospacing="1" w:line="240" w:lineRule="auto"/>
-        <w:outlineLvl w:val="2"/>
-        <w:rPr>
-          <w:rFonts w:ascii="Times New Roman" w:eastAsia="Times New Roman" w:hAnsi="Times New Roman" w:cs="Times New Roman"/>
-          <w:b/>
-          <w:bCs/>
-          <w:sz w:val="27"/>
-          <w:szCs w:val="27"/>
+          <w:rFonts w:ascii="Aptos Display" w:eastAsia="Times New Roman" w:hAnsi="Aptos Display" w:cs="Times New Roman"/>
+          <w:b/>
+          <w:bCs/>
           <w:lang w:eastAsia="en-IN"/>
         </w:rPr>
       </w:pPr>
       <w:proofErr w:type="spellStart"/>
-      <w:proofErr w:type="gramStart"/>
-      <w:r>
-        <w:rPr>
-          <w:rFonts w:ascii="Times New Roman" w:eastAsia="Times New Roman" w:hAnsi="Times New Roman" w:cs="Times New Roman"/>
-          <w:b/>
-          <w:bCs/>
-          <w:sz w:val="20"/>
-          <w:szCs w:val="20"/>
+      <w:r>
+        <w:rPr>
+          <w:rFonts w:ascii="Aptos Display" w:eastAsia="Times New Roman" w:hAnsi="Aptos Display" w:cs="Times New Roman"/>
+          <w:b/>
+          <w:bCs/>
           <w:lang w:eastAsia="en-IN"/>
         </w:rPr>
         <w:t>mysql</w:t>
@@ -2762,16 +2027,13 @@
       <w:proofErr w:type="spellEnd"/>
       <w:r>
         <w:rPr>
-          <w:rFonts w:ascii="Times New Roman" w:eastAsia="Times New Roman" w:hAnsi="Times New Roman" w:cs="Times New Roman"/>
-          <w:b/>
-          <w:bCs/>
-          <w:sz w:val="20"/>
-          <w:szCs w:val="20"/>
+          <w:rFonts w:ascii="Aptos Display" w:eastAsia="Times New Roman" w:hAnsi="Aptos Display" w:cs="Times New Roman"/>
+          <w:b/>
+          <w:bCs/>
           <w:lang w:eastAsia="en-IN"/>
         </w:rPr>
         <w:t>-connector-j</w:t>
       </w:r>
-      <w:proofErr w:type="gramEnd"/>
     </w:p>
     <w:p>
       <w:pPr>
@@ -2781,17 +2043,13 @@
         </w:numPr>
         <w:spacing w:before="100" w:beforeAutospacing="1" w:after="100" w:afterAutospacing="1" w:line="240" w:lineRule="auto"/>
         <w:rPr>
-          <w:rFonts w:ascii="Times New Roman" w:eastAsia="Times New Roman" w:hAnsi="Times New Roman" w:cs="Times New Roman"/>
-          <w:sz w:val="24"/>
-          <w:szCs w:val="24"/>
-          <w:lang w:eastAsia="en-IN"/>
-        </w:rPr>
-      </w:pPr>
-      <w:r>
-        <w:rPr>
-          <w:rFonts w:ascii="Times New Roman" w:eastAsia="Times New Roman" w:hAnsi="Times New Roman" w:cs="Times New Roman"/>
-          <w:sz w:val="24"/>
-          <w:szCs w:val="24"/>
+          <w:rFonts w:ascii="Aptos Display" w:eastAsia="Times New Roman" w:hAnsi="Aptos Display" w:cs="Times New Roman"/>
+          <w:lang w:eastAsia="en-IN"/>
+        </w:rPr>
+      </w:pPr>
+      <w:r>
+        <w:rPr>
+          <w:rFonts w:ascii="Aptos Display" w:eastAsia="Times New Roman" w:hAnsi="Aptos Display" w:cs="Times New Roman"/>
           <w:lang w:eastAsia="en-IN"/>
         </w:rPr>
         <w:t xml:space="preserve">Connects Java app to MySQL database. </w:t>
@@ -2801,25 +2059,28 @@
       <w:pPr>
         <w:spacing w:after="0" w:line="240" w:lineRule="auto"/>
         <w:rPr>
-          <w:rFonts w:ascii="Times New Roman" w:eastAsia="Times New Roman" w:hAnsi="Times New Roman" w:cs="Times New Roman"/>
-          <w:sz w:val="24"/>
-          <w:szCs w:val="24"/>
-          <w:lang w:eastAsia="en-IN"/>
-        </w:rPr>
-      </w:pPr>
-    </w:p>
-    <w:p>
-      <w:pPr>
-        <w:rPr>
-          <w:rFonts w:ascii="Times New Roman" w:hAnsi="Times New Roman" w:cs="Times New Roman"/>
-        </w:rPr>
-      </w:pPr>
-      <w:bookmarkStart w:id="0" w:name="_GoBack"/>
-      <w:bookmarkEnd w:id="0"/>
+          <w:rFonts w:ascii="Aptos Display" w:eastAsia="Times New Roman" w:hAnsi="Aptos Display" w:cs="Times New Roman"/>
+          <w:lang w:eastAsia="en-IN"/>
+        </w:rPr>
+      </w:pPr>
+    </w:p>
+    <w:p>
+      <w:pPr>
+        <w:rPr>
+          <w:rFonts w:ascii="Aptos Display" w:hAnsi="Aptos Display" w:cs="Times New Roman"/>
+        </w:rPr>
+      </w:pPr>
     </w:p>
     <w:sectPr>
+      <w:footerReference w:type="default" r:id="rId7"/>
       <w:pgSz w:w="11906" w:h="16838"/>
       <w:pgMar w:top="1440" w:right="1440" w:bottom="1440" w:left="1440" w:header="708" w:footer="708" w:gutter="0"/>
+      <w:pgBorders w:offsetFrom="page">
+        <w:top w:val="single" w:sz="4" w:space="24" w:color="auto"/>
+        <w:left w:val="single" w:sz="4" w:space="24" w:color="auto"/>
+        <w:bottom w:val="single" w:sz="4" w:space="24" w:color="auto"/>
+        <w:right w:val="single" w:sz="4" w:space="24" w:color="auto"/>
+      </w:pgBorders>
       <w:cols w:space="708"/>
       <w:docGrid w:linePitch="360"/>
     </w:sectPr>
@@ -2827,9 +2088,112 @@
 </w:document>
 </file>
 
+<file path=word/endnotes.xml><?xml version="1.0" encoding="utf-8"?>
+<w:endnotes xmlns:wpc="http://schemas.microsoft.com/office/word/2010/wordprocessingCanvas" xmlns:cx="http://schemas.microsoft.com/office/drawing/2014/chartex" xmlns:cx1="http://schemas.microsoft.com/office/drawing/2015/9/8/chartex" xmlns:cx2="http://schemas.microsoft.com/office/drawing/2015/10/21/chartex" xmlns:cx3="http://schemas.microsoft.com/office/drawing/2016/5/9/chartex" xmlns:cx4="http://schemas.microsoft.com/office/drawing/2016/5/10/chartex" xmlns:cx5="http://schemas.microsoft.com/office/drawing/2016/5/11/chartex" xmlns:cx6="http://schemas.microsoft.com/office/drawing/2016/5/12/chartex" xmlns:cx7="http://schemas.microsoft.com/office/drawing/2016/5/13/chartex" xmlns:cx8="http://schemas.microsoft.com/office/drawing/2016/5/14/chartex" xmlns:mc="http://schemas.openxmlformats.org/markup-compatibility/2006" xmlns:aink="http://schemas.microsoft.com/office/drawing/2016/ink" xmlns:am3d="http://schemas.microsoft.com/office/drawing/2017/model3d" xmlns:o="urn:schemas-microsoft-com:office:office" xmlns:oel="http://schemas.microsoft.com/office/2019/extlst" xmlns:r="http://schemas.openxmlformats.org/officeDocument/2006/relationships" xmlns:m="http://schemas.openxmlformats.org/officeDocument/2006/math" xmlns:v="urn:schemas-microsoft-com:vml" xmlns:wp14="http://schemas.microsoft.com/office/word/2010/wordprocessingDrawing" xmlns:wp="http://schemas.openxmlformats.org/drawingml/2006/wordprocessingDrawing" xmlns:w10="urn:schemas-microsoft-com:office:word" xmlns:w="http://schemas.openxmlformats.org/wordprocessingml/2006/main" xmlns:w14="http://schemas.microsoft.com/office/word/2010/wordml" xmlns:w15="http://schemas.microsoft.com/office/word/2012/wordml" xmlns:w16cex="http://schemas.microsoft.com/office/word/2018/wordml/cex" xmlns:w16cid="http://schemas.microsoft.com/office/word/2016/wordml/cid" xmlns:w16="http://schemas.microsoft.com/office/word/2018/wordml" xmlns:w16sdtdh="http://schemas.microsoft.com/office/word/2020/wordml/sdtdatahash" xmlns:w16se="http://schemas.microsoft.com/office/word/2015/wordml/symex" xmlns:wpg="http://schemas.microsoft.com/office/word/2010/wordprocessingGroup" xmlns:wpi="http://schemas.microsoft.com/office/word/2010/wordprocessingInk" xmlns:wne="http://schemas.microsoft.com/office/word/2006/wordml" xmlns:wps="http://schemas.microsoft.com/office/word/2010/wordprocessingShape" mc:Ignorable="w14 w15 w16se w16cid w16 w16cex w16sdtdh wp14">
+  <w:endnote w:type="separator" w:id="-1">
+    <w:p>
+      <w:pPr>
+        <w:spacing w:after="0" w:line="240" w:lineRule="auto"/>
+      </w:pPr>
+      <w:r>
+        <w:separator/>
+      </w:r>
+    </w:p>
+  </w:endnote>
+  <w:endnote w:type="continuationSeparator" w:id="0">
+    <w:p>
+      <w:pPr>
+        <w:spacing w:after="0" w:line="240" w:lineRule="auto"/>
+      </w:pPr>
+      <w:r>
+        <w:continuationSeparator/>
+      </w:r>
+    </w:p>
+  </w:endnote>
+</w:endnotes>
+</file>
+
+<file path=word/footer1.xml><?xml version="1.0" encoding="utf-8"?>
+<w:ftr xmlns:wpc="http://schemas.microsoft.com/office/word/2010/wordprocessingCanvas" xmlns:cx="http://schemas.microsoft.com/office/drawing/2014/chartex" xmlns:cx1="http://schemas.microsoft.com/office/drawing/2015/9/8/chartex" xmlns:cx2="http://schemas.microsoft.com/office/drawing/2015/10/21/chartex" xmlns:cx3="http://schemas.microsoft.com/office/drawing/2016/5/9/chartex" xmlns:cx4="http://schemas.microsoft.com/office/drawing/2016/5/10/chartex" xmlns:cx5="http://schemas.microsoft.com/office/drawing/2016/5/11/chartex" xmlns:cx6="http://schemas.microsoft.com/office/drawing/2016/5/12/chartex" xmlns:cx7="http://schemas.microsoft.com/office/drawing/2016/5/13/chartex" xmlns:cx8="http://schemas.microsoft.com/office/drawing/2016/5/14/chartex" xmlns:mc="http://schemas.openxmlformats.org/markup-compatibility/2006" xmlns:aink="http://schemas.microsoft.com/office/drawing/2016/ink" xmlns:am3d="http://schemas.microsoft.com/office/drawing/2017/model3d" xmlns:o="urn:schemas-microsoft-com:office:office" xmlns:oel="http://schemas.microsoft.com/office/2019/extlst" xmlns:r="http://schemas.openxmlformats.org/officeDocument/2006/relationships" xmlns:m="http://schemas.openxmlformats.org/officeDocument/2006/math" xmlns:v="urn:schemas-microsoft-com:vml" xmlns:wp14="http://schemas.microsoft.com/office/word/2010/wordprocessingDrawing" xmlns:wp="http://schemas.openxmlformats.org/drawingml/2006/wordprocessingDrawing" xmlns:w10="urn:schemas-microsoft-com:office:word" xmlns:w="http://schemas.openxmlformats.org/wordprocessingml/2006/main" xmlns:w14="http://schemas.microsoft.com/office/word/2010/wordml" xmlns:w15="http://schemas.microsoft.com/office/word/2012/wordml" xmlns:w16cex="http://schemas.microsoft.com/office/word/2018/wordml/cex" xmlns:w16cid="http://schemas.microsoft.com/office/word/2016/wordml/cid" xmlns:w16="http://schemas.microsoft.com/office/word/2018/wordml" xmlns:w16sdtdh="http://schemas.microsoft.com/office/word/2020/wordml/sdtdatahash" xmlns:w16se="http://schemas.microsoft.com/office/word/2015/wordml/symex" xmlns:wpg="http://schemas.microsoft.com/office/word/2010/wordprocessingGroup" xmlns:wpi="http://schemas.microsoft.com/office/word/2010/wordprocessingInk" xmlns:wne="http://schemas.microsoft.com/office/word/2006/wordml" xmlns:wps="http://schemas.microsoft.com/office/word/2010/wordprocessingShape" mc:Ignorable="w14 w15 w16se w16cid w16 w16cex w16sdtdh wp14">
+  <w:sdt>
+    <w:sdtPr>
+      <w:id w:val="241993801"/>
+      <w:docPartObj>
+        <w:docPartGallery w:val="Page Numbers (Bottom of Page)"/>
+        <w:docPartUnique/>
+      </w:docPartObj>
+    </w:sdtPr>
+    <w:sdtEndPr>
+      <w:rPr>
+        <w:noProof/>
+      </w:rPr>
+    </w:sdtEndPr>
+    <w:sdtContent>
+      <w:p>
+        <w:pPr>
+          <w:pStyle w:val="Footer"/>
+          <w:jc w:val="center"/>
+        </w:pPr>
+        <w:r>
+          <w:fldChar w:fldCharType="begin"/>
+        </w:r>
+        <w:r>
+          <w:instrText xml:space="preserve"> PAGE   \* MERGEFORMAT </w:instrText>
+        </w:r>
+        <w:r>
+          <w:fldChar w:fldCharType="separate"/>
+        </w:r>
+        <w:r>
+          <w:rPr>
+            <w:noProof/>
+          </w:rPr>
+          <w:t>2</w:t>
+        </w:r>
+        <w:r>
+          <w:rPr>
+            <w:noProof/>
+          </w:rPr>
+          <w:fldChar w:fldCharType="end"/>
+        </w:r>
+      </w:p>
+    </w:sdtContent>
+  </w:sdt>
+  <w:p>
+    <w:pPr>
+      <w:pStyle w:val="Footer"/>
+    </w:pPr>
+  </w:p>
+</w:ftr>
+</file>
+
+<file path=word/footnotes.xml><?xml version="1.0" encoding="utf-8"?>
+<w:footnotes xmlns:wpc="http://schemas.microsoft.com/office/word/2010/wordprocessingCanvas" xmlns:cx="http://schemas.microsoft.com/office/drawing/2014/chartex" xmlns:cx1="http://schemas.microsoft.com/office/drawing/2015/9/8/chartex" xmlns:cx2="http://schemas.microsoft.com/office/drawing/2015/10/21/chartex" xmlns:cx3="http://schemas.microsoft.com/office/drawing/2016/5/9/chartex" xmlns:cx4="http://schemas.microsoft.com/office/drawing/2016/5/10/chartex" xmlns:cx5="http://schemas.microsoft.com/office/drawing/2016/5/11/chartex" xmlns:cx6="http://schemas.microsoft.com/office/drawing/2016/5/12/chartex" xmlns:cx7="http://schemas.microsoft.com/office/drawing/2016/5/13/chartex" xmlns:cx8="http://schemas.microsoft.com/office/drawing/2016/5/14/chartex" xmlns:mc="http://schemas.openxmlformats.org/markup-compatibility/2006" xmlns:aink="http://schemas.microsoft.com/office/drawing/2016/ink" xmlns:am3d="http://schemas.microsoft.com/office/drawing/2017/model3d" xmlns:o="urn:schemas-microsoft-com:office:office" xmlns:oel="http://schemas.microsoft.com/office/2019/extlst" xmlns:r="http://schemas.openxmlformats.org/officeDocument/2006/relationships" xmlns:m="http://schemas.openxmlformats.org/officeDocument/2006/math" xmlns:v="urn:schemas-microsoft-com:vml" xmlns:wp14="http://schemas.microsoft.com/office/word/2010/wordprocessingDrawing" xmlns:wp="http://schemas.openxmlformats.org/drawingml/2006/wordprocessingDrawing" xmlns:w10="urn:schemas-microsoft-com:office:word" xmlns:w="http://schemas.openxmlformats.org/wordprocessingml/2006/main" xmlns:w14="http://schemas.microsoft.com/office/word/2010/wordml" xmlns:w15="http://schemas.microsoft.com/office/word/2012/wordml" xmlns:w16cex="http://schemas.microsoft.com/office/word/2018/wordml/cex" xmlns:w16cid="http://schemas.microsoft.com/office/word/2016/wordml/cid" xmlns:w16="http://schemas.microsoft.com/office/word/2018/wordml" xmlns:w16sdtdh="http://schemas.microsoft.com/office/word/2020/wordml/sdtdatahash" xmlns:w16se="http://schemas.microsoft.com/office/word/2015/wordml/symex" xmlns:wpg="http://schemas.microsoft.com/office/word/2010/wordprocessingGroup" xmlns:wpi="http://schemas.microsoft.com/office/word/2010/wordprocessingInk" xmlns:wne="http://schemas.microsoft.com/office/word/2006/wordml" xmlns:wps="http://schemas.microsoft.com/office/word/2010/wordprocessingShape" mc:Ignorable="w14 w15 w16se w16cid w16 w16cex w16sdtdh wp14">
+  <w:footnote w:type="separator" w:id="-1">
+    <w:p>
+      <w:pPr>
+        <w:spacing w:after="0" w:line="240" w:lineRule="auto"/>
+      </w:pPr>
+      <w:r>
+        <w:separator/>
+      </w:r>
+    </w:p>
+  </w:footnote>
+  <w:footnote w:type="continuationSeparator" w:id="0">
+    <w:p>
+      <w:pPr>
+        <w:spacing w:after="0" w:line="240" w:lineRule="auto"/>
+      </w:pPr>
+      <w:r>
+        <w:continuationSeparator/>
+      </w:r>
+    </w:p>
+  </w:footnote>
+</w:footnotes>
+</file>
+
 <file path=word/numbering.xml><?xml version="1.0" encoding="utf-8"?>
-<w:numbering xmlns:wpc="http://schemas.microsoft.com/office/word/2010/wordprocessingCanvas" xmlns:mc="http://schemas.openxmlformats.org/markup-compatibility/2006" xmlns:o="urn:schemas-microsoft-com:office:office" xmlns:r="http://schemas.openxmlformats.org/officeDocument/2006/relationships" xmlns:m="http://schemas.openxmlformats.org/officeDocument/2006/math" xmlns:v="urn:schemas-microsoft-com:vml" xmlns:wp14="http://schemas.microsoft.com/office/word/2010/wordprocessingDrawing" xmlns:wp="http://schemas.openxmlformats.org/drawingml/2006/wordprocessingDrawing" xmlns:w10="urn:schemas-microsoft-com:office:word" xmlns:w="http://schemas.openxmlformats.org/wordprocessingml/2006/main" xmlns:w14="http://schemas.microsoft.com/office/word/2010/wordml" xmlns:wpg="http://schemas.microsoft.com/office/word/2010/wordprocessingGroup" xmlns:wpi="http://schemas.microsoft.com/office/word/2010/wordprocessingInk" xmlns:wne="http://schemas.microsoft.com/office/word/2006/wordml" xmlns:wps="http://schemas.microsoft.com/office/word/2010/wordprocessingShape" mc:Ignorable="w14 wp14">
-  <w:abstractNum w:abstractNumId="0">
+<w:numbering xmlns:wpc="http://schemas.microsoft.com/office/word/2010/wordprocessingCanvas" xmlns:cx="http://schemas.microsoft.com/office/drawing/2014/chartex" xmlns:cx1="http://schemas.microsoft.com/office/drawing/2015/9/8/chartex" xmlns:cx2="http://schemas.microsoft.com/office/drawing/2015/10/21/chartex" xmlns:cx3="http://schemas.microsoft.com/office/drawing/2016/5/9/chartex" xmlns:cx4="http://schemas.microsoft.com/office/drawing/2016/5/10/chartex" xmlns:cx5="http://schemas.microsoft.com/office/drawing/2016/5/11/chartex" xmlns:cx6="http://schemas.microsoft.com/office/drawing/2016/5/12/chartex" xmlns:cx7="http://schemas.microsoft.com/office/drawing/2016/5/13/chartex" xmlns:cx8="http://schemas.microsoft.com/office/drawing/2016/5/14/chartex" xmlns:mc="http://schemas.openxmlformats.org/markup-compatibility/2006" xmlns:aink="http://schemas.microsoft.com/office/drawing/2016/ink" xmlns:am3d="http://schemas.microsoft.com/office/drawing/2017/model3d" xmlns:o="urn:schemas-microsoft-com:office:office" xmlns:oel="http://schemas.microsoft.com/office/2019/extlst" xmlns:r="http://schemas.openxmlformats.org/officeDocument/2006/relationships" xmlns:m="http://schemas.openxmlformats.org/officeDocument/2006/math" xmlns:v="urn:schemas-microsoft-com:vml" xmlns:wp14="http://schemas.microsoft.com/office/word/2010/wordprocessingDrawing" xmlns:wp="http://schemas.openxmlformats.org/drawingml/2006/wordprocessingDrawing" xmlns:w10="urn:schemas-microsoft-com:office:word" xmlns:w="http://schemas.openxmlformats.org/wordprocessingml/2006/main" xmlns:w14="http://schemas.microsoft.com/office/word/2010/wordml" xmlns:w15="http://schemas.microsoft.com/office/word/2012/wordml" xmlns:w16cex="http://schemas.microsoft.com/office/word/2018/wordml/cex" xmlns:w16cid="http://schemas.microsoft.com/office/word/2016/wordml/cid" xmlns:w16="http://schemas.microsoft.com/office/word/2018/wordml" xmlns:w16sdtdh="http://schemas.microsoft.com/office/word/2020/wordml/sdtdatahash" xmlns:w16se="http://schemas.microsoft.com/office/word/2015/wordml/symex" xmlns:wpg="http://schemas.microsoft.com/office/word/2010/wordprocessingGroup" xmlns:wpi="http://schemas.microsoft.com/office/word/2010/wordprocessingInk" xmlns:wne="http://schemas.microsoft.com/office/word/2006/wordml" xmlns:wps="http://schemas.microsoft.com/office/word/2010/wordprocessingShape" mc:Ignorable="w14 w15 w16se w16cid w16 w16cex w16sdtdh wp14">
+  <w:abstractNum w:abstractNumId="0" w15:restartNumberingAfterBreak="0">
     <w:nsid w:val="026A5D2B"/>
     <w:multiLevelType w:val="multilevel"/>
     <w:tmpl w:val="E4E22FFA"/>
@@ -2978,7 +2342,7 @@
       </w:rPr>
     </w:lvl>
   </w:abstractNum>
-  <w:abstractNum w:abstractNumId="1">
+  <w:abstractNum w:abstractNumId="1" w15:restartNumberingAfterBreak="0">
     <w:nsid w:val="09E84722"/>
     <w:multiLevelType w:val="multilevel"/>
     <w:tmpl w:val="5BE852BC"/>
@@ -3127,7 +2491,7 @@
       </w:rPr>
     </w:lvl>
   </w:abstractNum>
-  <w:abstractNum w:abstractNumId="2">
+  <w:abstractNum w:abstractNumId="2" w15:restartNumberingAfterBreak="0">
     <w:nsid w:val="0A964D37"/>
     <w:multiLevelType w:val="multilevel"/>
     <w:tmpl w:val="F952549E"/>
@@ -3276,7 +2640,7 @@
       </w:rPr>
     </w:lvl>
   </w:abstractNum>
-  <w:abstractNum w:abstractNumId="3">
+  <w:abstractNum w:abstractNumId="3" w15:restartNumberingAfterBreak="0">
     <w:nsid w:val="0AA75A4B"/>
     <w:multiLevelType w:val="multilevel"/>
     <w:tmpl w:val="678036DA"/>
@@ -3425,7 +2789,7 @@
       </w:rPr>
     </w:lvl>
   </w:abstractNum>
-  <w:abstractNum w:abstractNumId="4">
+  <w:abstractNum w:abstractNumId="4" w15:restartNumberingAfterBreak="0">
     <w:nsid w:val="0C0378A4"/>
     <w:multiLevelType w:val="multilevel"/>
     <w:tmpl w:val="DDD49CC6"/>
@@ -3574,7 +2938,7 @@
       </w:rPr>
     </w:lvl>
   </w:abstractNum>
-  <w:abstractNum w:abstractNumId="5">
+  <w:abstractNum w:abstractNumId="5" w15:restartNumberingAfterBreak="0">
     <w:nsid w:val="14A53B0A"/>
     <w:multiLevelType w:val="multilevel"/>
     <w:tmpl w:val="4942E23A"/>
@@ -3723,7 +3087,7 @@
       </w:rPr>
     </w:lvl>
   </w:abstractNum>
-  <w:abstractNum w:abstractNumId="6">
+  <w:abstractNum w:abstractNumId="6" w15:restartNumberingAfterBreak="0">
     <w:nsid w:val="1DFE5E32"/>
     <w:multiLevelType w:val="multilevel"/>
     <w:tmpl w:val="CD805B70"/>
@@ -3872,7 +3236,7 @@
       </w:rPr>
     </w:lvl>
   </w:abstractNum>
-  <w:abstractNum w:abstractNumId="7">
+  <w:abstractNum w:abstractNumId="7" w15:restartNumberingAfterBreak="0">
     <w:nsid w:val="1EA13948"/>
     <w:multiLevelType w:val="multilevel"/>
     <w:tmpl w:val="6DA4CA50"/>
@@ -4021,7 +3385,7 @@
       </w:rPr>
     </w:lvl>
   </w:abstractNum>
-  <w:abstractNum w:abstractNumId="8">
+  <w:abstractNum w:abstractNumId="8" w15:restartNumberingAfterBreak="0">
     <w:nsid w:val="1EFA0F55"/>
     <w:multiLevelType w:val="multilevel"/>
     <w:tmpl w:val="DBD2CA3E"/>
@@ -4170,7 +3534,7 @@
       </w:rPr>
     </w:lvl>
   </w:abstractNum>
-  <w:abstractNum w:abstractNumId="9">
+  <w:abstractNum w:abstractNumId="9" w15:restartNumberingAfterBreak="0">
     <w:nsid w:val="247A1187"/>
     <w:multiLevelType w:val="multilevel"/>
     <w:tmpl w:val="4D3A367C"/>
@@ -4319,7 +3683,7 @@
       </w:rPr>
     </w:lvl>
   </w:abstractNum>
-  <w:abstractNum w:abstractNumId="10">
+  <w:abstractNum w:abstractNumId="10" w15:restartNumberingAfterBreak="0">
     <w:nsid w:val="2740072C"/>
     <w:multiLevelType w:val="multilevel"/>
     <w:tmpl w:val="8A509FDA"/>
@@ -4468,7 +3832,7 @@
       </w:rPr>
     </w:lvl>
   </w:abstractNum>
-  <w:abstractNum w:abstractNumId="11">
+  <w:abstractNum w:abstractNumId="11" w15:restartNumberingAfterBreak="0">
     <w:nsid w:val="274E2202"/>
     <w:multiLevelType w:val="multilevel"/>
     <w:tmpl w:val="C8AE5A44"/>
@@ -4617,7 +3981,7 @@
       </w:rPr>
     </w:lvl>
   </w:abstractNum>
-  <w:abstractNum w:abstractNumId="12">
+  <w:abstractNum w:abstractNumId="12" w15:restartNumberingAfterBreak="0">
     <w:nsid w:val="280D4802"/>
     <w:multiLevelType w:val="multilevel"/>
     <w:tmpl w:val="500AF38E"/>
@@ -4766,7 +4130,7 @@
       </w:rPr>
     </w:lvl>
   </w:abstractNum>
-  <w:abstractNum w:abstractNumId="13">
+  <w:abstractNum w:abstractNumId="13" w15:restartNumberingAfterBreak="0">
     <w:nsid w:val="28DD6BE2"/>
     <w:multiLevelType w:val="multilevel"/>
     <w:tmpl w:val="11D2285A"/>
@@ -4915,7 +4279,7 @@
       </w:rPr>
     </w:lvl>
   </w:abstractNum>
-  <w:abstractNum w:abstractNumId="14">
+  <w:abstractNum w:abstractNumId="14" w15:restartNumberingAfterBreak="0">
     <w:nsid w:val="294E5108"/>
     <w:multiLevelType w:val="multilevel"/>
     <w:tmpl w:val="C234DB2C"/>
@@ -5064,7 +4428,7 @@
       </w:rPr>
     </w:lvl>
   </w:abstractNum>
-  <w:abstractNum w:abstractNumId="15">
+  <w:abstractNum w:abstractNumId="15" w15:restartNumberingAfterBreak="0">
     <w:nsid w:val="29F37DFB"/>
     <w:multiLevelType w:val="multilevel"/>
     <w:tmpl w:val="9C9C975C"/>
@@ -5213,7 +4577,7 @@
       </w:rPr>
     </w:lvl>
   </w:abstractNum>
-  <w:abstractNum w:abstractNumId="16">
+  <w:abstractNum w:abstractNumId="16" w15:restartNumberingAfterBreak="0">
     <w:nsid w:val="31C22408"/>
     <w:multiLevelType w:val="multilevel"/>
     <w:tmpl w:val="1B1C6378"/>
@@ -5362,7 +4726,7 @@
       </w:rPr>
     </w:lvl>
   </w:abstractNum>
-  <w:abstractNum w:abstractNumId="17">
+  <w:abstractNum w:abstractNumId="17" w15:restartNumberingAfterBreak="0">
     <w:nsid w:val="398E3572"/>
     <w:multiLevelType w:val="multilevel"/>
     <w:tmpl w:val="0C36CF38"/>
@@ -5511,7 +4875,7 @@
       </w:rPr>
     </w:lvl>
   </w:abstractNum>
-  <w:abstractNum w:abstractNumId="18">
+  <w:abstractNum w:abstractNumId="18" w15:restartNumberingAfterBreak="0">
     <w:nsid w:val="42CF38C4"/>
     <w:multiLevelType w:val="multilevel"/>
     <w:tmpl w:val="DCE25610"/>
@@ -5660,7 +5024,7 @@
       </w:rPr>
     </w:lvl>
   </w:abstractNum>
-  <w:abstractNum w:abstractNumId="19">
+  <w:abstractNum w:abstractNumId="19" w15:restartNumberingAfterBreak="0">
     <w:nsid w:val="42E46319"/>
     <w:multiLevelType w:val="multilevel"/>
     <w:tmpl w:val="21366260"/>
@@ -5809,7 +5173,7 @@
       </w:rPr>
     </w:lvl>
   </w:abstractNum>
-  <w:abstractNum w:abstractNumId="20">
+  <w:abstractNum w:abstractNumId="20" w15:restartNumberingAfterBreak="0">
     <w:nsid w:val="4A4E5D7F"/>
     <w:multiLevelType w:val="multilevel"/>
     <w:tmpl w:val="1FF66B1E"/>
@@ -5958,7 +5322,7 @@
       </w:rPr>
     </w:lvl>
   </w:abstractNum>
-  <w:abstractNum w:abstractNumId="21">
+  <w:abstractNum w:abstractNumId="21" w15:restartNumberingAfterBreak="0">
     <w:nsid w:val="4CE52CDE"/>
     <w:multiLevelType w:val="multilevel"/>
     <w:tmpl w:val="E33E5CD8"/>
@@ -6107,7 +5471,7 @@
       </w:rPr>
     </w:lvl>
   </w:abstractNum>
-  <w:abstractNum w:abstractNumId="22">
+  <w:abstractNum w:abstractNumId="22" w15:restartNumberingAfterBreak="0">
     <w:nsid w:val="4F4374CE"/>
     <w:multiLevelType w:val="multilevel"/>
     <w:tmpl w:val="B5528324"/>
@@ -6256,7 +5620,7 @@
       </w:rPr>
     </w:lvl>
   </w:abstractNum>
-  <w:abstractNum w:abstractNumId="23">
+  <w:abstractNum w:abstractNumId="23" w15:restartNumberingAfterBreak="0">
     <w:nsid w:val="5DB81DB6"/>
     <w:multiLevelType w:val="multilevel"/>
     <w:tmpl w:val="19123EF0"/>
@@ -6405,7 +5769,7 @@
       </w:rPr>
     </w:lvl>
   </w:abstractNum>
-  <w:abstractNum w:abstractNumId="24">
+  <w:abstractNum w:abstractNumId="24" w15:restartNumberingAfterBreak="0">
     <w:nsid w:val="60B95E3C"/>
     <w:multiLevelType w:val="multilevel"/>
     <w:tmpl w:val="E480A26C"/>
@@ -6554,7 +5918,7 @@
       </w:rPr>
     </w:lvl>
   </w:abstractNum>
-  <w:abstractNum w:abstractNumId="25">
+  <w:abstractNum w:abstractNumId="25" w15:restartNumberingAfterBreak="0">
     <w:nsid w:val="6123428A"/>
     <w:multiLevelType w:val="multilevel"/>
     <w:tmpl w:val="D8B07818"/>
@@ -6703,7 +6067,7 @@
       </w:rPr>
     </w:lvl>
   </w:abstractNum>
-  <w:abstractNum w:abstractNumId="26">
+  <w:abstractNum w:abstractNumId="26" w15:restartNumberingAfterBreak="0">
     <w:nsid w:val="69D72AF4"/>
     <w:multiLevelType w:val="multilevel"/>
     <w:tmpl w:val="3DFA3034"/>
@@ -6852,7 +6216,7 @@
       </w:rPr>
     </w:lvl>
   </w:abstractNum>
-  <w:abstractNum w:abstractNumId="27">
+  <w:abstractNum w:abstractNumId="27" w15:restartNumberingAfterBreak="0">
     <w:nsid w:val="6B5E5146"/>
     <w:multiLevelType w:val="multilevel"/>
     <w:tmpl w:val="68805EB0"/>
@@ -7001,7 +6365,7 @@
       </w:rPr>
     </w:lvl>
   </w:abstractNum>
-  <w:abstractNum w:abstractNumId="28">
+  <w:abstractNum w:abstractNumId="28" w15:restartNumberingAfterBreak="0">
     <w:nsid w:val="756167D1"/>
     <w:multiLevelType w:val="multilevel"/>
     <w:tmpl w:val="057E06A2"/>
@@ -7150,7 +6514,7 @@
       </w:rPr>
     </w:lvl>
   </w:abstractNum>
-  <w:abstractNum w:abstractNumId="29">
+  <w:abstractNum w:abstractNumId="29" w15:restartNumberingAfterBreak="0">
     <w:nsid w:val="790513B4"/>
     <w:multiLevelType w:val="multilevel"/>
     <w:tmpl w:val="248217FA"/>
@@ -7299,7 +6663,7 @@
       </w:rPr>
     </w:lvl>
   </w:abstractNum>
-  <w:abstractNum w:abstractNumId="30">
+  <w:abstractNum w:abstractNumId="30" w15:restartNumberingAfterBreak="0">
     <w:nsid w:val="7CA04DAE"/>
     <w:multiLevelType w:val="multilevel"/>
     <w:tmpl w:val="C388E462"/>
@@ -7448,7 +6812,7 @@
       </w:rPr>
     </w:lvl>
   </w:abstractNum>
-  <w:abstractNum w:abstractNumId="31">
+  <w:abstractNum w:abstractNumId="31" w15:restartNumberingAfterBreak="0">
     <w:nsid w:val="7FEA0547"/>
     <w:multiLevelType w:val="multilevel"/>
     <w:tmpl w:val="65AC1514"/>
@@ -7597,107 +6961,107 @@
       </w:rPr>
     </w:lvl>
   </w:abstractNum>
-  <w:num w:numId="1">
+  <w:num w:numId="1" w16cid:durableId="1100639942">
     <w:abstractNumId w:val="7"/>
   </w:num>
-  <w:num w:numId="2">
+  <w:num w:numId="2" w16cid:durableId="397745819">
     <w:abstractNumId w:val="28"/>
   </w:num>
-  <w:num w:numId="3">
+  <w:num w:numId="3" w16cid:durableId="550847036">
     <w:abstractNumId w:val="30"/>
   </w:num>
-  <w:num w:numId="4">
+  <w:num w:numId="4" w16cid:durableId="1985695303">
     <w:abstractNumId w:val="0"/>
   </w:num>
-  <w:num w:numId="5">
+  <w:num w:numId="5" w16cid:durableId="1427919269">
     <w:abstractNumId w:val="26"/>
   </w:num>
-  <w:num w:numId="6">
+  <w:num w:numId="6" w16cid:durableId="1859270600">
     <w:abstractNumId w:val="19"/>
   </w:num>
-  <w:num w:numId="7">
+  <w:num w:numId="7" w16cid:durableId="2005475547">
     <w:abstractNumId w:val="16"/>
   </w:num>
-  <w:num w:numId="8">
+  <w:num w:numId="8" w16cid:durableId="1037970248">
     <w:abstractNumId w:val="13"/>
   </w:num>
-  <w:num w:numId="9">
+  <w:num w:numId="9" w16cid:durableId="563100132">
     <w:abstractNumId w:val="11"/>
   </w:num>
-  <w:num w:numId="10">
+  <w:num w:numId="10" w16cid:durableId="686372453">
     <w:abstractNumId w:val="15"/>
   </w:num>
-  <w:num w:numId="11">
+  <w:num w:numId="11" w16cid:durableId="2086221775">
     <w:abstractNumId w:val="4"/>
   </w:num>
-  <w:num w:numId="12">
+  <w:num w:numId="12" w16cid:durableId="934630176">
     <w:abstractNumId w:val="29"/>
   </w:num>
-  <w:num w:numId="13">
+  <w:num w:numId="13" w16cid:durableId="1014528255">
     <w:abstractNumId w:val="12"/>
   </w:num>
-  <w:num w:numId="14">
+  <w:num w:numId="14" w16cid:durableId="1095784905">
     <w:abstractNumId w:val="6"/>
   </w:num>
-  <w:num w:numId="15">
+  <w:num w:numId="15" w16cid:durableId="70541957">
     <w:abstractNumId w:val="5"/>
   </w:num>
-  <w:num w:numId="16">
+  <w:num w:numId="16" w16cid:durableId="987168958">
     <w:abstractNumId w:val="14"/>
   </w:num>
-  <w:num w:numId="17">
+  <w:num w:numId="17" w16cid:durableId="502747571">
     <w:abstractNumId w:val="23"/>
   </w:num>
-  <w:num w:numId="18">
+  <w:num w:numId="18" w16cid:durableId="1229655171">
     <w:abstractNumId w:val="27"/>
   </w:num>
-  <w:num w:numId="19">
+  <w:num w:numId="19" w16cid:durableId="456070845">
     <w:abstractNumId w:val="1"/>
   </w:num>
-  <w:num w:numId="20">
+  <w:num w:numId="20" w16cid:durableId="1923951204">
     <w:abstractNumId w:val="17"/>
   </w:num>
-  <w:num w:numId="21">
+  <w:num w:numId="21" w16cid:durableId="1848058713">
     <w:abstractNumId w:val="9"/>
   </w:num>
-  <w:num w:numId="22">
+  <w:num w:numId="22" w16cid:durableId="513344073">
     <w:abstractNumId w:val="22"/>
   </w:num>
-  <w:num w:numId="23">
+  <w:num w:numId="23" w16cid:durableId="1530602894">
     <w:abstractNumId w:val="18"/>
   </w:num>
-  <w:num w:numId="24">
+  <w:num w:numId="24" w16cid:durableId="182327187">
     <w:abstractNumId w:val="3"/>
   </w:num>
-  <w:num w:numId="25">
+  <w:num w:numId="25" w16cid:durableId="322469531">
     <w:abstractNumId w:val="20"/>
   </w:num>
-  <w:num w:numId="26">
+  <w:num w:numId="26" w16cid:durableId="1280650319">
     <w:abstractNumId w:val="25"/>
   </w:num>
-  <w:num w:numId="27">
+  <w:num w:numId="27" w16cid:durableId="763452045">
     <w:abstractNumId w:val="21"/>
   </w:num>
-  <w:num w:numId="28">
+  <w:num w:numId="28" w16cid:durableId="844366195">
     <w:abstractNumId w:val="8"/>
   </w:num>
-  <w:num w:numId="29">
+  <w:num w:numId="29" w16cid:durableId="1457021543">
     <w:abstractNumId w:val="10"/>
   </w:num>
-  <w:num w:numId="30">
+  <w:num w:numId="30" w16cid:durableId="90010584">
     <w:abstractNumId w:val="31"/>
   </w:num>
-  <w:num w:numId="31">
+  <w:num w:numId="31" w16cid:durableId="1168594908">
     <w:abstractNumId w:val="2"/>
   </w:num>
-  <w:num w:numId="32">
+  <w:num w:numId="32" w16cid:durableId="875386944">
     <w:abstractNumId w:val="24"/>
   </w:num>
 </w:numbering>
 </file>
 
 <file path=word/styles.xml><?xml version="1.0" encoding="utf-8"?>
-<w:styles xmlns:mc="http://schemas.openxmlformats.org/markup-compatibility/2006" xmlns:r="http://schemas.openxmlformats.org/officeDocument/2006/relationships" xmlns:w="http://schemas.openxmlformats.org/wordprocessingml/2006/main" xmlns:w14="http://schemas.microsoft.com/office/word/2010/wordml" mc:Ignorable="w14">
+<w:styles xmlns:mc="http://schemas.openxmlformats.org/markup-compatibility/2006" xmlns:r="http://schemas.openxmlformats.org/officeDocument/2006/relationships" xmlns:w="http://schemas.openxmlformats.org/wordprocessingml/2006/main" xmlns:w14="http://schemas.microsoft.com/office/word/2010/wordml" xmlns:w15="http://schemas.microsoft.com/office/word/2012/wordml" xmlns:w16cex="http://schemas.microsoft.com/office/word/2018/wordml/cex" xmlns:w16cid="http://schemas.microsoft.com/office/word/2016/wordml/cid" xmlns:w16="http://schemas.microsoft.com/office/word/2018/wordml" xmlns:w16sdtdh="http://schemas.microsoft.com/office/word/2020/wordml/sdtdatahash" xmlns:w16se="http://schemas.microsoft.com/office/word/2015/wordml/symex" mc:Ignorable="w14 w15 w16se w16cid w16 w16cex w16sdtdh">
   <w:docDefaults>
     <w:rPrDefault>
       <w:rPr>
@@ -7713,144 +7077,383 @@
       </w:pPr>
     </w:pPrDefault>
   </w:docDefaults>
-  <w:latentStyles w:defLockedState="0" w:defUIPriority="99" w:defSemiHidden="1" w:defUnhideWhenUsed="1" w:defQFormat="0" w:count="267">
-    <w:lsdException w:name="Normal" w:semiHidden="0" w:uiPriority="0" w:unhideWhenUsed="0" w:qFormat="1"/>
-    <w:lsdException w:name="heading 1" w:semiHidden="0" w:uiPriority="9" w:unhideWhenUsed="0" w:qFormat="1"/>
-    <w:lsdException w:name="heading 2" w:uiPriority="9" w:qFormat="1"/>
-    <w:lsdException w:name="heading 3" w:uiPriority="9" w:qFormat="1"/>
-    <w:lsdException w:name="heading 4" w:uiPriority="9" w:qFormat="1"/>
-    <w:lsdException w:name="heading 5" w:uiPriority="9" w:qFormat="1"/>
-    <w:lsdException w:name="heading 6" w:uiPriority="9" w:qFormat="1"/>
-    <w:lsdException w:name="heading 7" w:uiPriority="9" w:qFormat="1"/>
-    <w:lsdException w:name="heading 8" w:uiPriority="9" w:qFormat="1"/>
-    <w:lsdException w:name="heading 9" w:uiPriority="9" w:qFormat="1"/>
-    <w:lsdException w:name="toc 1" w:uiPriority="39"/>
-    <w:lsdException w:name="toc 2" w:uiPriority="39"/>
-    <w:lsdException w:name="toc 3" w:uiPriority="39"/>
-    <w:lsdException w:name="toc 4" w:uiPriority="39"/>
-    <w:lsdException w:name="toc 5" w:uiPriority="39"/>
-    <w:lsdException w:name="toc 6" w:uiPriority="39"/>
-    <w:lsdException w:name="toc 7" w:uiPriority="39"/>
-    <w:lsdException w:name="toc 8" w:uiPriority="39"/>
-    <w:lsdException w:name="toc 9" w:uiPriority="39"/>
-    <w:lsdException w:name="caption" w:uiPriority="35" w:qFormat="1"/>
-    <w:lsdException w:name="Title" w:semiHidden="0" w:uiPriority="10" w:unhideWhenUsed="0" w:qFormat="1"/>
-    <w:lsdException w:name="Default Paragraph Font" w:uiPriority="1"/>
-    <w:lsdException w:name="Subtitle" w:semiHidden="0" w:uiPriority="11" w:unhideWhenUsed="0" w:qFormat="1"/>
-    <w:lsdException w:name="Strong" w:semiHidden="0" w:uiPriority="22" w:unhideWhenUsed="0" w:qFormat="1"/>
-    <w:lsdException w:name="Emphasis" w:semiHidden="0" w:uiPriority="20" w:unhideWhenUsed="0" w:qFormat="1"/>
-    <w:lsdException w:name="Table Grid" w:semiHidden="0" w:uiPriority="59" w:unhideWhenUsed="0"/>
-    <w:lsdException w:name="Placeholder Text" w:unhideWhenUsed="0"/>
-    <w:lsdException w:name="No Spacing" w:semiHidden="0" w:uiPriority="1" w:unhideWhenUsed="0" w:qFormat="1"/>
-    <w:lsdException w:name="Light Shading" w:semiHidden="0" w:uiPriority="60" w:unhideWhenUsed="0"/>
-    <w:lsdException w:name="Light List" w:semiHidden="0" w:uiPriority="61" w:unhideWhenUsed="0"/>
-    <w:lsdException w:name="Light Grid" w:semiHidden="0" w:uiPriority="62" w:unhideWhenUsed="0"/>
-    <w:lsdException w:name="Medium Shading 1" w:semiHidden="0" w:uiPriority="63" w:unhideWhenUsed="0"/>
-    <w:lsdException w:name="Medium Shading 2" w:semiHidden="0" w:uiPriority="64" w:unhideWhenUsed="0"/>
-    <w:lsdException w:name="Medium List 1" w:semiHidden="0" w:uiPriority="65" w:unhideWhenUsed="0"/>
-    <w:lsdException w:name="Medium List 2" w:semiHidden="0" w:uiPriority="66" w:unhideWhenUsed="0"/>
-    <w:lsdException w:name="Medium Grid 1" w:semiHidden="0" w:uiPriority="67" w:unhideWhenUsed="0"/>
-    <w:lsdException w:name="Medium Grid 2" w:semiHidden="0" w:uiPriority="68" w:unhideWhenUsed="0"/>
-    <w:lsdException w:name="Medium Grid 3" w:semiHidden="0" w:uiPriority="69" w:unhideWhenUsed="0"/>
-    <w:lsdException w:name="Dark List" w:semiHidden="0" w:uiPriority="70" w:unhideWhenUsed="0"/>
-    <w:lsdException w:name="Colorful Shading" w:semiHidden="0" w:uiPriority="71" w:unhideWhenUsed="0"/>
-    <w:lsdException w:name="Colorful List" w:semiHidden="0" w:uiPriority="72" w:unhideWhenUsed="0"/>
-    <w:lsdException w:name="Colorful Grid" w:semiHidden="0" w:uiPriority="73" w:unhideWhenUsed="0"/>
-    <w:lsdException w:name="Light Shading Accent 1" w:semiHidden="0" w:uiPriority="60" w:unhideWhenUsed="0"/>
-    <w:lsdException w:name="Light List Accent 1" w:semiHidden="0" w:uiPriority="61" w:unhideWhenUsed="0"/>
-    <w:lsdException w:name="Light Grid Accent 1" w:semiHidden="0" w:uiPriority="62" w:unhideWhenUsed="0"/>
-    <w:lsdException w:name="Medium Shading 1 Accent 1" w:semiHidden="0" w:uiPriority="63" w:unhideWhenUsed="0"/>
-    <w:lsdException w:name="Medium Shading 2 Accent 1" w:semiHidden="0" w:uiPriority="64" w:unhideWhenUsed="0"/>
-    <w:lsdException w:name="Medium List 1 Accent 1" w:semiHidden="0" w:uiPriority="65" w:unhideWhenUsed="0"/>
-    <w:lsdException w:name="Revision" w:unhideWhenUsed="0"/>
-    <w:lsdException w:name="List Paragraph" w:semiHidden="0" w:uiPriority="34" w:unhideWhenUsed="0" w:qFormat="1"/>
-    <w:lsdException w:name="Quote" w:semiHidden="0" w:uiPriority="29" w:unhideWhenUsed="0" w:qFormat="1"/>
-    <w:lsdException w:name="Intense Quote" w:semiHidden="0" w:uiPriority="30" w:unhideWhenUsed="0" w:qFormat="1"/>
-    <w:lsdException w:name="Medium List 2 Accent 1" w:semiHidden="0" w:uiPriority="66" w:unhideWhenUsed="0"/>
-    <w:lsdException w:name="Medium Grid 1 Accent 1" w:semiHidden="0" w:uiPriority="67" w:unhideWhenUsed="0"/>
-    <w:lsdException w:name="Medium Grid 2 Accent 1" w:semiHidden="0" w:uiPriority="68" w:unhideWhenUsed="0"/>
-    <w:lsdException w:name="Medium Grid 3 Accent 1" w:semiHidden="0" w:uiPriority="69" w:unhideWhenUsed="0"/>
-    <w:lsdException w:name="Dark List Accent 1" w:semiHidden="0" w:uiPriority="70" w:unhideWhenUsed="0"/>
-    <w:lsdException w:name="Colorful Shading Accent 1" w:semiHidden="0" w:uiPriority="71" w:unhideWhenUsed="0"/>
-    <w:lsdException w:name="Colorful List Accent 1" w:semiHidden="0" w:uiPriority="72" w:unhideWhenUsed="0"/>
-    <w:lsdException w:name="Colorful Grid Accent 1" w:semiHidden="0" w:uiPriority="73" w:unhideWhenUsed="0"/>
-    <w:lsdException w:name="Light Shading Accent 2" w:semiHidden="0" w:uiPriority="60" w:unhideWhenUsed="0"/>
-    <w:lsdException w:name="Light List Accent 2" w:semiHidden="0" w:uiPriority="61" w:unhideWhenUsed="0"/>
-    <w:lsdException w:name="Light Grid Accent 2" w:semiHidden="0" w:uiPriority="62" w:unhideWhenUsed="0"/>
-    <w:lsdException w:name="Medium Shading 1 Accent 2" w:semiHidden="0" w:uiPriority="63" w:unhideWhenUsed="0"/>
-    <w:lsdException w:name="Medium Shading 2 Accent 2" w:semiHidden="0" w:uiPriority="64" w:unhideWhenUsed="0"/>
-    <w:lsdException w:name="Medium List 1 Accent 2" w:semiHidden="0" w:uiPriority="65" w:unhideWhenUsed="0"/>
-    <w:lsdException w:name="Medium List 2 Accent 2" w:semiHidden="0" w:uiPriority="66" w:unhideWhenUsed="0"/>
-    <w:lsdException w:name="Medium Grid 1 Accent 2" w:semiHidden="0" w:uiPriority="67" w:unhideWhenUsed="0"/>
-    <w:lsdException w:name="Medium Grid 2 Accent 2" w:semiHidden="0" w:uiPriority="68" w:unhideWhenUsed="0"/>
-    <w:lsdException w:name="Medium Grid 3 Accent 2" w:semiHidden="0" w:uiPriority="69" w:unhideWhenUsed="0"/>
-    <w:lsdException w:name="Dark List Accent 2" w:semiHidden="0" w:uiPriority="70" w:unhideWhenUsed="0"/>
-    <w:lsdException w:name="Colorful Shading Accent 2" w:semiHidden="0" w:uiPriority="71" w:unhideWhenUsed="0"/>
-    <w:lsdException w:name="Colorful List Accent 2" w:semiHidden="0" w:uiPriority="72" w:unhideWhenUsed="0"/>
-    <w:lsdException w:name="Colorful Grid Accent 2" w:semiHidden="0" w:uiPriority="73" w:unhideWhenUsed="0"/>
-    <w:lsdException w:name="Light Shading Accent 3" w:semiHidden="0" w:uiPriority="60" w:unhideWhenUsed="0"/>
-    <w:lsdException w:name="Light List Accent 3" w:semiHidden="0" w:uiPriority="61" w:unhideWhenUsed="0"/>
-    <w:lsdException w:name="Light Grid Accent 3" w:semiHidden="0" w:uiPriority="62" w:unhideWhenUsed="0"/>
-    <w:lsdException w:name="Medium Shading 1 Accent 3" w:semiHidden="0" w:uiPriority="63" w:unhideWhenUsed="0"/>
-    <w:lsdException w:name="Medium Shading 2 Accent 3" w:semiHidden="0" w:uiPriority="64" w:unhideWhenUsed="0"/>
-    <w:lsdException w:name="Medium List 1 Accent 3" w:semiHidden="0" w:uiPriority="65" w:unhideWhenUsed="0"/>
-    <w:lsdException w:name="Medium List 2 Accent 3" w:semiHidden="0" w:uiPriority="66" w:unhideWhenUsed="0"/>
-    <w:lsdException w:name="Medium Grid 1 Accent 3" w:semiHidden="0" w:uiPriority="67" w:unhideWhenUsed="0"/>
-    <w:lsdException w:name="Medium Grid 2 Accent 3" w:semiHidden="0" w:uiPriority="68" w:unhideWhenUsed="0"/>
-    <w:lsdException w:name="Medium Grid 3 Accent 3" w:semiHidden="0" w:uiPriority="69" w:unhideWhenUsed="0"/>
-    <w:lsdException w:name="Dark List Accent 3" w:semiHidden="0" w:uiPriority="70" w:unhideWhenUsed="0"/>
-    <w:lsdException w:name="Colorful Shading Accent 3" w:semiHidden="0" w:uiPriority="71" w:unhideWhenUsed="0"/>
-    <w:lsdException w:name="Colorful List Accent 3" w:semiHidden="0" w:uiPriority="72" w:unhideWhenUsed="0"/>
-    <w:lsdException w:name="Colorful Grid Accent 3" w:semiHidden="0" w:uiPriority="73" w:unhideWhenUsed="0"/>
-    <w:lsdException w:name="Light Shading Accent 4" w:semiHidden="0" w:uiPriority="60" w:unhideWhenUsed="0"/>
-    <w:lsdException w:name="Light List Accent 4" w:semiHidden="0" w:uiPriority="61" w:unhideWhenUsed="0"/>
-    <w:lsdException w:name="Light Grid Accent 4" w:semiHidden="0" w:uiPriority="62" w:unhideWhenUsed="0"/>
-    <w:lsdException w:name="Medium Shading 1 Accent 4" w:semiHidden="0" w:uiPriority="63" w:unhideWhenUsed="0"/>
-    <w:lsdException w:name="Medium Shading 2 Accent 4" w:semiHidden="0" w:uiPriority="64" w:unhideWhenUsed="0"/>
-    <w:lsdException w:name="Medium List 1 Accent 4" w:semiHidden="0" w:uiPriority="65" w:unhideWhenUsed="0"/>
-    <w:lsdException w:name="Medium List 2 Accent 4" w:semiHidden="0" w:uiPriority="66" w:unhideWhenUsed="0"/>
-    <w:lsdException w:name="Medium Grid 1 Accent 4" w:semiHidden="0" w:uiPriority="67" w:unhideWhenUsed="0"/>
-    <w:lsdException w:name="Medium Grid 2 Accent 4" w:semiHidden="0" w:uiPriority="68" w:unhideWhenUsed="0"/>
-    <w:lsdException w:name="Medium Grid 3 Accent 4" w:semiHidden="0" w:uiPriority="69" w:unhideWhenUsed="0"/>
-    <w:lsdException w:name="Dark List Accent 4" w:semiHidden="0" w:uiPriority="70" w:unhideWhenUsed="0"/>
-    <w:lsdException w:name="Colorful Shading Accent 4" w:semiHidden="0" w:uiPriority="71" w:unhideWhenUsed="0"/>
-    <w:lsdException w:name="Colorful List Accent 4" w:semiHidden="0" w:uiPriority="72" w:unhideWhenUsed="0"/>
-    <w:lsdException w:name="Colorful Grid Accent 4" w:semiHidden="0" w:uiPriority="73" w:unhideWhenUsed="0"/>
-    <w:lsdException w:name="Light Shading Accent 5" w:semiHidden="0" w:uiPriority="60" w:unhideWhenUsed="0"/>
-    <w:lsdException w:name="Light List Accent 5" w:semiHidden="0" w:uiPriority="61" w:unhideWhenUsed="0"/>
-    <w:lsdException w:name="Light Grid Accent 5" w:semiHidden="0" w:uiPriority="62" w:unhideWhenUsed="0"/>
-    <w:lsdException w:name="Medium Shading 1 Accent 5" w:semiHidden="0" w:uiPriority="63" w:unhideWhenUsed="0"/>
-    <w:lsdException w:name="Medium Shading 2 Accent 5" w:semiHidden="0" w:uiPriority="64" w:unhideWhenUsed="0"/>
-    <w:lsdException w:name="Medium List 1 Accent 5" w:semiHidden="0" w:uiPriority="65" w:unhideWhenUsed="0"/>
-    <w:lsdException w:name="Medium List 2 Accent 5" w:semiHidden="0" w:uiPriority="66" w:unhideWhenUsed="0"/>
-    <w:lsdException w:name="Medium Grid 1 Accent 5" w:semiHidden="0" w:uiPriority="67" w:unhideWhenUsed="0"/>
-    <w:lsdException w:name="Medium Grid 2 Accent 5" w:semiHidden="0" w:uiPriority="68" w:unhideWhenUsed="0"/>
-    <w:lsdException w:name="Medium Grid 3 Accent 5" w:semiHidden="0" w:uiPriority="69" w:unhideWhenUsed="0"/>
-    <w:lsdException w:name="Dark List Accent 5" w:semiHidden="0" w:uiPriority="70" w:unhideWhenUsed="0"/>
-    <w:lsdException w:name="Colorful Shading Accent 5" w:semiHidden="0" w:uiPriority="71" w:unhideWhenUsed="0"/>
-    <w:lsdException w:name="Colorful List Accent 5" w:semiHidden="0" w:uiPriority="72" w:unhideWhenUsed="0"/>
-    <w:lsdException w:name="Colorful Grid Accent 5" w:semiHidden="0" w:uiPriority="73" w:unhideWhenUsed="0"/>
-    <w:lsdException w:name="Light Shading Accent 6" w:semiHidden="0" w:uiPriority="60" w:unhideWhenUsed="0"/>
-    <w:lsdException w:name="Light List Accent 6" w:semiHidden="0" w:uiPriority="61" w:unhideWhenUsed="0"/>
-    <w:lsdException w:name="Light Grid Accent 6" w:semiHidden="0" w:uiPriority="62" w:unhideWhenUsed="0"/>
-    <w:lsdException w:name="Medium Shading 1 Accent 6" w:semiHidden="0" w:uiPriority="63" w:unhideWhenUsed="0"/>
-    <w:lsdException w:name="Medium Shading 2 Accent 6" w:semiHidden="0" w:uiPriority="64" w:unhideWhenUsed="0"/>
-    <w:lsdException w:name="Medium List 1 Accent 6" w:semiHidden="0" w:uiPriority="65" w:unhideWhenUsed="0"/>
-    <w:lsdException w:name="Medium List 2 Accent 6" w:semiHidden="0" w:uiPriority="66" w:unhideWhenUsed="0"/>
-    <w:lsdException w:name="Medium Grid 1 Accent 6" w:semiHidden="0" w:uiPriority="67" w:unhideWhenUsed="0"/>
-    <w:lsdException w:name="Medium Grid 2 Accent 6" w:semiHidden="0" w:uiPriority="68" w:unhideWhenUsed="0"/>
-    <w:lsdException w:name="Medium Grid 3 Accent 6" w:semiHidden="0" w:uiPriority="69" w:unhideWhenUsed="0"/>
-    <w:lsdException w:name="Dark List Accent 6" w:semiHidden="0" w:uiPriority="70" w:unhideWhenUsed="0"/>
-    <w:lsdException w:name="Colorful Shading Accent 6" w:semiHidden="0" w:uiPriority="71" w:unhideWhenUsed="0"/>
-    <w:lsdException w:name="Colorful List Accent 6" w:semiHidden="0" w:uiPriority="72" w:unhideWhenUsed="0"/>
-    <w:lsdException w:name="Colorful Grid Accent 6" w:semiHidden="0" w:uiPriority="73" w:unhideWhenUsed="0"/>
-    <w:lsdException w:name="Subtle Emphasis" w:semiHidden="0" w:uiPriority="19" w:unhideWhenUsed="0" w:qFormat="1"/>
-    <w:lsdException w:name="Intense Emphasis" w:semiHidden="0" w:uiPriority="21" w:unhideWhenUsed="0" w:qFormat="1"/>
-    <w:lsdException w:name="Subtle Reference" w:semiHidden="0" w:uiPriority="31" w:unhideWhenUsed="0" w:qFormat="1"/>
-    <w:lsdException w:name="Intense Reference" w:semiHidden="0" w:uiPriority="32" w:unhideWhenUsed="0" w:qFormat="1"/>
-    <w:lsdException w:name="Book Title" w:semiHidden="0" w:uiPriority="33" w:unhideWhenUsed="0" w:qFormat="1"/>
-    <w:lsdException w:name="Bibliography" w:uiPriority="37"/>
-    <w:lsdException w:name="TOC Heading" w:uiPriority="39" w:qFormat="1"/>
+  <w:latentStyles w:defLockedState="0" w:defUIPriority="99" w:defSemiHidden="0" w:defUnhideWhenUsed="0" w:defQFormat="0" w:count="376">
+    <w:lsdException w:name="Normal" w:uiPriority="0" w:qFormat="1"/>
+    <w:lsdException w:name="heading 1" w:uiPriority="9" w:qFormat="1"/>
+    <w:lsdException w:name="heading 2" w:semiHidden="1" w:uiPriority="9" w:unhideWhenUsed="1" w:qFormat="1"/>
+    <w:lsdException w:name="heading 3" w:semiHidden="1" w:uiPriority="9" w:unhideWhenUsed="1" w:qFormat="1"/>
+    <w:lsdException w:name="heading 4" w:semiHidden="1" w:uiPriority="9" w:unhideWhenUsed="1" w:qFormat="1"/>
+    <w:lsdException w:name="heading 5" w:semiHidden="1" w:uiPriority="9" w:unhideWhenUsed="1" w:qFormat="1"/>
+    <w:lsdException w:name="heading 6" w:semiHidden="1" w:uiPriority="9" w:unhideWhenUsed="1" w:qFormat="1"/>
+    <w:lsdException w:name="heading 7" w:semiHidden="1" w:uiPriority="9" w:unhideWhenUsed="1" w:qFormat="1"/>
+    <w:lsdException w:name="heading 8" w:semiHidden="1" w:uiPriority="9" w:unhideWhenUsed="1" w:qFormat="1"/>
+    <w:lsdException w:name="heading 9" w:semiHidden="1" w:uiPriority="9" w:unhideWhenUsed="1" w:qFormat="1"/>
+    <w:lsdException w:name="index 1" w:semiHidden="1" w:unhideWhenUsed="1"/>
+    <w:lsdException w:name="index 2" w:semiHidden="1" w:unhideWhenUsed="1"/>
+    <w:lsdException w:name="index 3" w:semiHidden="1" w:unhideWhenUsed="1"/>
+    <w:lsdException w:name="index 4" w:semiHidden="1" w:unhideWhenUsed="1"/>
+    <w:lsdException w:name="index 5" w:semiHidden="1" w:unhideWhenUsed="1"/>
+    <w:lsdException w:name="index 6" w:semiHidden="1" w:unhideWhenUsed="1"/>
+    <w:lsdException w:name="index 7" w:semiHidden="1" w:unhideWhenUsed="1"/>
+    <w:lsdException w:name="index 8" w:semiHidden="1" w:unhideWhenUsed="1"/>
+    <w:lsdException w:name="index 9" w:semiHidden="1" w:unhideWhenUsed="1"/>
+    <w:lsdException w:name="toc 1" w:semiHidden="1" w:uiPriority="39" w:unhideWhenUsed="1"/>
+    <w:lsdException w:name="toc 2" w:semiHidden="1" w:uiPriority="39" w:unhideWhenUsed="1"/>
+    <w:lsdException w:name="toc 3" w:semiHidden="1" w:uiPriority="39" w:unhideWhenUsed="1"/>
+    <w:lsdException w:name="toc 4" w:semiHidden="1" w:uiPriority="39" w:unhideWhenUsed="1"/>
+    <w:lsdException w:name="toc 5" w:semiHidden="1" w:uiPriority="39" w:unhideWhenUsed="1"/>
+    <w:lsdException w:name="toc 6" w:semiHidden="1" w:uiPriority="39" w:unhideWhenUsed="1"/>
+    <w:lsdException w:name="toc 7" w:semiHidden="1" w:uiPriority="39" w:unhideWhenUsed="1"/>
+    <w:lsdException w:name="toc 8" w:semiHidden="1" w:uiPriority="39" w:unhideWhenUsed="1"/>
+    <w:lsdException w:name="toc 9" w:semiHidden="1" w:uiPriority="39" w:unhideWhenUsed="1"/>
+    <w:lsdException w:name="Normal Indent" w:semiHidden="1" w:unhideWhenUsed="1"/>
+    <w:lsdException w:name="footnote text" w:semiHidden="1" w:unhideWhenUsed="1"/>
+    <w:lsdException w:name="annotation text" w:semiHidden="1" w:unhideWhenUsed="1"/>
+    <w:lsdException w:name="header" w:semiHidden="1" w:unhideWhenUsed="1"/>
+    <w:lsdException w:name="footer" w:semiHidden="1" w:unhideWhenUsed="1"/>
+    <w:lsdException w:name="index heading" w:semiHidden="1" w:unhideWhenUsed="1"/>
+    <w:lsdException w:name="caption" w:semiHidden="1" w:uiPriority="35" w:unhideWhenUsed="1" w:qFormat="1"/>
+    <w:lsdException w:name="table of figures" w:semiHidden="1" w:unhideWhenUsed="1"/>
+    <w:lsdException w:name="envelope address" w:semiHidden="1" w:unhideWhenUsed="1"/>
+    <w:lsdException w:name="envelope return" w:semiHidden="1" w:unhideWhenUsed="1"/>
+    <w:lsdException w:name="footnote reference" w:semiHidden="1" w:unhideWhenUsed="1"/>
+    <w:lsdException w:name="annotation reference" w:semiHidden="1" w:unhideWhenUsed="1"/>
+    <w:lsdException w:name="line number" w:semiHidden="1" w:unhideWhenUsed="1"/>
+    <w:lsdException w:name="page number" w:semiHidden="1" w:unhideWhenUsed="1"/>
+    <w:lsdException w:name="endnote reference" w:semiHidden="1" w:unhideWhenUsed="1"/>
+    <w:lsdException w:name="endnote text" w:semiHidden="1" w:unhideWhenUsed="1"/>
+    <w:lsdException w:name="table of authorities" w:semiHidden="1" w:unhideWhenUsed="1"/>
+    <w:lsdException w:name="macro" w:semiHidden="1" w:unhideWhenUsed="1"/>
+    <w:lsdException w:name="toa heading" w:semiHidden="1" w:unhideWhenUsed="1"/>
+    <w:lsdException w:name="List" w:semiHidden="1" w:unhideWhenUsed="1"/>
+    <w:lsdException w:name="List Bullet" w:semiHidden="1" w:unhideWhenUsed="1"/>
+    <w:lsdException w:name="List Number" w:semiHidden="1" w:unhideWhenUsed="1"/>
+    <w:lsdException w:name="List 2" w:semiHidden="1" w:unhideWhenUsed="1"/>
+    <w:lsdException w:name="List 3" w:semiHidden="1" w:unhideWhenUsed="1"/>
+    <w:lsdException w:name="List 4" w:semiHidden="1" w:unhideWhenUsed="1"/>
+    <w:lsdException w:name="List 5" w:semiHidden="1" w:unhideWhenUsed="1"/>
+    <w:lsdException w:name="List Bullet 2" w:semiHidden="1" w:unhideWhenUsed="1"/>
+    <w:lsdException w:name="List Bullet 3" w:semiHidden="1" w:unhideWhenUsed="1"/>
+    <w:lsdException w:name="List Bullet 4" w:semiHidden="1" w:unhideWhenUsed="1"/>
+    <w:lsdException w:name="List Bullet 5" w:semiHidden="1" w:unhideWhenUsed="1"/>
+    <w:lsdException w:name="List Number 2" w:semiHidden="1" w:unhideWhenUsed="1"/>
+    <w:lsdException w:name="List Number 3" w:semiHidden="1" w:unhideWhenUsed="1"/>
+    <w:lsdException w:name="List Number 4" w:semiHidden="1" w:unhideWhenUsed="1"/>
+    <w:lsdException w:name="List Number 5" w:semiHidden="1" w:unhideWhenUsed="1"/>
+    <w:lsdException w:name="Title" w:uiPriority="10" w:qFormat="1"/>
+    <w:lsdException w:name="Closing" w:semiHidden="1" w:unhideWhenUsed="1"/>
+    <w:lsdException w:name="Signature" w:semiHidden="1" w:unhideWhenUsed="1"/>
+    <w:lsdException w:name="Default Paragraph Font" w:semiHidden="1" w:uiPriority="1" w:unhideWhenUsed="1"/>
+    <w:lsdException w:name="Body Text" w:semiHidden="1" w:unhideWhenUsed="1"/>
+    <w:lsdException w:name="Body Text Indent" w:semiHidden="1" w:unhideWhenUsed="1"/>
+    <w:lsdException w:name="List Continue" w:semiHidden="1" w:unhideWhenUsed="1"/>
+    <w:lsdException w:name="List Continue 2" w:semiHidden="1" w:unhideWhenUsed="1"/>
+    <w:lsdException w:name="List Continue 3" w:semiHidden="1" w:unhideWhenUsed="1"/>
+    <w:lsdException w:name="List Continue 4" w:semiHidden="1" w:unhideWhenUsed="1"/>
+    <w:lsdException w:name="List Continue 5" w:semiHidden="1" w:unhideWhenUsed="1"/>
+    <w:lsdException w:name="Message Header" w:semiHidden="1" w:unhideWhenUsed="1"/>
+    <w:lsdException w:name="Subtitle" w:uiPriority="11" w:qFormat="1"/>
+    <w:lsdException w:name="Salutation" w:semiHidden="1" w:unhideWhenUsed="1"/>
+    <w:lsdException w:name="Date" w:semiHidden="1" w:unhideWhenUsed="1"/>
+    <w:lsdException w:name="Body Text First Indent" w:semiHidden="1" w:unhideWhenUsed="1"/>
+    <w:lsdException w:name="Body Text First Indent 2" w:semiHidden="1" w:unhideWhenUsed="1"/>
+    <w:lsdException w:name="Note Heading" w:semiHidden="1" w:unhideWhenUsed="1"/>
+    <w:lsdException w:name="Body Text 2" w:semiHidden="1" w:unhideWhenUsed="1"/>
+    <w:lsdException w:name="Body Text 3" w:semiHidden="1" w:unhideWhenUsed="1"/>
+    <w:lsdException w:name="Body Text Indent 2" w:semiHidden="1" w:unhideWhenUsed="1"/>
+    <w:lsdException w:name="Body Text Indent 3" w:semiHidden="1" w:unhideWhenUsed="1"/>
+    <w:lsdException w:name="Block Text" w:semiHidden="1" w:unhideWhenUsed="1"/>
+    <w:lsdException w:name="Hyperlink" w:semiHidden="1" w:unhideWhenUsed="1"/>
+    <w:lsdException w:name="FollowedHyperlink" w:semiHidden="1" w:unhideWhenUsed="1"/>
+    <w:lsdException w:name="Strong" w:uiPriority="22" w:qFormat="1"/>
+    <w:lsdException w:name="Emphasis" w:uiPriority="20" w:qFormat="1"/>
+    <w:lsdException w:name="Document Map" w:semiHidden="1" w:unhideWhenUsed="1"/>
+    <w:lsdException w:name="Plain Text" w:semiHidden="1" w:unhideWhenUsed="1"/>
+    <w:lsdException w:name="E-mail Signature" w:semiHidden="1" w:unhideWhenUsed="1"/>
+    <w:lsdException w:name="HTML Top of Form" w:semiHidden="1" w:unhideWhenUsed="1"/>
+    <w:lsdException w:name="HTML Bottom of Form" w:semiHidden="1" w:unhideWhenUsed="1"/>
+    <w:lsdException w:name="Normal (Web)" w:semiHidden="1" w:unhideWhenUsed="1"/>
+    <w:lsdException w:name="HTML Acronym" w:semiHidden="1" w:unhideWhenUsed="1"/>
+    <w:lsdException w:name="HTML Address" w:semiHidden="1" w:unhideWhenUsed="1"/>
+    <w:lsdException w:name="HTML Cite" w:semiHidden="1" w:unhideWhenUsed="1"/>
+    <w:lsdException w:name="HTML Code" w:semiHidden="1" w:unhideWhenUsed="1"/>
+    <w:lsdException w:name="HTML Definition" w:semiHidden="1" w:unhideWhenUsed="1"/>
+    <w:lsdException w:name="HTML Keyboard" w:semiHidden="1" w:unhideWhenUsed="1"/>
+    <w:lsdException w:name="HTML Preformatted" w:semiHidden="1" w:unhideWhenUsed="1"/>
+    <w:lsdException w:name="HTML Sample" w:semiHidden="1" w:unhideWhenUsed="1"/>
+    <w:lsdException w:name="HTML Typewriter" w:semiHidden="1" w:unhideWhenUsed="1"/>
+    <w:lsdException w:name="HTML Variable" w:semiHidden="1" w:unhideWhenUsed="1"/>
+    <w:lsdException w:name="Normal Table" w:semiHidden="1" w:unhideWhenUsed="1"/>
+    <w:lsdException w:name="annotation subject" w:semiHidden="1" w:unhideWhenUsed="1"/>
+    <w:lsdException w:name="No List" w:semiHidden="1" w:unhideWhenUsed="1"/>
+    <w:lsdException w:name="Outline List 1" w:semiHidden="1" w:unhideWhenUsed="1"/>
+    <w:lsdException w:name="Outline List 2" w:semiHidden="1" w:unhideWhenUsed="1"/>
+    <w:lsdException w:name="Outline List 3" w:semiHidden="1" w:unhideWhenUsed="1"/>
+    <w:lsdException w:name="Table Simple 1" w:semiHidden="1" w:unhideWhenUsed="1"/>
+    <w:lsdException w:name="Table Simple 2" w:semiHidden="1" w:unhideWhenUsed="1"/>
+    <w:lsdException w:name="Table Simple 3" w:semiHidden="1" w:unhideWhenUsed="1"/>
+    <w:lsdException w:name="Table Classic 1" w:semiHidden="1" w:unhideWhenUsed="1"/>
+    <w:lsdException w:name="Table Classic 2" w:semiHidden="1" w:unhideWhenUsed="1"/>
+    <w:lsdException w:name="Table Classic 3" w:semiHidden="1" w:unhideWhenUsed="1"/>
+    <w:lsdException w:name="Table Classic 4" w:semiHidden="1" w:unhideWhenUsed="1"/>
+    <w:lsdException w:name="Table Colorful 1" w:semiHidden="1" w:unhideWhenUsed="1"/>
+    <w:lsdException w:name="Table Colorful 2" w:semiHidden="1" w:unhideWhenUsed="1"/>
+    <w:lsdException w:name="Table Colorful 3" w:semiHidden="1" w:unhideWhenUsed="1"/>
+    <w:lsdException w:name="Table Columns 1" w:semiHidden="1" w:unhideWhenUsed="1"/>
+    <w:lsdException w:name="Table Columns 2" w:semiHidden="1" w:unhideWhenUsed="1"/>
+    <w:lsdException w:name="Table Columns 3" w:semiHidden="1" w:unhideWhenUsed="1"/>
+    <w:lsdException w:name="Table Columns 4" w:semiHidden="1" w:unhideWhenUsed="1"/>
+    <w:lsdException w:name="Table Columns 5" w:semiHidden="1" w:unhideWhenUsed="1"/>
+    <w:lsdException w:name="Table Grid 1" w:semiHidden="1" w:unhideWhenUsed="1"/>
+    <w:lsdException w:name="Table Grid 2" w:semiHidden="1" w:unhideWhenUsed="1"/>
+    <w:lsdException w:name="Table Grid 3" w:semiHidden="1" w:unhideWhenUsed="1"/>
+    <w:lsdException w:name="Table Grid 4" w:semiHidden="1" w:unhideWhenUsed="1"/>
+    <w:lsdException w:name="Table Grid 5" w:semiHidden="1" w:unhideWhenUsed="1"/>
+    <w:lsdException w:name="Table Grid 6" w:semiHidden="1" w:unhideWhenUsed="1"/>
+    <w:lsdException w:name="Table Grid 7" w:semiHidden="1" w:unhideWhenUsed="1"/>
+    <w:lsdException w:name="Table Grid 8" w:semiHidden="1" w:unhideWhenUsed="1"/>
+    <w:lsdException w:name="Table List 1" w:semiHidden="1" w:unhideWhenUsed="1"/>
+    <w:lsdException w:name="Table List 2" w:semiHidden="1" w:unhideWhenUsed="1"/>
+    <w:lsdException w:name="Table List 3" w:semiHidden="1" w:unhideWhenUsed="1"/>
+    <w:lsdException w:name="Table List 4" w:semiHidden="1" w:unhideWhenUsed="1"/>
+    <w:lsdException w:name="Table List 5" w:semiHidden="1" w:unhideWhenUsed="1"/>
+    <w:lsdException w:name="Table List 6" w:semiHidden="1" w:unhideWhenUsed="1"/>
+    <w:lsdException w:name="Table List 7" w:semiHidden="1" w:unhideWhenUsed="1"/>
+    <w:lsdException w:name="Table List 8" w:semiHidden="1" w:unhideWhenUsed="1"/>
+    <w:lsdException w:name="Table 3D effects 1" w:semiHidden="1" w:unhideWhenUsed="1"/>
+    <w:lsdException w:name="Table 3D effects 2" w:semiHidden="1" w:unhideWhenUsed="1"/>
+    <w:lsdException w:name="Table 3D effects 3" w:semiHidden="1" w:unhideWhenUsed="1"/>
+    <w:lsdException w:name="Table Contemporary" w:semiHidden="1" w:unhideWhenUsed="1"/>
+    <w:lsdException w:name="Table Elegant" w:semiHidden="1" w:unhideWhenUsed="1"/>
+    <w:lsdException w:name="Table Professional" w:semiHidden="1" w:unhideWhenUsed="1"/>
+    <w:lsdException w:name="Table Subtle 1" w:semiHidden="1" w:unhideWhenUsed="1"/>
+    <w:lsdException w:name="Table Subtle 2" w:semiHidden="1" w:unhideWhenUsed="1"/>
+    <w:lsdException w:name="Table Web 1" w:semiHidden="1" w:unhideWhenUsed="1"/>
+    <w:lsdException w:name="Table Web 2" w:semiHidden="1" w:unhideWhenUsed="1"/>
+    <w:lsdException w:name="Table Web 3" w:semiHidden="1" w:unhideWhenUsed="1"/>
+    <w:lsdException w:name="Balloon Text" w:semiHidden="1" w:unhideWhenUsed="1"/>
+    <w:lsdException w:name="Table Grid" w:uiPriority="59"/>
+    <w:lsdException w:name="Table Theme" w:semiHidden="1" w:unhideWhenUsed="1"/>
+    <w:lsdException w:name="Placeholder Text" w:semiHidden="1"/>
+    <w:lsdException w:name="No Spacing" w:uiPriority="1" w:qFormat="1"/>
+    <w:lsdException w:name="Light Shading" w:uiPriority="60"/>
+    <w:lsdException w:name="Light List" w:uiPriority="61"/>
+    <w:lsdException w:name="Light Grid" w:uiPriority="62"/>
+    <w:lsdException w:name="Medium Shading 1" w:uiPriority="63"/>
+    <w:lsdException w:name="Medium Shading 2" w:uiPriority="64"/>
+    <w:lsdException w:name="Medium List 1" w:uiPriority="65"/>
+    <w:lsdException w:name="Medium List 2" w:uiPriority="66"/>
+    <w:lsdException w:name="Medium Grid 1" w:uiPriority="67"/>
+    <w:lsdException w:name="Medium Grid 2" w:uiPriority="68"/>
+    <w:lsdException w:name="Medium Grid 3" w:uiPriority="69"/>
+    <w:lsdException w:name="Dark List" w:uiPriority="70"/>
+    <w:lsdException w:name="Colorful Shading" w:uiPriority="71"/>
+    <w:lsdException w:name="Colorful List" w:uiPriority="72"/>
+    <w:lsdException w:name="Colorful Grid" w:uiPriority="73"/>
+    <w:lsdException w:name="Light Shading Accent 1" w:uiPriority="60"/>
+    <w:lsdException w:name="Light List Accent 1" w:uiPriority="61"/>
+    <w:lsdException w:name="Light Grid Accent 1" w:uiPriority="62"/>
+    <w:lsdException w:name="Medium Shading 1 Accent 1" w:uiPriority="63"/>
+    <w:lsdException w:name="Medium Shading 2 Accent 1" w:uiPriority="64"/>
+    <w:lsdException w:name="Medium List 1 Accent 1" w:uiPriority="65"/>
+    <w:lsdException w:name="Revision" w:semiHidden="1"/>
+    <w:lsdException w:name="List Paragraph" w:uiPriority="34" w:qFormat="1"/>
+    <w:lsdException w:name="Quote" w:uiPriority="29" w:qFormat="1"/>
+    <w:lsdException w:name="Intense Quote" w:uiPriority="30" w:qFormat="1"/>
+    <w:lsdException w:name="Medium List 2 Accent 1" w:uiPriority="66"/>
+    <w:lsdException w:name="Medium Grid 1 Accent 1" w:uiPriority="67"/>
+    <w:lsdException w:name="Medium Grid 2 Accent 1" w:uiPriority="68"/>
+    <w:lsdException w:name="Medium Grid 3 Accent 1" w:uiPriority="69"/>
+    <w:lsdException w:name="Dark List Accent 1" w:uiPriority="70"/>
+    <w:lsdException w:name="Colorful Shading Accent 1" w:uiPriority="71"/>
+    <w:lsdException w:name="Colorful List Accent 1" w:uiPriority="72"/>
+    <w:lsdException w:name="Colorful Grid Accent 1" w:uiPriority="73"/>
+    <w:lsdException w:name="Light Shading Accent 2" w:uiPriority="60"/>
+    <w:lsdException w:name="Light List Accent 2" w:uiPriority="61"/>
+    <w:lsdException w:name="Light Grid Accent 2" w:uiPriority="62"/>
+    <w:lsdException w:name="Medium Shading 1 Accent 2" w:uiPriority="63"/>
+    <w:lsdException w:name="Medium Shading 2 Accent 2" w:uiPriority="64"/>
+    <w:lsdException w:name="Medium List 1 Accent 2" w:uiPriority="65"/>
+    <w:lsdException w:name="Medium List 2 Accent 2" w:uiPriority="66"/>
+    <w:lsdException w:name="Medium Grid 1 Accent 2" w:uiPriority="67"/>
+    <w:lsdException w:name="Medium Grid 2 Accent 2" w:uiPriority="68"/>
+    <w:lsdException w:name="Medium Grid 3 Accent 2" w:uiPriority="69"/>
+    <w:lsdException w:name="Dark List Accent 2" w:uiPriority="70"/>
+    <w:lsdException w:name="Colorful Shading Accent 2" w:uiPriority="71"/>
+    <w:lsdException w:name="Colorful List Accent 2" w:uiPriority="72"/>
+    <w:lsdException w:name="Colorful Grid Accent 2" w:uiPriority="73"/>
+    <w:lsdException w:name="Light Shading Accent 3" w:uiPriority="60"/>
+    <w:lsdException w:name="Light List Accent 3" w:uiPriority="61"/>
+    <w:lsdException w:name="Light Grid Accent 3" w:uiPriority="62"/>
+    <w:lsdException w:name="Medium Shading 1 Accent 3" w:uiPriority="63"/>
+    <w:lsdException w:name="Medium Shading 2 Accent 3" w:uiPriority="64"/>
+    <w:lsdException w:name="Medium List 1 Accent 3" w:uiPriority="65"/>
+    <w:lsdException w:name="Medium List 2 Accent 3" w:uiPriority="66"/>
+    <w:lsdException w:name="Medium Grid 1 Accent 3" w:uiPriority="67"/>
+    <w:lsdException w:name="Medium Grid 2 Accent 3" w:uiPriority="68"/>
+    <w:lsdException w:name="Medium Grid 3 Accent 3" w:uiPriority="69"/>
+    <w:lsdException w:name="Dark List Accent 3" w:uiPriority="70"/>
+    <w:lsdException w:name="Colorful Shading Accent 3" w:uiPriority="71"/>
+    <w:lsdException w:name="Colorful List Accent 3" w:uiPriority="72"/>
+    <w:lsdException w:name="Colorful Grid Accent 3" w:uiPriority="73"/>
+    <w:lsdException w:name="Light Shading Accent 4" w:uiPriority="60"/>
+    <w:lsdException w:name="Light List Accent 4" w:uiPriority="61"/>
+    <w:lsdException w:name="Light Grid Accent 4" w:uiPriority="62"/>
+    <w:lsdException w:name="Medium Shading 1 Accent 4" w:uiPriority="63"/>
+    <w:lsdException w:name="Medium Shading 2 Accent 4" w:uiPriority="64"/>
+    <w:lsdException w:name="Medium List 1 Accent 4" w:uiPriority="65"/>
+    <w:lsdException w:name="Medium List 2 Accent 4" w:uiPriority="66"/>
+    <w:lsdException w:name="Medium Grid 1 Accent 4" w:uiPriority="67"/>
+    <w:lsdException w:name="Medium Grid 2 Accent 4" w:uiPriority="68"/>
+    <w:lsdException w:name="Medium Grid 3 Accent 4" w:uiPriority="69"/>
+    <w:lsdException w:name="Dark List Accent 4" w:uiPriority="70"/>
+    <w:lsdException w:name="Colorful Shading Accent 4" w:uiPriority="71"/>
+    <w:lsdException w:name="Colorful List Accent 4" w:uiPriority="72"/>
+    <w:lsdException w:name="Colorful Grid Accent 4" w:uiPriority="73"/>
+    <w:lsdException w:name="Light Shading Accent 5" w:uiPriority="60"/>
+    <w:lsdException w:name="Light List Accent 5" w:uiPriority="61"/>
+    <w:lsdException w:name="Light Grid Accent 5" w:uiPriority="62"/>
+    <w:lsdException w:name="Medium Shading 1 Accent 5" w:uiPriority="63"/>
+    <w:lsdException w:name="Medium Shading 2 Accent 5" w:uiPriority="64"/>
+    <w:lsdException w:name="Medium List 1 Accent 5" w:uiPriority="65"/>
+    <w:lsdException w:name="Medium List 2 Accent 5" w:uiPriority="66"/>
+    <w:lsdException w:name="Medium Grid 1 Accent 5" w:uiPriority="67"/>
+    <w:lsdException w:name="Medium Grid 2 Accent 5" w:uiPriority="68"/>
+    <w:lsdException w:name="Medium Grid 3 Accent 5" w:uiPriority="69"/>
+    <w:lsdException w:name="Dark List Accent 5" w:uiPriority="70"/>
+    <w:lsdException w:name="Colorful Shading Accent 5" w:uiPriority="71"/>
+    <w:lsdException w:name="Colorful List Accent 5" w:uiPriority="72"/>
+    <w:lsdException w:name="Colorful Grid Accent 5" w:uiPriority="73"/>
+    <w:lsdException w:name="Light Shading Accent 6" w:uiPriority="60"/>
+    <w:lsdException w:name="Light List Accent 6" w:uiPriority="61"/>
+    <w:lsdException w:name="Light Grid Accent 6" w:uiPriority="62"/>
+    <w:lsdException w:name="Medium Shading 1 Accent 6" w:uiPriority="63"/>
+    <w:lsdException w:name="Medium Shading 2 Accent 6" w:uiPriority="64"/>
+    <w:lsdException w:name="Medium List 1 Accent 6" w:uiPriority="65"/>
+    <w:lsdException w:name="Medium List 2 Accent 6" w:uiPriority="66"/>
+    <w:lsdException w:name="Medium Grid 1 Accent 6" w:uiPriority="67"/>
+    <w:lsdException w:name="Medium Grid 2 Accent 6" w:uiPriority="68"/>
+    <w:lsdException w:name="Medium Grid 3 Accent 6" w:uiPriority="69"/>
+    <w:lsdException w:name="Dark List Accent 6" w:uiPriority="70"/>
+    <w:lsdException w:name="Colorful Shading Accent 6" w:uiPriority="71"/>
+    <w:lsdException w:name="Colorful List Accent 6" w:uiPriority="72"/>
+    <w:lsdException w:name="Colorful Grid Accent 6" w:uiPriority="73"/>
+    <w:lsdException w:name="Subtle Emphasis" w:uiPriority="19" w:qFormat="1"/>
+    <w:lsdException w:name="Intense Emphasis" w:uiPriority="21" w:qFormat="1"/>
+    <w:lsdException w:name="Subtle Reference" w:uiPriority="31" w:qFormat="1"/>
+    <w:lsdException w:name="Intense Reference" w:uiPriority="32" w:qFormat="1"/>
+    <w:lsdException w:name="Book Title" w:uiPriority="33" w:qFormat="1"/>
+    <w:lsdException w:name="Bibliography" w:semiHidden="1" w:uiPriority="37" w:unhideWhenUsed="1"/>
+    <w:lsdException w:name="TOC Heading" w:semiHidden="1" w:uiPriority="39" w:unhideWhenUsed="1" w:qFormat="1"/>
+    <w:lsdException w:name="Plain Table 1" w:uiPriority="41"/>
+    <w:lsdException w:name="Plain Table 2" w:uiPriority="42"/>
+    <w:lsdException w:name="Plain Table 3" w:uiPriority="43"/>
+    <w:lsdException w:name="Plain Table 4" w:uiPriority="44"/>
+    <w:lsdException w:name="Plain Table 5" w:uiPriority="45"/>
+    <w:lsdException w:name="Grid Table Light" w:uiPriority="40"/>
+    <w:lsdException w:name="Grid Table 1 Light" w:uiPriority="46"/>
+    <w:lsdException w:name="Grid Table 2" w:uiPriority="47"/>
+    <w:lsdException w:name="Grid Table 3" w:uiPriority="48"/>
+    <w:lsdException w:name="Grid Table 4" w:uiPriority="49"/>
+    <w:lsdException w:name="Grid Table 5 Dark" w:uiPriority="50"/>
+    <w:lsdException w:name="Grid Table 6 Colorful" w:uiPriority="51"/>
+    <w:lsdException w:name="Grid Table 7 Colorful" w:uiPriority="52"/>
+    <w:lsdException w:name="Grid Table 1 Light Accent 1" w:uiPriority="46"/>
+    <w:lsdException w:name="Grid Table 2 Accent 1" w:uiPriority="47"/>
+    <w:lsdException w:name="Grid Table 3 Accent 1" w:uiPriority="48"/>
+    <w:lsdException w:name="Grid Table 4 Accent 1" w:uiPriority="49"/>
+    <w:lsdException w:name="Grid Table 5 Dark Accent 1" w:uiPriority="50"/>
+    <w:lsdException w:name="Grid Table 6 Colorful Accent 1" w:uiPriority="51"/>
+    <w:lsdException w:name="Grid Table 7 Colorful Accent 1" w:uiPriority="52"/>
+    <w:lsdException w:name="Grid Table 1 Light Accent 2" w:uiPriority="46"/>
+    <w:lsdException w:name="Grid Table 2 Accent 2" w:uiPriority="47"/>
+    <w:lsdException w:name="Grid Table 3 Accent 2" w:uiPriority="48"/>
+    <w:lsdException w:name="Grid Table 4 Accent 2" w:uiPriority="49"/>
+    <w:lsdException w:name="Grid Table 5 Dark Accent 2" w:uiPriority="50"/>
+    <w:lsdException w:name="Grid Table 6 Colorful Accent 2" w:uiPriority="51"/>
+    <w:lsdException w:name="Grid Table 7 Colorful Accent 2" w:uiPriority="52"/>
+    <w:lsdException w:name="Grid Table 1 Light Accent 3" w:uiPriority="46"/>
+    <w:lsdException w:name="Grid Table 2 Accent 3" w:uiPriority="47"/>
+    <w:lsdException w:name="Grid Table 3 Accent 3" w:uiPriority="48"/>
+    <w:lsdException w:name="Grid Table 4 Accent 3" w:uiPriority="49"/>
+    <w:lsdException w:name="Grid Table 5 Dark Accent 3" w:uiPriority="50"/>
+    <w:lsdException w:name="Grid Table 6 Colorful Accent 3" w:uiPriority="51"/>
+    <w:lsdException w:name="Grid Table 7 Colorful Accent 3" w:uiPriority="52"/>
+    <w:lsdException w:name="Grid Table 1 Light Accent 4" w:uiPriority="46"/>
+    <w:lsdException w:name="Grid Table 2 Accent 4" w:uiPriority="47"/>
+    <w:lsdException w:name="Grid Table 3 Accent 4" w:uiPriority="48"/>
+    <w:lsdException w:name="Grid Table 4 Accent 4" w:uiPriority="49"/>
+    <w:lsdException w:name="Grid Table 5 Dark Accent 4" w:uiPriority="50"/>
+    <w:lsdException w:name="Grid Table 6 Colorful Accent 4" w:uiPriority="51"/>
+    <w:lsdException w:name="Grid Table 7 Colorful Accent 4" w:uiPriority="52"/>
+    <w:lsdException w:name="Grid Table 1 Light Accent 5" w:uiPriority="46"/>
+    <w:lsdException w:name="Grid Table 2 Accent 5" w:uiPriority="47"/>
+    <w:lsdException w:name="Grid Table 3 Accent 5" w:uiPriority="48"/>
+    <w:lsdException w:name="Grid Table 4 Accent 5" w:uiPriority="49"/>
+    <w:lsdException w:name="Grid Table 5 Dark Accent 5" w:uiPriority="50"/>
+    <w:lsdException w:name="Grid Table 6 Colorful Accent 5" w:uiPriority="51"/>
+    <w:lsdException w:name="Grid Table 7 Colorful Accent 5" w:uiPriority="52"/>
+    <w:lsdException w:name="Grid Table 1 Light Accent 6" w:uiPriority="46"/>
+    <w:lsdException w:name="Grid Table 2 Accent 6" w:uiPriority="47"/>
+    <w:lsdException w:name="Grid Table 3 Accent 6" w:uiPriority="48"/>
+    <w:lsdException w:name="Grid Table 4 Accent 6" w:uiPriority="49"/>
+    <w:lsdException w:name="Grid Table 5 Dark Accent 6" w:uiPriority="50"/>
+    <w:lsdException w:name="Grid Table 6 Colorful Accent 6" w:uiPriority="51"/>
+    <w:lsdException w:name="Grid Table 7 Colorful Accent 6" w:uiPriority="52"/>
+    <w:lsdException w:name="List Table 1 Light" w:uiPriority="46"/>
+    <w:lsdException w:name="List Table 2" w:uiPriority="47"/>
+    <w:lsdException w:name="List Table 3" w:uiPriority="48"/>
+    <w:lsdException w:name="List Table 4" w:uiPriority="49"/>
+    <w:lsdException w:name="List Table 5 Dark" w:uiPriority="50"/>
+    <w:lsdException w:name="List Table 6 Colorful" w:uiPriority="51"/>
+    <w:lsdException w:name="List Table 7 Colorful" w:uiPriority="52"/>
+    <w:lsdException w:name="List Table 1 Light Accent 1" w:uiPriority="46"/>
+    <w:lsdException w:name="List Table 2 Accent 1" w:uiPriority="47"/>
+    <w:lsdException w:name="List Table 3 Accent 1" w:uiPriority="48"/>
+    <w:lsdException w:name="List Table 4 Accent 1" w:uiPriority="49"/>
+    <w:lsdException w:name="List Table 5 Dark Accent 1" w:uiPriority="50"/>
+    <w:lsdException w:name="List Table 6 Colorful Accent 1" w:uiPriority="51"/>
+    <w:lsdException w:name="List Table 7 Colorful Accent 1" w:uiPriority="52"/>
+    <w:lsdException w:name="List Table 1 Light Accent 2" w:uiPriority="46"/>
+    <w:lsdException w:name="List Table 2 Accent 2" w:uiPriority="47"/>
+    <w:lsdException w:name="List Table 3 Accent 2" w:uiPriority="48"/>
+    <w:lsdException w:name="List Table 4 Accent 2" w:uiPriority="49"/>
+    <w:lsdException w:name="List Table 5 Dark Accent 2" w:uiPriority="50"/>
+    <w:lsdException w:name="List Table 6 Colorful Accent 2" w:uiPriority="51"/>
+    <w:lsdException w:name="List Table 7 Colorful Accent 2" w:uiPriority="52"/>
+    <w:lsdException w:name="List Table 1 Light Accent 3" w:uiPriority="46"/>
+    <w:lsdException w:name="List Table 2 Accent 3" w:uiPriority="47"/>
+    <w:lsdException w:name="List Table 3 Accent 3" w:uiPriority="48"/>
+    <w:lsdException w:name="List Table 4 Accent 3" w:uiPriority="49"/>
+    <w:lsdException w:name="List Table 5 Dark Accent 3" w:uiPriority="50"/>
+    <w:lsdException w:name="List Table 6 Colorful Accent 3" w:uiPriority="51"/>
+    <w:lsdException w:name="List Table 7 Colorful Accent 3" w:uiPriority="52"/>
+    <w:lsdException w:name="List Table 1 Light Accent 4" w:uiPriority="46"/>
+    <w:lsdException w:name="List Table 2 Accent 4" w:uiPriority="47"/>
+    <w:lsdException w:name="List Table 3 Accent 4" w:uiPriority="48"/>
+    <w:lsdException w:name="List Table 4 Accent 4" w:uiPriority="49"/>
+    <w:lsdException w:name="List Table 5 Dark Accent 4" w:uiPriority="50"/>
+    <w:lsdException w:name="List Table 6 Colorful Accent 4" w:uiPriority="51"/>
+    <w:lsdException w:name="List Table 7 Colorful Accent 4" w:uiPriority="52"/>
+    <w:lsdException w:name="List Table 1 Light Accent 5" w:uiPriority="46"/>
+    <w:lsdException w:name="List Table 2 Accent 5" w:uiPriority="47"/>
+    <w:lsdException w:name="List Table 3 Accent 5" w:uiPriority="48"/>
+    <w:lsdException w:name="List Table 4 Accent 5" w:uiPriority="49"/>
+    <w:lsdException w:name="List Table 5 Dark Accent 5" w:uiPriority="50"/>
+    <w:lsdException w:name="List Table 6 Colorful Accent 5" w:uiPriority="51"/>
+    <w:lsdException w:name="List Table 7 Colorful Accent 5" w:uiPriority="52"/>
+    <w:lsdException w:name="List Table 1 Light Accent 6" w:uiPriority="46"/>
+    <w:lsdException w:name="List Table 2 Accent 6" w:uiPriority="47"/>
+    <w:lsdException w:name="List Table 3 Accent 6" w:uiPriority="48"/>
+    <w:lsdException w:name="List Table 4 Accent 6" w:uiPriority="49"/>
+    <w:lsdException w:name="List Table 5 Dark Accent 6" w:uiPriority="50"/>
+    <w:lsdException w:name="List Table 6 Colorful Accent 6" w:uiPriority="51"/>
+    <w:lsdException w:name="List Table 7 Colorful Accent 6" w:uiPriority="52"/>
+    <w:lsdException w:name="Mention" w:semiHidden="1" w:unhideWhenUsed="1"/>
+    <w:lsdException w:name="Smart Hyperlink" w:semiHidden="1" w:unhideWhenUsed="1"/>
+    <w:lsdException w:name="Hashtag" w:semiHidden="1" w:unhideWhenUsed="1"/>
+    <w:lsdException w:name="Unresolved Mention" w:semiHidden="1" w:unhideWhenUsed="1"/>
+    <w:lsdException w:name="Smart Link" w:semiHidden="1" w:unhideWhenUsed="1"/>
   </w:latentStyles>
   <w:style w:type="paragraph" w:default="1" w:styleId="Normal">
     <w:name w:val="Normal"/>
@@ -8030,342 +7633,49 @@
       <w:szCs w:val="20"/>
     </w:rPr>
   </w:style>
-</w:styles>
-</file>
-
-<file path=word/stylesWithEffects.xml><?xml version="1.0" encoding="utf-8"?>
-<w:styles xmlns:wpc="http://schemas.microsoft.com/office/word/2010/wordprocessingCanvas" xmlns:mc="http://schemas.openxmlformats.org/markup-compatibility/2006" xmlns:o="urn:schemas-microsoft-com:office:office" xmlns:r="http://schemas.openxmlformats.org/officeDocument/2006/relationships" xmlns:m="http://schemas.openxmlformats.org/officeDocument/2006/math" xmlns:v="urn:schemas-microsoft-com:vml" xmlns:wp14="http://schemas.microsoft.com/office/word/2010/wordprocessingDrawing" xmlns:wp="http://schemas.openxmlformats.org/drawingml/2006/wordprocessingDrawing" xmlns:w10="urn:schemas-microsoft-com:office:word" xmlns:w="http://schemas.openxmlformats.org/wordprocessingml/2006/main" xmlns:w14="http://schemas.microsoft.com/office/word/2010/wordml" xmlns:wpg="http://schemas.microsoft.com/office/word/2010/wordprocessingGroup" xmlns:wpi="http://schemas.microsoft.com/office/word/2010/wordprocessingInk" xmlns:wne="http://schemas.microsoft.com/office/word/2006/wordml" xmlns:wps="http://schemas.microsoft.com/office/word/2010/wordprocessingShape" mc:Ignorable="w14 wp14">
-  <w:docDefaults>
-    <w:rPrDefault>
-      <w:rPr>
-        <w:rFonts w:asciiTheme="minorHAnsi" w:eastAsiaTheme="minorHAnsi" w:hAnsiTheme="minorHAnsi" w:cstheme="minorBidi"/>
-        <w:sz w:val="22"/>
-        <w:szCs w:val="22"/>
-        <w:lang w:val="en-IN" w:eastAsia="en-US" w:bidi="ar-SA"/>
-      </w:rPr>
-    </w:rPrDefault>
-    <w:pPrDefault>
-      <w:pPr>
-        <w:spacing w:after="200" w:line="276" w:lineRule="auto"/>
-      </w:pPr>
-    </w:pPrDefault>
-  </w:docDefaults>
-  <w:latentStyles w:defLockedState="0" w:defUIPriority="99" w:defSemiHidden="1" w:defUnhideWhenUsed="1" w:defQFormat="0" w:count="267">
-    <w:lsdException w:name="Normal" w:semiHidden="0" w:uiPriority="0" w:unhideWhenUsed="0" w:qFormat="1"/>
-    <w:lsdException w:name="heading 1" w:semiHidden="0" w:uiPriority="9" w:unhideWhenUsed="0" w:qFormat="1"/>
-    <w:lsdException w:name="heading 2" w:uiPriority="9" w:qFormat="1"/>
-    <w:lsdException w:name="heading 3" w:uiPriority="9" w:qFormat="1"/>
-    <w:lsdException w:name="heading 4" w:uiPriority="9" w:qFormat="1"/>
-    <w:lsdException w:name="heading 5" w:uiPriority="9" w:qFormat="1"/>
-    <w:lsdException w:name="heading 6" w:uiPriority="9" w:qFormat="1"/>
-    <w:lsdException w:name="heading 7" w:uiPriority="9" w:qFormat="1"/>
-    <w:lsdException w:name="heading 8" w:uiPriority="9" w:qFormat="1"/>
-    <w:lsdException w:name="heading 9" w:uiPriority="9" w:qFormat="1"/>
-    <w:lsdException w:name="toc 1" w:uiPriority="39"/>
-    <w:lsdException w:name="toc 2" w:uiPriority="39"/>
-    <w:lsdException w:name="toc 3" w:uiPriority="39"/>
-    <w:lsdException w:name="toc 4" w:uiPriority="39"/>
-    <w:lsdException w:name="toc 5" w:uiPriority="39"/>
-    <w:lsdException w:name="toc 6" w:uiPriority="39"/>
-    <w:lsdException w:name="toc 7" w:uiPriority="39"/>
-    <w:lsdException w:name="toc 8" w:uiPriority="39"/>
-    <w:lsdException w:name="toc 9" w:uiPriority="39"/>
-    <w:lsdException w:name="caption" w:uiPriority="35" w:qFormat="1"/>
-    <w:lsdException w:name="Title" w:semiHidden="0" w:uiPriority="10" w:unhideWhenUsed="0" w:qFormat="1"/>
-    <w:lsdException w:name="Default Paragraph Font" w:uiPriority="1"/>
-    <w:lsdException w:name="Subtitle" w:semiHidden="0" w:uiPriority="11" w:unhideWhenUsed="0" w:qFormat="1"/>
-    <w:lsdException w:name="Strong" w:semiHidden="0" w:uiPriority="22" w:unhideWhenUsed="0" w:qFormat="1"/>
-    <w:lsdException w:name="Emphasis" w:semiHidden="0" w:uiPriority="20" w:unhideWhenUsed="0" w:qFormat="1"/>
-    <w:lsdException w:name="Table Grid" w:semiHidden="0" w:uiPriority="59" w:unhideWhenUsed="0"/>
-    <w:lsdException w:name="Placeholder Text" w:unhideWhenUsed="0"/>
-    <w:lsdException w:name="No Spacing" w:semiHidden="0" w:uiPriority="1" w:unhideWhenUsed="0" w:qFormat="1"/>
-    <w:lsdException w:name="Light Shading" w:semiHidden="0" w:uiPriority="60" w:unhideWhenUsed="0"/>
-    <w:lsdException w:name="Light List" w:semiHidden="0" w:uiPriority="61" w:unhideWhenUsed="0"/>
-    <w:lsdException w:name="Light Grid" w:semiHidden="0" w:uiPriority="62" w:unhideWhenUsed="0"/>
-    <w:lsdException w:name="Medium Shading 1" w:semiHidden="0" w:uiPriority="63" w:unhideWhenUsed="0"/>
-    <w:lsdException w:name="Medium Shading 2" w:semiHidden="0" w:uiPriority="64" w:unhideWhenUsed="0"/>
-    <w:lsdException w:name="Medium List 1" w:semiHidden="0" w:uiPriority="65" w:unhideWhenUsed="0"/>
-    <w:lsdException w:name="Medium List 2" w:semiHidden="0" w:uiPriority="66" w:unhideWhenUsed="0"/>
-    <w:lsdException w:name="Medium Grid 1" w:semiHidden="0" w:uiPriority="67" w:unhideWhenUsed="0"/>
-    <w:lsdException w:name="Medium Grid 2" w:semiHidden="0" w:uiPriority="68" w:unhideWhenUsed="0"/>
-    <w:lsdException w:name="Medium Grid 3" w:semiHidden="0" w:uiPriority="69" w:unhideWhenUsed="0"/>
-    <w:lsdException w:name="Dark List" w:semiHidden="0" w:uiPriority="70" w:unhideWhenUsed="0"/>
-    <w:lsdException w:name="Colorful Shading" w:semiHidden="0" w:uiPriority="71" w:unhideWhenUsed="0"/>
-    <w:lsdException w:name="Colorful List" w:semiHidden="0" w:uiPriority="72" w:unhideWhenUsed="0"/>
-    <w:lsdException w:name="Colorful Grid" w:semiHidden="0" w:uiPriority="73" w:unhideWhenUsed="0"/>
-    <w:lsdException w:name="Light Shading Accent 1" w:semiHidden="0" w:uiPriority="60" w:unhideWhenUsed="0"/>
-    <w:lsdException w:name="Light List Accent 1" w:semiHidden="0" w:uiPriority="61" w:unhideWhenUsed="0"/>
-    <w:lsdException w:name="Light Grid Accent 1" w:semiHidden="0" w:uiPriority="62" w:unhideWhenUsed="0"/>
-    <w:lsdException w:name="Medium Shading 1 Accent 1" w:semiHidden="0" w:uiPriority="63" w:unhideWhenUsed="0"/>
-    <w:lsdException w:name="Medium Shading 2 Accent 1" w:semiHidden="0" w:uiPriority="64" w:unhideWhenUsed="0"/>
-    <w:lsdException w:name="Medium List 1 Accent 1" w:semiHidden="0" w:uiPriority="65" w:unhideWhenUsed="0"/>
-    <w:lsdException w:name="Revision" w:unhideWhenUsed="0"/>
-    <w:lsdException w:name="List Paragraph" w:semiHidden="0" w:uiPriority="34" w:unhideWhenUsed="0" w:qFormat="1"/>
-    <w:lsdException w:name="Quote" w:semiHidden="0" w:uiPriority="29" w:unhideWhenUsed="0" w:qFormat="1"/>
-    <w:lsdException w:name="Intense Quote" w:semiHidden="0" w:uiPriority="30" w:unhideWhenUsed="0" w:qFormat="1"/>
-    <w:lsdException w:name="Medium List 2 Accent 1" w:semiHidden="0" w:uiPriority="66" w:unhideWhenUsed="0"/>
-    <w:lsdException w:name="Medium Grid 1 Accent 1" w:semiHidden="0" w:uiPriority="67" w:unhideWhenUsed="0"/>
-    <w:lsdException w:name="Medium Grid 2 Accent 1" w:semiHidden="0" w:uiPriority="68" w:unhideWhenUsed="0"/>
-    <w:lsdException w:name="Medium Grid 3 Accent 1" w:semiHidden="0" w:uiPriority="69" w:unhideWhenUsed="0"/>
-    <w:lsdException w:name="Dark List Accent 1" w:semiHidden="0" w:uiPriority="70" w:unhideWhenUsed="0"/>
-    <w:lsdException w:name="Colorful Shading Accent 1" w:semiHidden="0" w:uiPriority="71" w:unhideWhenUsed="0"/>
-    <w:lsdException w:name="Colorful List Accent 1" w:semiHidden="0" w:uiPriority="72" w:unhideWhenUsed="0"/>
-    <w:lsdException w:name="Colorful Grid Accent 1" w:semiHidden="0" w:uiPriority="73" w:unhideWhenUsed="0"/>
-    <w:lsdException w:name="Light Shading Accent 2" w:semiHidden="0" w:uiPriority="60" w:unhideWhenUsed="0"/>
-    <w:lsdException w:name="Light List Accent 2" w:semiHidden="0" w:uiPriority="61" w:unhideWhenUsed="0"/>
-    <w:lsdException w:name="Light Grid Accent 2" w:semiHidden="0" w:uiPriority="62" w:unhideWhenUsed="0"/>
-    <w:lsdException w:name="Medium Shading 1 Accent 2" w:semiHidden="0" w:uiPriority="63" w:unhideWhenUsed="0"/>
-    <w:lsdException w:name="Medium Shading 2 Accent 2" w:semiHidden="0" w:uiPriority="64" w:unhideWhenUsed="0"/>
-    <w:lsdException w:name="Medium List 1 Accent 2" w:semiHidden="0" w:uiPriority="65" w:unhideWhenUsed="0"/>
-    <w:lsdException w:name="Medium List 2 Accent 2" w:semiHidden="0" w:uiPriority="66" w:unhideWhenUsed="0"/>
-    <w:lsdException w:name="Medium Grid 1 Accent 2" w:semiHidden="0" w:uiPriority="67" w:unhideWhenUsed="0"/>
-    <w:lsdException w:name="Medium Grid 2 Accent 2" w:semiHidden="0" w:uiPriority="68" w:unhideWhenUsed="0"/>
-    <w:lsdException w:name="Medium Grid 3 Accent 2" w:semiHidden="0" w:uiPriority="69" w:unhideWhenUsed="0"/>
-    <w:lsdException w:name="Dark List Accent 2" w:semiHidden="0" w:uiPriority="70" w:unhideWhenUsed="0"/>
-    <w:lsdException w:name="Colorful Shading Accent 2" w:semiHidden="0" w:uiPriority="71" w:unhideWhenUsed="0"/>
-    <w:lsdException w:name="Colorful List Accent 2" w:semiHidden="0" w:uiPriority="72" w:unhideWhenUsed="0"/>
-    <w:lsdException w:name="Colorful Grid Accent 2" w:semiHidden="0" w:uiPriority="73" w:unhideWhenUsed="0"/>
-    <w:lsdException w:name="Light Shading Accent 3" w:semiHidden="0" w:uiPriority="60" w:unhideWhenUsed="0"/>
-    <w:lsdException w:name="Light List Accent 3" w:semiHidden="0" w:uiPriority="61" w:unhideWhenUsed="0"/>
-    <w:lsdException w:name="Light Grid Accent 3" w:semiHidden="0" w:uiPriority="62" w:unhideWhenUsed="0"/>
-    <w:lsdException w:name="Medium Shading 1 Accent 3" w:semiHidden="0" w:uiPriority="63" w:unhideWhenUsed="0"/>
-    <w:lsdException w:name="Medium Shading 2 Accent 3" w:semiHidden="0" w:uiPriority="64" w:unhideWhenUsed="0"/>
-    <w:lsdException w:name="Medium List 1 Accent 3" w:semiHidden="0" w:uiPriority="65" w:unhideWhenUsed="0"/>
-    <w:lsdException w:name="Medium List 2 Accent 3" w:semiHidden="0" w:uiPriority="66" w:unhideWhenUsed="0"/>
-    <w:lsdException w:name="Medium Grid 1 Accent 3" w:semiHidden="0" w:uiPriority="67" w:unhideWhenUsed="0"/>
-    <w:lsdException w:name="Medium Grid 2 Accent 3" w:semiHidden="0" w:uiPriority="68" w:unhideWhenUsed="0"/>
-    <w:lsdException w:name="Medium Grid 3 Accent 3" w:semiHidden="0" w:uiPriority="69" w:unhideWhenUsed="0"/>
-    <w:lsdException w:name="Dark List Accent 3" w:semiHidden="0" w:uiPriority="70" w:unhideWhenUsed="0"/>
-    <w:lsdException w:name="Colorful Shading Accent 3" w:semiHidden="0" w:uiPriority="71" w:unhideWhenUsed="0"/>
-    <w:lsdException w:name="Colorful List Accent 3" w:semiHidden="0" w:uiPriority="72" w:unhideWhenUsed="0"/>
-    <w:lsdException w:name="Colorful Grid Accent 3" w:semiHidden="0" w:uiPriority="73" w:unhideWhenUsed="0"/>
-    <w:lsdException w:name="Light Shading Accent 4" w:semiHidden="0" w:uiPriority="60" w:unhideWhenUsed="0"/>
-    <w:lsdException w:name="Light List Accent 4" w:semiHidden="0" w:uiPriority="61" w:unhideWhenUsed="0"/>
-    <w:lsdException w:name="Light Grid Accent 4" w:semiHidden="0" w:uiPriority="62" w:unhideWhenUsed="0"/>
-    <w:lsdException w:name="Medium Shading 1 Accent 4" w:semiHidden="0" w:uiPriority="63" w:unhideWhenUsed="0"/>
-    <w:lsdException w:name="Medium Shading 2 Accent 4" w:semiHidden="0" w:uiPriority="64" w:unhideWhenUsed="0"/>
-    <w:lsdException w:name="Medium List 1 Accent 4" w:semiHidden="0" w:uiPriority="65" w:unhideWhenUsed="0"/>
-    <w:lsdException w:name="Medium List 2 Accent 4" w:semiHidden="0" w:uiPriority="66" w:unhideWhenUsed="0"/>
-    <w:lsdException w:name="Medium Grid 1 Accent 4" w:semiHidden="0" w:uiPriority="67" w:unhideWhenUsed="0"/>
-    <w:lsdException w:name="Medium Grid 2 Accent 4" w:semiHidden="0" w:uiPriority="68" w:unhideWhenUsed="0"/>
-    <w:lsdException w:name="Medium Grid 3 Accent 4" w:semiHidden="0" w:uiPriority="69" w:unhideWhenUsed="0"/>
-    <w:lsdException w:name="Dark List Accent 4" w:semiHidden="0" w:uiPriority="70" w:unhideWhenUsed="0"/>
-    <w:lsdException w:name="Colorful Shading Accent 4" w:semiHidden="0" w:uiPriority="71" w:unhideWhenUsed="0"/>
-    <w:lsdException w:name="Colorful List Accent 4" w:semiHidden="0" w:uiPriority="72" w:unhideWhenUsed="0"/>
-    <w:lsdException w:name="Colorful Grid Accent 4" w:semiHidden="0" w:uiPriority="73" w:unhideWhenUsed="0"/>
-    <w:lsdException w:name="Light Shading Accent 5" w:semiHidden="0" w:uiPriority="60" w:unhideWhenUsed="0"/>
-    <w:lsdException w:name="Light List Accent 5" w:semiHidden="0" w:uiPriority="61" w:unhideWhenUsed="0"/>
-    <w:lsdException w:name="Light Grid Accent 5" w:semiHidden="0" w:uiPriority="62" w:unhideWhenUsed="0"/>
-    <w:lsdException w:name="Medium Shading 1 Accent 5" w:semiHidden="0" w:uiPriority="63" w:unhideWhenUsed="0"/>
-    <w:lsdException w:name="Medium Shading 2 Accent 5" w:semiHidden="0" w:uiPriority="64" w:unhideWhenUsed="0"/>
-    <w:lsdException w:name="Medium List 1 Accent 5" w:semiHidden="0" w:uiPriority="65" w:unhideWhenUsed="0"/>
-    <w:lsdException w:name="Medium List 2 Accent 5" w:semiHidden="0" w:uiPriority="66" w:unhideWhenUsed="0"/>
-    <w:lsdException w:name="Medium Grid 1 Accent 5" w:semiHidden="0" w:uiPriority="67" w:unhideWhenUsed="0"/>
-    <w:lsdException w:name="Medium Grid 2 Accent 5" w:semiHidden="0" w:uiPriority="68" w:unhideWhenUsed="0"/>
-    <w:lsdException w:name="Medium Grid 3 Accent 5" w:semiHidden="0" w:uiPriority="69" w:unhideWhenUsed="0"/>
-    <w:lsdException w:name="Dark List Accent 5" w:semiHidden="0" w:uiPriority="70" w:unhideWhenUsed="0"/>
-    <w:lsdException w:name="Colorful Shading Accent 5" w:semiHidden="0" w:uiPriority="71" w:unhideWhenUsed="0"/>
-    <w:lsdException w:name="Colorful List Accent 5" w:semiHidden="0" w:uiPriority="72" w:unhideWhenUsed="0"/>
-    <w:lsdException w:name="Colorful Grid Accent 5" w:semiHidden="0" w:uiPriority="73" w:unhideWhenUsed="0"/>
-    <w:lsdException w:name="Light Shading Accent 6" w:semiHidden="0" w:uiPriority="60" w:unhideWhenUsed="0"/>
-    <w:lsdException w:name="Light List Accent 6" w:semiHidden="0" w:uiPriority="61" w:unhideWhenUsed="0"/>
-    <w:lsdException w:name="Light Grid Accent 6" w:semiHidden="0" w:uiPriority="62" w:unhideWhenUsed="0"/>
-    <w:lsdException w:name="Medium Shading 1 Accent 6" w:semiHidden="0" w:uiPriority="63" w:unhideWhenUsed="0"/>
-    <w:lsdException w:name="Medium Shading 2 Accent 6" w:semiHidden="0" w:uiPriority="64" w:unhideWhenUsed="0"/>
-    <w:lsdException w:name="Medium List 1 Accent 6" w:semiHidden="0" w:uiPriority="65" w:unhideWhenUsed="0"/>
-    <w:lsdException w:name="Medium List 2 Accent 6" w:semiHidden="0" w:uiPriority="66" w:unhideWhenUsed="0"/>
-    <w:lsdException w:name="Medium Grid 1 Accent 6" w:semiHidden="0" w:uiPriority="67" w:unhideWhenUsed="0"/>
-    <w:lsdException w:name="Medium Grid 2 Accent 6" w:semiHidden="0" w:uiPriority="68" w:unhideWhenUsed="0"/>
-    <w:lsdException w:name="Medium Grid 3 Accent 6" w:semiHidden="0" w:uiPriority="69" w:unhideWhenUsed="0"/>
-    <w:lsdException w:name="Dark List Accent 6" w:semiHidden="0" w:uiPriority="70" w:unhideWhenUsed="0"/>
-    <w:lsdException w:name="Colorful Shading Accent 6" w:semiHidden="0" w:uiPriority="71" w:unhideWhenUsed="0"/>
-    <w:lsdException w:name="Colorful List Accent 6" w:semiHidden="0" w:uiPriority="72" w:unhideWhenUsed="0"/>
-    <w:lsdException w:name="Colorful Grid Accent 6" w:semiHidden="0" w:uiPriority="73" w:unhideWhenUsed="0"/>
-    <w:lsdException w:name="Subtle Emphasis" w:semiHidden="0" w:uiPriority="19" w:unhideWhenUsed="0" w:qFormat="1"/>
-    <w:lsdException w:name="Intense Emphasis" w:semiHidden="0" w:uiPriority="21" w:unhideWhenUsed="0" w:qFormat="1"/>
-    <w:lsdException w:name="Subtle Reference" w:semiHidden="0" w:uiPriority="31" w:unhideWhenUsed="0" w:qFormat="1"/>
-    <w:lsdException w:name="Intense Reference" w:semiHidden="0" w:uiPriority="32" w:unhideWhenUsed="0" w:qFormat="1"/>
-    <w:lsdException w:name="Book Title" w:semiHidden="0" w:uiPriority="33" w:unhideWhenUsed="0" w:qFormat="1"/>
-    <w:lsdException w:name="Bibliography" w:uiPriority="37"/>
-    <w:lsdException w:name="TOC Heading" w:uiPriority="39" w:qFormat="1"/>
-  </w:latentStyles>
-  <w:style w:type="paragraph" w:default="1" w:styleId="Normal">
-    <w:name w:val="Normal"/>
-    <w:qFormat/>
+  <w:style w:type="paragraph" w:styleId="Header">
+    <w:name w:val="header"/>
+    <w:basedOn w:val="Normal"/>
+    <w:link w:val="HeaderChar"/>
+    <w:uiPriority w:val="99"/>
+    <w:unhideWhenUsed/>
+    <w:rsid w:val="00601A9F"/>
+    <w:pPr>
+      <w:tabs>
+        <w:tab w:val="center" w:pos="4513"/>
+        <w:tab w:val="right" w:pos="9026"/>
+      </w:tabs>
+      <w:spacing w:after="0" w:line="240" w:lineRule="auto"/>
+    </w:pPr>
   </w:style>
-  <w:style w:type="paragraph" w:styleId="Heading1">
-    <w:name w:val="heading 1"/>
+  <w:style w:type="character" w:customStyle="1" w:styleId="HeaderChar">
+    <w:name w:val="Header Char"/>
+    <w:basedOn w:val="DefaultParagraphFont"/>
+    <w:link w:val="Header"/>
+    <w:uiPriority w:val="99"/>
+    <w:rsid w:val="00601A9F"/>
+  </w:style>
+  <w:style w:type="paragraph" w:styleId="Footer">
+    <w:name w:val="footer"/>
     <w:basedOn w:val="Normal"/>
-    <w:link w:val="Heading1Char"/>
-    <w:uiPriority w:val="9"/>
-    <w:qFormat/>
-    <w:rsid w:val="00A85A08"/>
+    <w:link w:val="FooterChar"/>
+    <w:uiPriority w:val="99"/>
+    <w:unhideWhenUsed/>
+    <w:rsid w:val="00601A9F"/>
     <w:pPr>
-      <w:spacing w:before="100" w:beforeAutospacing="1" w:after="100" w:afterAutospacing="1" w:line="240" w:lineRule="auto"/>
-      <w:outlineLvl w:val="0"/>
+      <w:tabs>
+        <w:tab w:val="center" w:pos="4513"/>
+        <w:tab w:val="right" w:pos="9026"/>
+      </w:tabs>
+      <w:spacing w:after="0" w:line="240" w:lineRule="auto"/>
     </w:pPr>
-    <w:rPr>
-      <w:rFonts w:ascii="Times New Roman" w:eastAsia="Times New Roman" w:hAnsi="Times New Roman" w:cs="Times New Roman"/>
-      <w:b/>
-      <w:bCs/>
-      <w:kern w:val="36"/>
-      <w:sz w:val="48"/>
-      <w:szCs w:val="48"/>
-      <w:lang w:eastAsia="en-IN"/>
-    </w:rPr>
   </w:style>
-  <w:style w:type="paragraph" w:styleId="Heading2">
-    <w:name w:val="heading 2"/>
-    <w:basedOn w:val="Normal"/>
-    <w:link w:val="Heading2Char"/>
-    <w:uiPriority w:val="9"/>
-    <w:qFormat/>
-    <w:rsid w:val="00A85A08"/>
-    <w:pPr>
-      <w:spacing w:before="100" w:beforeAutospacing="1" w:after="100" w:afterAutospacing="1" w:line="240" w:lineRule="auto"/>
-      <w:outlineLvl w:val="1"/>
-    </w:pPr>
-    <w:rPr>
-      <w:rFonts w:ascii="Times New Roman" w:eastAsia="Times New Roman" w:hAnsi="Times New Roman" w:cs="Times New Roman"/>
-      <w:b/>
-      <w:bCs/>
-      <w:sz w:val="36"/>
-      <w:szCs w:val="36"/>
-      <w:lang w:eastAsia="en-IN"/>
-    </w:rPr>
-  </w:style>
-  <w:style w:type="paragraph" w:styleId="Heading3">
-    <w:name w:val="heading 3"/>
-    <w:basedOn w:val="Normal"/>
-    <w:link w:val="Heading3Char"/>
-    <w:uiPriority w:val="9"/>
-    <w:qFormat/>
-    <w:rsid w:val="00A85A08"/>
-    <w:pPr>
-      <w:spacing w:before="100" w:beforeAutospacing="1" w:after="100" w:afterAutospacing="1" w:line="240" w:lineRule="auto"/>
-      <w:outlineLvl w:val="2"/>
-    </w:pPr>
-    <w:rPr>
-      <w:rFonts w:ascii="Times New Roman" w:eastAsia="Times New Roman" w:hAnsi="Times New Roman" w:cs="Times New Roman"/>
-      <w:b/>
-      <w:bCs/>
-      <w:sz w:val="27"/>
-      <w:szCs w:val="27"/>
-      <w:lang w:eastAsia="en-IN"/>
-    </w:rPr>
-  </w:style>
-  <w:style w:type="character" w:default="1" w:styleId="DefaultParagraphFont">
-    <w:name w:val="Default Paragraph Font"/>
-    <w:uiPriority w:val="1"/>
-    <w:semiHidden/>
-    <w:unhideWhenUsed/>
-  </w:style>
-  <w:style w:type="table" w:default="1" w:styleId="TableNormal">
-    <w:name w:val="Normal Table"/>
+  <w:style w:type="character" w:customStyle="1" w:styleId="FooterChar">
+    <w:name w:val="Footer Char"/>
+    <w:basedOn w:val="DefaultParagraphFont"/>
+    <w:link w:val="Footer"/>
     <w:uiPriority w:val="99"/>
-    <w:semiHidden/>
-    <w:unhideWhenUsed/>
-    <w:tblPr>
-      <w:tblInd w:w="0" w:type="dxa"/>
-      <w:tblCellMar>
-        <w:top w:w="0" w:type="dxa"/>
-        <w:left w:w="108" w:type="dxa"/>
-        <w:bottom w:w="0" w:type="dxa"/>
-        <w:right w:w="108" w:type="dxa"/>
-      </w:tblCellMar>
-    </w:tblPr>
-  </w:style>
-  <w:style w:type="numbering" w:default="1" w:styleId="NoList">
-    <w:name w:val="No List"/>
-    <w:uiPriority w:val="99"/>
-    <w:semiHidden/>
-    <w:unhideWhenUsed/>
-  </w:style>
-  <w:style w:type="character" w:customStyle="1" w:styleId="Heading1Char">
-    <w:name w:val="Heading 1 Char"/>
-    <w:basedOn w:val="DefaultParagraphFont"/>
-    <w:link w:val="Heading1"/>
-    <w:uiPriority w:val="9"/>
-    <w:rsid w:val="00A85A08"/>
-    <w:rPr>
-      <w:rFonts w:ascii="Times New Roman" w:eastAsia="Times New Roman" w:hAnsi="Times New Roman" w:cs="Times New Roman"/>
-      <w:b/>
-      <w:bCs/>
-      <w:kern w:val="36"/>
-      <w:sz w:val="48"/>
-      <w:szCs w:val="48"/>
-      <w:lang w:eastAsia="en-IN"/>
-    </w:rPr>
-  </w:style>
-  <w:style w:type="character" w:customStyle="1" w:styleId="Heading2Char">
-    <w:name w:val="Heading 2 Char"/>
-    <w:basedOn w:val="DefaultParagraphFont"/>
-    <w:link w:val="Heading2"/>
-    <w:uiPriority w:val="9"/>
-    <w:rsid w:val="00A85A08"/>
-    <w:rPr>
-      <w:rFonts w:ascii="Times New Roman" w:eastAsia="Times New Roman" w:hAnsi="Times New Roman" w:cs="Times New Roman"/>
-      <w:b/>
-      <w:bCs/>
-      <w:sz w:val="36"/>
-      <w:szCs w:val="36"/>
-      <w:lang w:eastAsia="en-IN"/>
-    </w:rPr>
-  </w:style>
-  <w:style w:type="character" w:customStyle="1" w:styleId="Heading3Char">
-    <w:name w:val="Heading 3 Char"/>
-    <w:basedOn w:val="DefaultParagraphFont"/>
-    <w:link w:val="Heading3"/>
-    <w:uiPriority w:val="9"/>
-    <w:rsid w:val="00A85A08"/>
-    <w:rPr>
-      <w:rFonts w:ascii="Times New Roman" w:eastAsia="Times New Roman" w:hAnsi="Times New Roman" w:cs="Times New Roman"/>
-      <w:b/>
-      <w:bCs/>
-      <w:sz w:val="27"/>
-      <w:szCs w:val="27"/>
-      <w:lang w:eastAsia="en-IN"/>
-    </w:rPr>
-  </w:style>
-  <w:style w:type="character" w:styleId="Strong">
-    <w:name w:val="Strong"/>
-    <w:basedOn w:val="DefaultParagraphFont"/>
-    <w:uiPriority w:val="22"/>
-    <w:qFormat/>
-    <w:rsid w:val="00A85A08"/>
-    <w:rPr>
-      <w:b/>
-      <w:bCs/>
-    </w:rPr>
-  </w:style>
-  <w:style w:type="character" w:styleId="Emphasis">
-    <w:name w:val="Emphasis"/>
-    <w:basedOn w:val="DefaultParagraphFont"/>
-    <w:uiPriority w:val="20"/>
-    <w:qFormat/>
-    <w:rsid w:val="00A85A08"/>
-    <w:rPr>
-      <w:i/>
-      <w:iCs/>
-    </w:rPr>
-  </w:style>
-  <w:style w:type="character" w:customStyle="1" w:styleId="whitespace-normal">
-    <w:name w:val="whitespace-normal"/>
-    <w:basedOn w:val="DefaultParagraphFont"/>
-    <w:rsid w:val="00A85A08"/>
-  </w:style>
-  <w:style w:type="character" w:styleId="HTMLCode">
-    <w:name w:val="HTML Code"/>
-    <w:basedOn w:val="DefaultParagraphFont"/>
-    <w:uiPriority w:val="99"/>
-    <w:semiHidden/>
-    <w:unhideWhenUsed/>
-    <w:rsid w:val="00A85A08"/>
-    <w:rPr>
-      <w:rFonts w:ascii="Courier New" w:eastAsia="Times New Roman" w:hAnsi="Courier New" w:cs="Courier New"/>
-      <w:sz w:val="20"/>
-      <w:szCs w:val="20"/>
-    </w:rPr>
+    <w:rsid w:val="00601A9F"/>
   </w:style>
 </w:styles>
 </file>
